--- a/reports/Week1_Report.docx
+++ b/reports/Week1_Report.docx
@@ -16,6 +16,8 @@
         <w:jc w:val="center"/>
         <w:rPr>
           <w:rFonts w:ascii="Times New Roman" w:hAnsi="Times New Roman" w:cs="Times New Roman"/>
+          <w:sz w:val="24"/>
+          <w:szCs w:val="24"/>
         </w:rPr>
       </w:pPr>
       <w:proofErr w:type="spellStart"/>
@@ -24,8 +26,8 @@
           <w:rFonts w:ascii="Times New Roman" w:hAnsi="Times New Roman" w:cs="Times New Roman"/>
           <w:b/>
           <w:bCs/>
-          <w:sz w:val="34"/>
-          <w:szCs w:val="34"/>
+          <w:sz w:val="36"/>
+          <w:szCs w:val="36"/>
         </w:rPr>
         <w:t>AgriInsight</w:t>
       </w:r>
@@ -35,8 +37,8 @@
           <w:rFonts w:ascii="Times New Roman" w:hAnsi="Times New Roman" w:cs="Times New Roman"/>
           <w:b/>
           <w:bCs/>
-          <w:sz w:val="34"/>
-          <w:szCs w:val="34"/>
+          <w:sz w:val="36"/>
+          <w:szCs w:val="36"/>
         </w:rPr>
         <w:t>: Crop Yield Analysis &amp; Forecasting for Indian Agriculture Using Machine Learning and Data Analytics</w:t>
       </w:r>
@@ -47,6 +49,9 @@
         <w:jc w:val="center"/>
         <w:rPr>
           <w:rFonts w:ascii="Times New Roman" w:hAnsi="Times New Roman" w:cs="Times New Roman"/>
+          <w:color w:val="1F3864" w:themeColor="accent1" w:themeShade="80"/>
+          <w:sz w:val="28"/>
+          <w:szCs w:val="28"/>
         </w:rPr>
       </w:pPr>
       <w:r>
@@ -54,8 +59,9 @@
           <w:rFonts w:ascii="Times New Roman" w:hAnsi="Times New Roman" w:cs="Times New Roman"/>
           <w:b/>
           <w:bCs/>
-          <w:sz w:val="26"/>
-          <w:szCs w:val="26"/>
+          <w:color w:val="1F3864" w:themeColor="accent1" w:themeShade="80"/>
+          <w:sz w:val="32"/>
+          <w:szCs w:val="32"/>
         </w:rPr>
         <w:t>Week 1 Report</w:t>
       </w:r>
@@ -66,6 +72,8 @@
         <w:jc w:val="center"/>
         <w:rPr>
           <w:rFonts w:ascii="Times New Roman" w:hAnsi="Times New Roman" w:cs="Times New Roman"/>
+          <w:sz w:val="24"/>
+          <w:szCs w:val="24"/>
         </w:rPr>
       </w:pPr>
       <w:r>
@@ -73,8 +81,8 @@
           <w:rFonts w:ascii="Times New Roman" w:hAnsi="Times New Roman" w:cs="Times New Roman"/>
           <w:i/>
           <w:iCs/>
-          <w:sz w:val="24"/>
-          <w:szCs w:val="24"/>
+          <w:sz w:val="28"/>
+          <w:szCs w:val="28"/>
         </w:rPr>
         <w:t>Data Collection and Cleaning</w:t>
       </w:r>
@@ -85,6 +93,8 @@
         <w:jc w:val="center"/>
         <w:rPr>
           <w:rFonts w:ascii="Times New Roman" w:hAnsi="Times New Roman" w:cs="Times New Roman"/>
+          <w:sz w:val="28"/>
+          <w:szCs w:val="28"/>
         </w:rPr>
       </w:pPr>
       <w:r>
@@ -92,12 +102,16 @@
           <w:rFonts w:ascii="Times New Roman" w:hAnsi="Times New Roman" w:cs="Times New Roman"/>
           <w:b/>
           <w:bCs/>
+          <w:sz w:val="28"/>
+          <w:szCs w:val="28"/>
         </w:rPr>
         <w:t xml:space="preserve">Submitted By: </w:t>
       </w:r>
       <w:r>
         <w:rPr>
           <w:rFonts w:ascii="Times New Roman" w:hAnsi="Times New Roman" w:cs="Times New Roman"/>
+          <w:sz w:val="28"/>
+          <w:szCs w:val="28"/>
         </w:rPr>
         <w:t>Samruddhi Chavan</w:t>
       </w:r>
@@ -108,6 +122,8 @@
         <w:jc w:val="center"/>
         <w:rPr>
           <w:rFonts w:ascii="Times New Roman" w:hAnsi="Times New Roman" w:cs="Times New Roman"/>
+          <w:sz w:val="28"/>
+          <w:szCs w:val="28"/>
         </w:rPr>
       </w:pPr>
       <w:r>
@@ -115,12 +131,16 @@
           <w:rFonts w:ascii="Times New Roman" w:hAnsi="Times New Roman" w:cs="Times New Roman"/>
           <w:b/>
           <w:bCs/>
+          <w:sz w:val="28"/>
+          <w:szCs w:val="28"/>
         </w:rPr>
         <w:t xml:space="preserve">Internship: </w:t>
       </w:r>
       <w:r>
         <w:rPr>
           <w:rFonts w:ascii="Times New Roman" w:hAnsi="Times New Roman" w:cs="Times New Roman"/>
+          <w:sz w:val="28"/>
+          <w:szCs w:val="28"/>
         </w:rPr>
         <w:t>Machine Learning Data Analyst – Agribusiness</w:t>
       </w:r>
@@ -131,6 +151,8 @@
         <w:jc w:val="center"/>
         <w:rPr>
           <w:rFonts w:ascii="Times New Roman" w:hAnsi="Times New Roman" w:cs="Times New Roman"/>
+          <w:sz w:val="28"/>
+          <w:szCs w:val="28"/>
         </w:rPr>
       </w:pPr>
       <w:r>
@@ -138,12 +160,16 @@
           <w:rFonts w:ascii="Times New Roman" w:hAnsi="Times New Roman" w:cs="Times New Roman"/>
           <w:b/>
           <w:bCs/>
+          <w:sz w:val="28"/>
+          <w:szCs w:val="28"/>
         </w:rPr>
         <w:t xml:space="preserve">Internship Duration: </w:t>
       </w:r>
       <w:r>
         <w:rPr>
           <w:rFonts w:ascii="Times New Roman" w:hAnsi="Times New Roman" w:cs="Times New Roman"/>
+          <w:sz w:val="28"/>
+          <w:szCs w:val="28"/>
         </w:rPr>
         <w:t>12 July 2026 – 09 August 2026</w:t>
       </w:r>
@@ -154,6 +180,8 @@
         <w:jc w:val="center"/>
         <w:rPr>
           <w:rFonts w:ascii="Times New Roman" w:hAnsi="Times New Roman" w:cs="Times New Roman"/>
+          <w:sz w:val="28"/>
+          <w:szCs w:val="28"/>
         </w:rPr>
       </w:pPr>
       <w:r>
@@ -161,12 +189,16 @@
           <w:rFonts w:ascii="Times New Roman" w:hAnsi="Times New Roman" w:cs="Times New Roman"/>
           <w:b/>
           <w:bCs/>
+          <w:sz w:val="28"/>
+          <w:szCs w:val="28"/>
         </w:rPr>
         <w:t xml:space="preserve">Week: </w:t>
       </w:r>
       <w:r>
         <w:rPr>
           <w:rFonts w:ascii="Times New Roman" w:hAnsi="Times New Roman" w:cs="Times New Roman"/>
+          <w:sz w:val="28"/>
+          <w:szCs w:val="28"/>
         </w:rPr>
         <w:t>Week 1</w:t>
       </w:r>
@@ -177,6 +209,8 @@
         <w:jc w:val="center"/>
         <w:rPr>
           <w:rFonts w:ascii="Times New Roman" w:hAnsi="Times New Roman" w:cs="Times New Roman"/>
+          <w:sz w:val="28"/>
+          <w:szCs w:val="28"/>
         </w:rPr>
       </w:pPr>
       <w:r>
@@ -184,12 +218,16 @@
           <w:rFonts w:ascii="Times New Roman" w:hAnsi="Times New Roman" w:cs="Times New Roman"/>
           <w:b/>
           <w:bCs/>
+          <w:sz w:val="28"/>
+          <w:szCs w:val="28"/>
         </w:rPr>
         <w:t xml:space="preserve">Dataset: </w:t>
       </w:r>
       <w:r>
         <w:rPr>
           <w:rFonts w:ascii="Times New Roman" w:hAnsi="Times New Roman" w:cs="Times New Roman"/>
+          <w:sz w:val="28"/>
+          <w:szCs w:val="28"/>
         </w:rPr>
         <w:t>Agricultural Crop Yield in Indian States Dataset (1997–2020)</w:t>
       </w:r>
@@ -213,6 +251,8 @@
         <w:spacing w:before="360" w:after="200"/>
         <w:rPr>
           <w:rFonts w:ascii="Times New Roman" w:hAnsi="Times New Roman" w:cs="Times New Roman"/>
+          <w:sz w:val="36"/>
+          <w:szCs w:val="36"/>
         </w:rPr>
       </w:pPr>
       <w:r>
@@ -221,8 +261,6 @@
           <w:b/>
           <w:bCs/>
           <w:color w:val="000000"/>
-          <w:sz w:val="30"/>
-          <w:szCs w:val="30"/>
         </w:rPr>
         <w:lastRenderedPageBreak/>
         <w:t>Table of Contents</w:t>
@@ -234,6 +272,8 @@
         <w:ind w:left="260"/>
         <w:rPr>
           <w:rFonts w:ascii="Times New Roman" w:hAnsi="Times New Roman" w:cs="Times New Roman"/>
+          <w:sz w:val="24"/>
+          <w:szCs w:val="24"/>
         </w:rPr>
       </w:pPr>
       <w:r>
@@ -241,16 +281,16 @@
           <w:rFonts w:ascii="Times New Roman" w:hAnsi="Times New Roman" w:cs="Times New Roman"/>
           <w:b/>
           <w:bCs/>
-          <w:sz w:val="23"/>
-          <w:szCs w:val="23"/>
+          <w:sz w:val="24"/>
+          <w:szCs w:val="24"/>
         </w:rPr>
         <w:t xml:space="preserve">1. </w:t>
       </w:r>
       <w:r>
         <w:rPr>
           <w:rFonts w:ascii="Times New Roman" w:hAnsi="Times New Roman" w:cs="Times New Roman"/>
-          <w:sz w:val="23"/>
-          <w:szCs w:val="23"/>
+          <w:sz w:val="24"/>
+          <w:szCs w:val="24"/>
         </w:rPr>
         <w:t>Internship Overview</w:t>
       </w:r>
@@ -261,6 +301,8 @@
         <w:ind w:left="260"/>
         <w:rPr>
           <w:rFonts w:ascii="Times New Roman" w:hAnsi="Times New Roman" w:cs="Times New Roman"/>
+          <w:sz w:val="24"/>
+          <w:szCs w:val="24"/>
         </w:rPr>
       </w:pPr>
       <w:r>
@@ -268,16 +310,16 @@
           <w:rFonts w:ascii="Times New Roman" w:hAnsi="Times New Roman" w:cs="Times New Roman"/>
           <w:b/>
           <w:bCs/>
-          <w:sz w:val="23"/>
-          <w:szCs w:val="23"/>
+          <w:sz w:val="24"/>
+          <w:szCs w:val="24"/>
         </w:rPr>
         <w:t xml:space="preserve">2. </w:t>
       </w:r>
       <w:r>
         <w:rPr>
           <w:rFonts w:ascii="Times New Roman" w:hAnsi="Times New Roman" w:cs="Times New Roman"/>
-          <w:sz w:val="23"/>
-          <w:szCs w:val="23"/>
+          <w:sz w:val="24"/>
+          <w:szCs w:val="24"/>
         </w:rPr>
         <w:t>Project Overview</w:t>
       </w:r>
@@ -288,6 +330,8 @@
         <w:ind w:left="260"/>
         <w:rPr>
           <w:rFonts w:ascii="Times New Roman" w:hAnsi="Times New Roman" w:cs="Times New Roman"/>
+          <w:sz w:val="24"/>
+          <w:szCs w:val="24"/>
         </w:rPr>
       </w:pPr>
       <w:r>
@@ -295,26 +339,18 @@
           <w:rFonts w:ascii="Times New Roman" w:hAnsi="Times New Roman" w:cs="Times New Roman"/>
           <w:b/>
           <w:bCs/>
-          <w:sz w:val="23"/>
-          <w:szCs w:val="23"/>
+          <w:sz w:val="24"/>
+          <w:szCs w:val="24"/>
         </w:rPr>
         <w:t xml:space="preserve">3. </w:t>
       </w:r>
       <w:r>
         <w:rPr>
           <w:rFonts w:ascii="Times New Roman" w:hAnsi="Times New Roman" w:cs="Times New Roman"/>
-          <w:sz w:val="23"/>
-          <w:szCs w:val="23"/>
-        </w:rPr>
-        <w:t>Dataset Des</w:t>
-      </w:r>
-      <w:r>
-        <w:rPr>
-          <w:rFonts w:ascii="Times New Roman" w:hAnsi="Times New Roman" w:cs="Times New Roman"/>
-          <w:sz w:val="23"/>
-          <w:szCs w:val="23"/>
-        </w:rPr>
-        <w:t>cription</w:t>
+          <w:sz w:val="24"/>
+          <w:szCs w:val="24"/>
+        </w:rPr>
+        <w:t>Dataset Description</w:t>
       </w:r>
     </w:p>
     <w:p>
@@ -323,6 +359,8 @@
         <w:ind w:left="260"/>
         <w:rPr>
           <w:rFonts w:ascii="Times New Roman" w:hAnsi="Times New Roman" w:cs="Times New Roman"/>
+          <w:sz w:val="24"/>
+          <w:szCs w:val="24"/>
         </w:rPr>
       </w:pPr>
       <w:r>
@@ -330,16 +368,16 @@
           <w:rFonts w:ascii="Times New Roman" w:hAnsi="Times New Roman" w:cs="Times New Roman"/>
           <w:b/>
           <w:bCs/>
-          <w:sz w:val="23"/>
-          <w:szCs w:val="23"/>
+          <w:sz w:val="24"/>
+          <w:szCs w:val="24"/>
         </w:rPr>
         <w:t xml:space="preserve">4. </w:t>
       </w:r>
       <w:r>
         <w:rPr>
           <w:rFonts w:ascii="Times New Roman" w:hAnsi="Times New Roman" w:cs="Times New Roman"/>
-          <w:sz w:val="23"/>
-          <w:szCs w:val="23"/>
+          <w:sz w:val="24"/>
+          <w:szCs w:val="24"/>
         </w:rPr>
         <w:t>Objectives</w:t>
       </w:r>
@@ -350,6 +388,8 @@
         <w:ind w:left="260"/>
         <w:rPr>
           <w:rFonts w:ascii="Times New Roman" w:hAnsi="Times New Roman" w:cs="Times New Roman"/>
+          <w:sz w:val="24"/>
+          <w:szCs w:val="24"/>
         </w:rPr>
       </w:pPr>
       <w:r>
@@ -357,16 +397,16 @@
           <w:rFonts w:ascii="Times New Roman" w:hAnsi="Times New Roman" w:cs="Times New Roman"/>
           <w:b/>
           <w:bCs/>
-          <w:sz w:val="23"/>
-          <w:szCs w:val="23"/>
+          <w:sz w:val="24"/>
+          <w:szCs w:val="24"/>
         </w:rPr>
         <w:t xml:space="preserve">5. </w:t>
       </w:r>
       <w:r>
         <w:rPr>
           <w:rFonts w:ascii="Times New Roman" w:hAnsi="Times New Roman" w:cs="Times New Roman"/>
-          <w:sz w:val="23"/>
-          <w:szCs w:val="23"/>
+          <w:sz w:val="24"/>
+          <w:szCs w:val="24"/>
         </w:rPr>
         <w:t>Software &amp; Technologies Used</w:t>
       </w:r>
@@ -377,6 +417,8 @@
         <w:ind w:left="260"/>
         <w:rPr>
           <w:rFonts w:ascii="Times New Roman" w:hAnsi="Times New Roman" w:cs="Times New Roman"/>
+          <w:sz w:val="24"/>
+          <w:szCs w:val="24"/>
         </w:rPr>
       </w:pPr>
       <w:r>
@@ -384,16 +426,16 @@
           <w:rFonts w:ascii="Times New Roman" w:hAnsi="Times New Roman" w:cs="Times New Roman"/>
           <w:b/>
           <w:bCs/>
-          <w:sz w:val="23"/>
-          <w:szCs w:val="23"/>
+          <w:sz w:val="24"/>
+          <w:szCs w:val="24"/>
         </w:rPr>
         <w:t xml:space="preserve">6. </w:t>
       </w:r>
       <w:r>
         <w:rPr>
           <w:rFonts w:ascii="Times New Roman" w:hAnsi="Times New Roman" w:cs="Times New Roman"/>
-          <w:sz w:val="23"/>
-          <w:szCs w:val="23"/>
+          <w:sz w:val="24"/>
+          <w:szCs w:val="24"/>
         </w:rPr>
         <w:t>Methodology</w:t>
       </w:r>
@@ -404,6 +446,8 @@
         <w:ind w:left="260"/>
         <w:rPr>
           <w:rFonts w:ascii="Times New Roman" w:hAnsi="Times New Roman" w:cs="Times New Roman"/>
+          <w:sz w:val="24"/>
+          <w:szCs w:val="24"/>
         </w:rPr>
       </w:pPr>
       <w:r>
@@ -411,16 +455,16 @@
           <w:rFonts w:ascii="Times New Roman" w:hAnsi="Times New Roman" w:cs="Times New Roman"/>
           <w:b/>
           <w:bCs/>
-          <w:sz w:val="23"/>
-          <w:szCs w:val="23"/>
+          <w:sz w:val="24"/>
+          <w:szCs w:val="24"/>
         </w:rPr>
         <w:t xml:space="preserve">7. </w:t>
       </w:r>
       <w:r>
         <w:rPr>
           <w:rFonts w:ascii="Times New Roman" w:hAnsi="Times New Roman" w:cs="Times New Roman"/>
-          <w:sz w:val="23"/>
-          <w:szCs w:val="23"/>
+          <w:sz w:val="24"/>
+          <w:szCs w:val="24"/>
         </w:rPr>
         <w:t>Data Collection</w:t>
       </w:r>
@@ -431,6 +475,8 @@
         <w:ind w:left="260"/>
         <w:rPr>
           <w:rFonts w:ascii="Times New Roman" w:hAnsi="Times New Roman" w:cs="Times New Roman"/>
+          <w:sz w:val="24"/>
+          <w:szCs w:val="24"/>
         </w:rPr>
       </w:pPr>
       <w:r>
@@ -438,16 +484,16 @@
           <w:rFonts w:ascii="Times New Roman" w:hAnsi="Times New Roman" w:cs="Times New Roman"/>
           <w:b/>
           <w:bCs/>
-          <w:sz w:val="23"/>
-          <w:szCs w:val="23"/>
+          <w:sz w:val="24"/>
+          <w:szCs w:val="24"/>
         </w:rPr>
         <w:t xml:space="preserve">8. </w:t>
       </w:r>
       <w:r>
         <w:rPr>
           <w:rFonts w:ascii="Times New Roman" w:hAnsi="Times New Roman" w:cs="Times New Roman"/>
-          <w:sz w:val="23"/>
-          <w:szCs w:val="23"/>
+          <w:sz w:val="24"/>
+          <w:szCs w:val="24"/>
         </w:rPr>
         <w:t>Initial Data Inspection</w:t>
       </w:r>
@@ -458,6 +504,8 @@
         <w:ind w:left="260"/>
         <w:rPr>
           <w:rFonts w:ascii="Times New Roman" w:hAnsi="Times New Roman" w:cs="Times New Roman"/>
+          <w:sz w:val="24"/>
+          <w:szCs w:val="24"/>
         </w:rPr>
       </w:pPr>
       <w:r>
@@ -465,16 +513,16 @@
           <w:rFonts w:ascii="Times New Roman" w:hAnsi="Times New Roman" w:cs="Times New Roman"/>
           <w:b/>
           <w:bCs/>
-          <w:sz w:val="23"/>
-          <w:szCs w:val="23"/>
+          <w:sz w:val="24"/>
+          <w:szCs w:val="24"/>
         </w:rPr>
         <w:t xml:space="preserve">9. </w:t>
       </w:r>
       <w:r>
         <w:rPr>
           <w:rFonts w:ascii="Times New Roman" w:hAnsi="Times New Roman" w:cs="Times New Roman"/>
-          <w:sz w:val="23"/>
-          <w:szCs w:val="23"/>
+          <w:sz w:val="24"/>
+          <w:szCs w:val="24"/>
         </w:rPr>
         <w:t>Missing Value Analysis</w:t>
       </w:r>
@@ -485,6 +533,8 @@
         <w:ind w:left="260"/>
         <w:rPr>
           <w:rFonts w:ascii="Times New Roman" w:hAnsi="Times New Roman" w:cs="Times New Roman"/>
+          <w:sz w:val="24"/>
+          <w:szCs w:val="24"/>
         </w:rPr>
       </w:pPr>
       <w:r>
@@ -492,16 +542,16 @@
           <w:rFonts w:ascii="Times New Roman" w:hAnsi="Times New Roman" w:cs="Times New Roman"/>
           <w:b/>
           <w:bCs/>
-          <w:sz w:val="23"/>
-          <w:szCs w:val="23"/>
+          <w:sz w:val="24"/>
+          <w:szCs w:val="24"/>
         </w:rPr>
         <w:t xml:space="preserve">10. </w:t>
       </w:r>
       <w:r>
         <w:rPr>
           <w:rFonts w:ascii="Times New Roman" w:hAnsi="Times New Roman" w:cs="Times New Roman"/>
-          <w:sz w:val="23"/>
-          <w:szCs w:val="23"/>
+          <w:sz w:val="24"/>
+          <w:szCs w:val="24"/>
         </w:rPr>
         <w:t>Duplicate Record Analysis</w:t>
       </w:r>
@@ -512,6 +562,8 @@
         <w:ind w:left="260"/>
         <w:rPr>
           <w:rFonts w:ascii="Times New Roman" w:hAnsi="Times New Roman" w:cs="Times New Roman"/>
+          <w:sz w:val="24"/>
+          <w:szCs w:val="24"/>
         </w:rPr>
       </w:pPr>
       <w:r>
@@ -519,16 +571,16 @@
           <w:rFonts w:ascii="Times New Roman" w:hAnsi="Times New Roman" w:cs="Times New Roman"/>
           <w:b/>
           <w:bCs/>
-          <w:sz w:val="23"/>
-          <w:szCs w:val="23"/>
+          <w:sz w:val="24"/>
+          <w:szCs w:val="24"/>
         </w:rPr>
         <w:t xml:space="preserve">11. </w:t>
       </w:r>
       <w:r>
         <w:rPr>
           <w:rFonts w:ascii="Times New Roman" w:hAnsi="Times New Roman" w:cs="Times New Roman"/>
-          <w:sz w:val="23"/>
-          <w:szCs w:val="23"/>
+          <w:sz w:val="24"/>
+          <w:szCs w:val="24"/>
         </w:rPr>
         <w:t>Data Type Validation</w:t>
       </w:r>
@@ -539,6 +591,8 @@
         <w:ind w:left="260"/>
         <w:rPr>
           <w:rFonts w:ascii="Times New Roman" w:hAnsi="Times New Roman" w:cs="Times New Roman"/>
+          <w:sz w:val="24"/>
+          <w:szCs w:val="24"/>
         </w:rPr>
       </w:pPr>
       <w:r>
@@ -546,16 +600,16 @@
           <w:rFonts w:ascii="Times New Roman" w:hAnsi="Times New Roman" w:cs="Times New Roman"/>
           <w:b/>
           <w:bCs/>
-          <w:sz w:val="23"/>
-          <w:szCs w:val="23"/>
+          <w:sz w:val="24"/>
+          <w:szCs w:val="24"/>
         </w:rPr>
         <w:t xml:space="preserve">12. </w:t>
       </w:r>
       <w:r>
         <w:rPr>
           <w:rFonts w:ascii="Times New Roman" w:hAnsi="Times New Roman" w:cs="Times New Roman"/>
-          <w:sz w:val="23"/>
-          <w:szCs w:val="23"/>
+          <w:sz w:val="24"/>
+          <w:szCs w:val="24"/>
         </w:rPr>
         <w:t>Text Standardization</w:t>
       </w:r>
@@ -566,6 +620,8 @@
         <w:ind w:left="260"/>
         <w:rPr>
           <w:rFonts w:ascii="Times New Roman" w:hAnsi="Times New Roman" w:cs="Times New Roman"/>
+          <w:sz w:val="24"/>
+          <w:szCs w:val="24"/>
         </w:rPr>
       </w:pPr>
       <w:r>
@@ -573,16 +629,16 @@
           <w:rFonts w:ascii="Times New Roman" w:hAnsi="Times New Roman" w:cs="Times New Roman"/>
           <w:b/>
           <w:bCs/>
-          <w:sz w:val="23"/>
-          <w:szCs w:val="23"/>
+          <w:sz w:val="24"/>
+          <w:szCs w:val="24"/>
         </w:rPr>
         <w:t xml:space="preserve">13. </w:t>
       </w:r>
       <w:r>
         <w:rPr>
           <w:rFonts w:ascii="Times New Roman" w:hAnsi="Times New Roman" w:cs="Times New Roman"/>
-          <w:sz w:val="23"/>
-          <w:szCs w:val="23"/>
+          <w:sz w:val="24"/>
+          <w:szCs w:val="24"/>
         </w:rPr>
         <w:t>Data Consistency Checks</w:t>
       </w:r>
@@ -593,6 +649,8 @@
         <w:ind w:left="260"/>
         <w:rPr>
           <w:rFonts w:ascii="Times New Roman" w:hAnsi="Times New Roman" w:cs="Times New Roman"/>
+          <w:sz w:val="24"/>
+          <w:szCs w:val="24"/>
         </w:rPr>
       </w:pPr>
       <w:r>
@@ -600,16 +658,16 @@
           <w:rFonts w:ascii="Times New Roman" w:hAnsi="Times New Roman" w:cs="Times New Roman"/>
           <w:b/>
           <w:bCs/>
-          <w:sz w:val="23"/>
-          <w:szCs w:val="23"/>
+          <w:sz w:val="24"/>
+          <w:szCs w:val="24"/>
         </w:rPr>
         <w:t xml:space="preserve">14. </w:t>
       </w:r>
       <w:r>
         <w:rPr>
           <w:rFonts w:ascii="Times New Roman" w:hAnsi="Times New Roman" w:cs="Times New Roman"/>
-          <w:sz w:val="23"/>
-          <w:szCs w:val="23"/>
+          <w:sz w:val="24"/>
+          <w:szCs w:val="24"/>
         </w:rPr>
         <w:t>Statistical Summary</w:t>
       </w:r>
@@ -620,6 +678,8 @@
         <w:ind w:left="260"/>
         <w:rPr>
           <w:rFonts w:ascii="Times New Roman" w:hAnsi="Times New Roman" w:cs="Times New Roman"/>
+          <w:sz w:val="24"/>
+          <w:szCs w:val="24"/>
         </w:rPr>
       </w:pPr>
       <w:r>
@@ -627,16 +687,16 @@
           <w:rFonts w:ascii="Times New Roman" w:hAnsi="Times New Roman" w:cs="Times New Roman"/>
           <w:b/>
           <w:bCs/>
-          <w:sz w:val="23"/>
-          <w:szCs w:val="23"/>
+          <w:sz w:val="24"/>
+          <w:szCs w:val="24"/>
         </w:rPr>
         <w:t xml:space="preserve">15. </w:t>
       </w:r>
       <w:r>
         <w:rPr>
           <w:rFonts w:ascii="Times New Roman" w:hAnsi="Times New Roman" w:cs="Times New Roman"/>
-          <w:sz w:val="23"/>
-          <w:szCs w:val="23"/>
+          <w:sz w:val="24"/>
+          <w:szCs w:val="24"/>
         </w:rPr>
         <w:t>Outlier Analysis</w:t>
       </w:r>
@@ -647,6 +707,8 @@
         <w:ind w:left="260"/>
         <w:rPr>
           <w:rFonts w:ascii="Times New Roman" w:hAnsi="Times New Roman" w:cs="Times New Roman"/>
+          <w:sz w:val="24"/>
+          <w:szCs w:val="24"/>
         </w:rPr>
       </w:pPr>
       <w:r>
@@ -654,16 +716,16 @@
           <w:rFonts w:ascii="Times New Roman" w:hAnsi="Times New Roman" w:cs="Times New Roman"/>
           <w:b/>
           <w:bCs/>
-          <w:sz w:val="23"/>
-          <w:szCs w:val="23"/>
+          <w:sz w:val="24"/>
+          <w:szCs w:val="24"/>
         </w:rPr>
         <w:t xml:space="preserve">16. </w:t>
       </w:r>
       <w:r>
         <w:rPr>
           <w:rFonts w:ascii="Times New Roman" w:hAnsi="Times New Roman" w:cs="Times New Roman"/>
-          <w:sz w:val="23"/>
-          <w:szCs w:val="23"/>
+          <w:sz w:val="24"/>
+          <w:szCs w:val="24"/>
         </w:rPr>
         <w:t>Data Quality Assessment</w:t>
       </w:r>
@@ -674,6 +736,8 @@
         <w:ind w:left="260"/>
         <w:rPr>
           <w:rFonts w:ascii="Times New Roman" w:hAnsi="Times New Roman" w:cs="Times New Roman"/>
+          <w:sz w:val="24"/>
+          <w:szCs w:val="24"/>
         </w:rPr>
       </w:pPr>
       <w:r>
@@ -681,16 +745,16 @@
           <w:rFonts w:ascii="Times New Roman" w:hAnsi="Times New Roman" w:cs="Times New Roman"/>
           <w:b/>
           <w:bCs/>
-          <w:sz w:val="23"/>
-          <w:szCs w:val="23"/>
+          <w:sz w:val="24"/>
+          <w:szCs w:val="24"/>
         </w:rPr>
         <w:t xml:space="preserve">17. </w:t>
       </w:r>
       <w:r>
         <w:rPr>
           <w:rFonts w:ascii="Times New Roman" w:hAnsi="Times New Roman" w:cs="Times New Roman"/>
-          <w:sz w:val="23"/>
-          <w:szCs w:val="23"/>
+          <w:sz w:val="24"/>
+          <w:szCs w:val="24"/>
         </w:rPr>
         <w:t>Challenges Encountered and Solutions</w:t>
       </w:r>
@@ -701,6 +765,8 @@
         <w:ind w:left="260"/>
         <w:rPr>
           <w:rFonts w:ascii="Times New Roman" w:hAnsi="Times New Roman" w:cs="Times New Roman"/>
+          <w:sz w:val="24"/>
+          <w:szCs w:val="24"/>
         </w:rPr>
       </w:pPr>
       <w:r>
@@ -708,16 +774,16 @@
           <w:rFonts w:ascii="Times New Roman" w:hAnsi="Times New Roman" w:cs="Times New Roman"/>
           <w:b/>
           <w:bCs/>
-          <w:sz w:val="23"/>
-          <w:szCs w:val="23"/>
+          <w:sz w:val="24"/>
+          <w:szCs w:val="24"/>
         </w:rPr>
         <w:t xml:space="preserve">18. </w:t>
       </w:r>
       <w:r>
         <w:rPr>
           <w:rFonts w:ascii="Times New Roman" w:hAnsi="Times New Roman" w:cs="Times New Roman"/>
-          <w:sz w:val="23"/>
-          <w:szCs w:val="23"/>
+          <w:sz w:val="24"/>
+          <w:szCs w:val="24"/>
         </w:rPr>
         <w:t>Results Obtained</w:t>
       </w:r>
@@ -728,6 +794,8 @@
         <w:ind w:left="260"/>
         <w:rPr>
           <w:rFonts w:ascii="Times New Roman" w:hAnsi="Times New Roman" w:cs="Times New Roman"/>
+          <w:sz w:val="24"/>
+          <w:szCs w:val="24"/>
         </w:rPr>
       </w:pPr>
       <w:r>
@@ -735,16 +803,16 @@
           <w:rFonts w:ascii="Times New Roman" w:hAnsi="Times New Roman" w:cs="Times New Roman"/>
           <w:b/>
           <w:bCs/>
-          <w:sz w:val="23"/>
-          <w:szCs w:val="23"/>
+          <w:sz w:val="24"/>
+          <w:szCs w:val="24"/>
         </w:rPr>
         <w:t xml:space="preserve">19. </w:t>
       </w:r>
       <w:r>
         <w:rPr>
           <w:rFonts w:ascii="Times New Roman" w:hAnsi="Times New Roman" w:cs="Times New Roman"/>
-          <w:sz w:val="23"/>
-          <w:szCs w:val="23"/>
+          <w:sz w:val="24"/>
+          <w:szCs w:val="24"/>
         </w:rPr>
         <w:t>Conclusion</w:t>
       </w:r>
@@ -755,6 +823,8 @@
         <w:ind w:left="260"/>
         <w:rPr>
           <w:rFonts w:ascii="Times New Roman" w:hAnsi="Times New Roman" w:cs="Times New Roman"/>
+          <w:sz w:val="24"/>
+          <w:szCs w:val="24"/>
         </w:rPr>
       </w:pPr>
       <w:r>
@@ -762,16 +832,16 @@
           <w:rFonts w:ascii="Times New Roman" w:hAnsi="Times New Roman" w:cs="Times New Roman"/>
           <w:b/>
           <w:bCs/>
-          <w:sz w:val="23"/>
-          <w:szCs w:val="23"/>
+          <w:sz w:val="24"/>
+          <w:szCs w:val="24"/>
         </w:rPr>
         <w:t xml:space="preserve">20. </w:t>
       </w:r>
       <w:r>
         <w:rPr>
           <w:rFonts w:ascii="Times New Roman" w:hAnsi="Times New Roman" w:cs="Times New Roman"/>
-          <w:sz w:val="23"/>
-          <w:szCs w:val="23"/>
+          <w:sz w:val="24"/>
+          <w:szCs w:val="24"/>
         </w:rPr>
         <w:t>GitHub Repository</w:t>
       </w:r>
@@ -782,6 +852,8 @@
         <w:ind w:left="260"/>
         <w:rPr>
           <w:rFonts w:ascii="Times New Roman" w:hAnsi="Times New Roman" w:cs="Times New Roman"/>
+          <w:sz w:val="24"/>
+          <w:szCs w:val="24"/>
         </w:rPr>
       </w:pPr>
       <w:r>
@@ -789,16 +861,16 @@
           <w:rFonts w:ascii="Times New Roman" w:hAnsi="Times New Roman" w:cs="Times New Roman"/>
           <w:b/>
           <w:bCs/>
-          <w:sz w:val="23"/>
-          <w:szCs w:val="23"/>
+          <w:sz w:val="24"/>
+          <w:szCs w:val="24"/>
         </w:rPr>
         <w:t xml:space="preserve">21. </w:t>
       </w:r>
       <w:r>
         <w:rPr>
           <w:rFonts w:ascii="Times New Roman" w:hAnsi="Times New Roman" w:cs="Times New Roman"/>
-          <w:sz w:val="23"/>
-          <w:szCs w:val="23"/>
+          <w:sz w:val="24"/>
+          <w:szCs w:val="24"/>
         </w:rPr>
         <w:t>References</w:t>
       </w:r>
@@ -807,11 +879,15 @@
       <w:pPr>
         <w:rPr>
           <w:rFonts w:ascii="Times New Roman" w:hAnsi="Times New Roman" w:cs="Times New Roman"/>
-        </w:rPr>
-      </w:pPr>
-      <w:r>
-        <w:rPr>
-          <w:rFonts w:ascii="Times New Roman" w:hAnsi="Times New Roman" w:cs="Times New Roman"/>
+          <w:sz w:val="24"/>
+          <w:szCs w:val="24"/>
+        </w:rPr>
+      </w:pPr>
+      <w:r>
+        <w:rPr>
+          <w:rFonts w:ascii="Times New Roman" w:hAnsi="Times New Roman" w:cs="Times New Roman"/>
+          <w:sz w:val="24"/>
+          <w:szCs w:val="24"/>
         </w:rPr>
         <w:br w:type="page"/>
       </w:r>
@@ -822,6 +898,8 @@
         <w:spacing w:before="360" w:after="200"/>
         <w:rPr>
           <w:rFonts w:ascii="Times New Roman" w:hAnsi="Times New Roman" w:cs="Times New Roman"/>
+          <w:sz w:val="36"/>
+          <w:szCs w:val="36"/>
         </w:rPr>
       </w:pPr>
       <w:r>
@@ -830,8 +908,6 @@
           <w:b/>
           <w:bCs/>
           <w:color w:val="000000"/>
-          <w:sz w:val="30"/>
-          <w:szCs w:val="30"/>
         </w:rPr>
         <w:lastRenderedPageBreak/>
         <w:t>1. Internship Overview</w:t>
@@ -843,19 +919,17 @@
         <w:jc w:val="both"/>
         <w:rPr>
           <w:rFonts w:ascii="Times New Roman" w:hAnsi="Times New Roman" w:cs="Times New Roman"/>
-        </w:rPr>
-      </w:pPr>
-      <w:r>
-        <w:rPr>
-          <w:rFonts w:ascii="Times New Roman" w:hAnsi="Times New Roman" w:cs="Times New Roman"/>
-        </w:rPr>
-        <w:t>The Machine Learning Data Analyst – Agribusiness Internship focuses on applying data analytics and machine learning techniques to solve real-world agricultural problems. The internship is structured into four progressive phases, begi</w:t>
-      </w:r>
-      <w:r>
-        <w:rPr>
-          <w:rFonts w:ascii="Times New Roman" w:hAnsi="Times New Roman" w:cs="Times New Roman"/>
-        </w:rPr>
-        <w:t>nning with data collection and preprocessing, followed by exploratory data analysis, predictive modelling, and finally the interpretation of results to generate meaningful business recommendations.</w:t>
+          <w:sz w:val="24"/>
+          <w:szCs w:val="24"/>
+        </w:rPr>
+      </w:pPr>
+      <w:r>
+        <w:rPr>
+          <w:rFonts w:ascii="Times New Roman" w:hAnsi="Times New Roman" w:cs="Times New Roman"/>
+          <w:sz w:val="24"/>
+          <w:szCs w:val="24"/>
+        </w:rPr>
+        <w:t>The Machine Learning Data Analyst – Agribusiness Internship focuses on applying data analytics and machine learning techniques to solve real-world agricultural problems. The internship is structured into four progressive phases, beginning with data collection and preprocessing, followed by exploratory data analysis, predictive modelling, and finally the interpretation of results to generate meaningful business recommendations.</w:t>
       </w:r>
     </w:p>
     <w:p>
@@ -864,25 +938,17 @@
         <w:jc w:val="both"/>
         <w:rPr>
           <w:rFonts w:ascii="Times New Roman" w:hAnsi="Times New Roman" w:cs="Times New Roman"/>
-        </w:rPr>
-      </w:pPr>
-      <w:r>
-        <w:rPr>
-          <w:rFonts w:ascii="Times New Roman" w:hAnsi="Times New Roman" w:cs="Times New Roman"/>
-        </w:rPr>
-        <w:t>During Week 1, the primary objective was to obtain a publi</w:t>
-      </w:r>
-      <w:r>
-        <w:rPr>
-          <w:rFonts w:ascii="Times New Roman" w:hAnsi="Times New Roman" w:cs="Times New Roman"/>
-        </w:rPr>
-        <w:t>cly available agribusiness dataset and prepare it for further analytical tasks by performing comprehensive data cleaning and preprocessing. This involved validating the quality of the dataset, checking for missing values, duplicate records, inconsistent fo</w:t>
-      </w:r>
-      <w:r>
-        <w:rPr>
-          <w:rFonts w:ascii="Times New Roman" w:hAnsi="Times New Roman" w:cs="Times New Roman"/>
-        </w:rPr>
-        <w:t>rmatting, invalid entries, and statistical outliers. The outcome of this phase is a clean and reliable dataset that serves as the foundation for the remaining stages of the project.</w:t>
+          <w:sz w:val="24"/>
+          <w:szCs w:val="24"/>
+        </w:rPr>
+      </w:pPr>
+      <w:r>
+        <w:rPr>
+          <w:rFonts w:ascii="Times New Roman" w:hAnsi="Times New Roman" w:cs="Times New Roman"/>
+          <w:sz w:val="24"/>
+          <w:szCs w:val="24"/>
+        </w:rPr>
+        <w:t>During Week 1, the primary objective was to obtain a publicly available agribusiness dataset and prepare it for further analytical tasks by performing comprehensive data cleaning and preprocessing. This involved validating the quality of the dataset, checking for missing values, duplicate records, inconsistent formatting, invalid entries, and statistical outliers. The outcome of this phase is a clean and reliable dataset that serves as the foundation for the remaining stages of the project.</w:t>
       </w:r>
     </w:p>
     <w:p>
@@ -891,6 +957,8 @@
         <w:spacing w:before="360" w:after="200"/>
         <w:rPr>
           <w:rFonts w:ascii="Times New Roman" w:hAnsi="Times New Roman" w:cs="Times New Roman"/>
+          <w:sz w:val="36"/>
+          <w:szCs w:val="36"/>
         </w:rPr>
       </w:pPr>
       <w:r>
@@ -899,8 +967,6 @@
           <w:b/>
           <w:bCs/>
           <w:color w:val="000000"/>
-          <w:sz w:val="30"/>
-          <w:szCs w:val="30"/>
         </w:rPr>
         <w:t>2. Project Overview</w:t>
       </w:r>
@@ -911,25 +977,17 @@
         <w:jc w:val="both"/>
         <w:rPr>
           <w:rFonts w:ascii="Times New Roman" w:hAnsi="Times New Roman" w:cs="Times New Roman"/>
-        </w:rPr>
-      </w:pPr>
-      <w:r>
-        <w:rPr>
-          <w:rFonts w:ascii="Times New Roman" w:hAnsi="Times New Roman" w:cs="Times New Roman"/>
-        </w:rPr>
-        <w:t>Agriculture plays a vital role in India's economy, whe</w:t>
-      </w:r>
-      <w:r>
-        <w:rPr>
-          <w:rFonts w:ascii="Times New Roman" w:hAnsi="Times New Roman" w:cs="Times New Roman"/>
-        </w:rPr>
-        <w:t>re crop productivity is influenced by multiple environmental and agronomic factors such as rainfall, cultivated area, fertilizer usage, pesticide application, seasonal variations, and geographical location. Understanding the relationship between these vari</w:t>
-      </w:r>
-      <w:r>
-        <w:rPr>
-          <w:rFonts w:ascii="Times New Roman" w:hAnsi="Times New Roman" w:cs="Times New Roman"/>
-        </w:rPr>
-        <w:t>ables is essential for improving agricultural planning and decision-making.</w:t>
+          <w:sz w:val="24"/>
+          <w:szCs w:val="24"/>
+        </w:rPr>
+      </w:pPr>
+      <w:r>
+        <w:rPr>
+          <w:rFonts w:ascii="Times New Roman" w:hAnsi="Times New Roman" w:cs="Times New Roman"/>
+          <w:sz w:val="24"/>
+          <w:szCs w:val="24"/>
+        </w:rPr>
+        <w:t>Agriculture plays a vital role in India's economy, where crop productivity is influenced by multiple environmental and agronomic factors such as rainfall, cultivated area, fertilizer usage, pesticide application, seasonal variations, and geographical location. Understanding the relationship between these variables is essential for improving agricultural planning and decision-making.</w:t>
       </w:r>
     </w:p>
     <w:p>
@@ -938,11 +996,15 @@
         <w:jc w:val="both"/>
         <w:rPr>
           <w:rFonts w:ascii="Times New Roman" w:hAnsi="Times New Roman" w:cs="Times New Roman"/>
-        </w:rPr>
-      </w:pPr>
-      <w:r>
-        <w:rPr>
-          <w:rFonts w:ascii="Times New Roman" w:hAnsi="Times New Roman" w:cs="Times New Roman"/>
+          <w:sz w:val="24"/>
+          <w:szCs w:val="24"/>
+        </w:rPr>
+      </w:pPr>
+      <w:r>
+        <w:rPr>
+          <w:rFonts w:ascii="Times New Roman" w:hAnsi="Times New Roman" w:cs="Times New Roman"/>
+          <w:sz w:val="24"/>
+          <w:szCs w:val="24"/>
         </w:rPr>
         <w:t xml:space="preserve">This project, </w:t>
       </w:r>
@@ -950,6 +1012,8 @@
       <w:r>
         <w:rPr>
           <w:rFonts w:ascii="Times New Roman" w:hAnsi="Times New Roman" w:cs="Times New Roman"/>
+          <w:sz w:val="24"/>
+          <w:szCs w:val="24"/>
         </w:rPr>
         <w:t>AgriInsight</w:t>
       </w:r>
@@ -957,19 +1021,17 @@
       <w:r>
         <w:rPr>
           <w:rFonts w:ascii="Times New Roman" w:hAnsi="Times New Roman" w:cs="Times New Roman"/>
-        </w:rPr>
-        <w:t xml:space="preserve">: Crop Yield Analysis &amp; Forecasting for Indian Agriculture Using Machine Learning and Data Analytics, aims to develop a comprehensive data-driven workflow </w:t>
-      </w:r>
-      <w:r>
-        <w:rPr>
-          <w:rFonts w:ascii="Times New Roman" w:hAnsi="Times New Roman" w:cs="Times New Roman"/>
-        </w:rPr>
-        <w:t xml:space="preserve">for </w:t>
+          <w:sz w:val="24"/>
+          <w:szCs w:val="24"/>
+        </w:rPr>
+        <w:t xml:space="preserve">: Crop Yield Analysis &amp; Forecasting for Indian Agriculture Using Machine Learning and Data Analytics, aims to develop a comprehensive data-driven workflow for </w:t>
       </w:r>
       <w:proofErr w:type="spellStart"/>
       <w:r>
         <w:rPr>
           <w:rFonts w:ascii="Times New Roman" w:hAnsi="Times New Roman" w:cs="Times New Roman"/>
+          <w:sz w:val="24"/>
+          <w:szCs w:val="24"/>
         </w:rPr>
         <w:t>analyzing</w:t>
       </w:r>
@@ -977,14 +1039,10 @@
       <w:r>
         <w:rPr>
           <w:rFonts w:ascii="Times New Roman" w:hAnsi="Times New Roman" w:cs="Times New Roman"/>
-        </w:rPr>
-        <w:t xml:space="preserve"> historical agricultural data and predicting crop yield. The project integrates data preprocessing, exploratory data analysis, statistical evaluation, and machine learning techniques to identify meaningful patterns affecting agricultural produ</w:t>
-      </w:r>
-      <w:r>
-        <w:rPr>
-          <w:rFonts w:ascii="Times New Roman" w:hAnsi="Times New Roman" w:cs="Times New Roman"/>
-        </w:rPr>
-        <w:t>ctivity.</w:t>
+          <w:sz w:val="24"/>
+          <w:szCs w:val="24"/>
+        </w:rPr>
+        <w:t xml:space="preserve"> historical agricultural data and predicting crop yield. The project integrates data preprocessing, exploratory data analysis, statistical evaluation, and machine learning techniques to identify meaningful patterns affecting agricultural productivity.</w:t>
       </w:r>
     </w:p>
     <w:p>
@@ -993,11 +1051,15 @@
         <w:jc w:val="both"/>
         <w:rPr>
           <w:rFonts w:ascii="Times New Roman" w:hAnsi="Times New Roman" w:cs="Times New Roman"/>
-        </w:rPr>
-      </w:pPr>
-      <w:r>
-        <w:rPr>
-          <w:rFonts w:ascii="Times New Roman" w:hAnsi="Times New Roman" w:cs="Times New Roman"/>
+          <w:sz w:val="24"/>
+          <w:szCs w:val="24"/>
+        </w:rPr>
+      </w:pPr>
+      <w:r>
+        <w:rPr>
+          <w:rFonts w:ascii="Times New Roman" w:hAnsi="Times New Roman" w:cs="Times New Roman"/>
+          <w:sz w:val="24"/>
+          <w:szCs w:val="24"/>
         </w:rPr>
         <w:t>Week 1 establishes the foundation of the project by ensuring that the dataset is accurate, consistent, and suitable for advanced analysis and predictive modelling in subsequent stages.</w:t>
       </w:r>
@@ -1008,6 +1070,8 @@
         <w:spacing w:before="360" w:after="200"/>
         <w:rPr>
           <w:rFonts w:ascii="Times New Roman" w:hAnsi="Times New Roman" w:cs="Times New Roman"/>
+          <w:sz w:val="36"/>
+          <w:szCs w:val="36"/>
         </w:rPr>
       </w:pPr>
       <w:r>
@@ -1016,8 +1080,6 @@
           <w:b/>
           <w:bCs/>
           <w:color w:val="000000"/>
-          <w:sz w:val="30"/>
-          <w:szCs w:val="30"/>
         </w:rPr>
         <w:t>3. Dataset Description</w:t>
       </w:r>
@@ -1028,25 +1090,17 @@
         <w:jc w:val="both"/>
         <w:rPr>
           <w:rFonts w:ascii="Times New Roman" w:hAnsi="Times New Roman" w:cs="Times New Roman"/>
-        </w:rPr>
-      </w:pPr>
-      <w:r>
-        <w:rPr>
-          <w:rFonts w:ascii="Times New Roman" w:hAnsi="Times New Roman" w:cs="Times New Roman"/>
-        </w:rPr>
-        <w:t>The dataset selected for this project i</w:t>
-      </w:r>
-      <w:r>
-        <w:rPr>
-          <w:rFonts w:ascii="Times New Roman" w:hAnsi="Times New Roman" w:cs="Times New Roman"/>
-        </w:rPr>
-        <w:t>s the Agricultural Crop Yield in Indian States Dataset, a publicly available dataset containing agricultural records collected across various Indian states and union territories from 1997 to 2020. The dataset captures historical information about crop cult</w:t>
-      </w:r>
-      <w:r>
-        <w:rPr>
-          <w:rFonts w:ascii="Times New Roman" w:hAnsi="Times New Roman" w:cs="Times New Roman"/>
-        </w:rPr>
-        <w:t>ivation, environmental conditions, and agricultural inputs, making it suitable for crop yield analysis and forecasting.</w:t>
+          <w:sz w:val="24"/>
+          <w:szCs w:val="24"/>
+        </w:rPr>
+      </w:pPr>
+      <w:r>
+        <w:rPr>
+          <w:rFonts w:ascii="Times New Roman" w:hAnsi="Times New Roman" w:cs="Times New Roman"/>
+          <w:sz w:val="24"/>
+          <w:szCs w:val="24"/>
+        </w:rPr>
+        <w:t>The dataset selected for this project is the Agricultural Crop Yield in Indian States Dataset, a publicly available dataset containing agricultural records collected across various Indian states and union territories from 1997 to 2020. The dataset captures historical information about crop cultivation, environmental conditions, and agricultural inputs, making it suitable for crop yield analysis and forecasting.</w:t>
       </w:r>
     </w:p>
     <w:p>
@@ -1055,19 +1109,18 @@
         <w:jc w:val="both"/>
         <w:rPr>
           <w:rFonts w:ascii="Times New Roman" w:hAnsi="Times New Roman" w:cs="Times New Roman"/>
-        </w:rPr>
-      </w:pPr>
-      <w:r>
-        <w:rPr>
-          <w:rFonts w:ascii="Times New Roman" w:hAnsi="Times New Roman" w:cs="Times New Roman"/>
-        </w:rPr>
-        <w:t>The dataset consists of 19,689 records and 10 attributes, representing multiple crop types cultivated across different regions and seaso</w:t>
-      </w:r>
-      <w:r>
-        <w:rPr>
-          <w:rFonts w:ascii="Times New Roman" w:hAnsi="Times New Roman" w:cs="Times New Roman"/>
-        </w:rPr>
-        <w:t>ns in India. It combines geographical, climatic, and agricultural variables that directly influence crop productivity.</w:t>
+          <w:sz w:val="24"/>
+          <w:szCs w:val="24"/>
+        </w:rPr>
+      </w:pPr>
+      <w:r>
+        <w:rPr>
+          <w:rFonts w:ascii="Times New Roman" w:hAnsi="Times New Roman" w:cs="Times New Roman"/>
+          <w:sz w:val="24"/>
+          <w:szCs w:val="24"/>
+        </w:rPr>
+        <w:lastRenderedPageBreak/>
+        <w:t>The dataset consists of 19,689 records and 10 attributes, representing multiple crop types cultivated across different regions and seasons in India. It combines geographical, climatic, and agricultural variables that directly influence crop productivity.</w:t>
       </w:r>
     </w:p>
     <w:p>
@@ -1076,6 +1129,8 @@
         <w:spacing w:before="260" w:after="140"/>
         <w:rPr>
           <w:rFonts w:ascii="Times New Roman" w:hAnsi="Times New Roman" w:cs="Times New Roman"/>
+          <w:sz w:val="28"/>
+          <w:szCs w:val="28"/>
         </w:rPr>
       </w:pPr>
       <w:r>
@@ -1084,8 +1139,8 @@
           <w:b/>
           <w:bCs/>
           <w:color w:val="000000"/>
-          <w:sz w:val="25"/>
-          <w:szCs w:val="25"/>
+          <w:sz w:val="28"/>
+          <w:szCs w:val="28"/>
         </w:rPr>
         <w:t>Dataset Features</w:t>
       </w:r>
@@ -1112,12 +1167,6 @@
         <w:gridCol w:w="6510"/>
       </w:tblGrid>
       <w:tr>
-        <w:tblPrEx>
-          <w:tblCellMar>
-            <w:top w:w="0" w:type="dxa"/>
-            <w:bottom w:w="0" w:type="dxa"/>
-          </w:tblCellMar>
-        </w:tblPrEx>
         <w:trPr>
           <w:tblHeader/>
         </w:trPr>
@@ -1137,6 +1186,8 @@
             <w:pPr>
               <w:rPr>
                 <w:rFonts w:ascii="Times New Roman" w:hAnsi="Times New Roman" w:cs="Times New Roman"/>
+                <w:sz w:val="24"/>
+                <w:szCs w:val="24"/>
               </w:rPr>
             </w:pPr>
             <w:r>
@@ -1144,10 +1195,7 @@
                 <w:rFonts w:ascii="Times New Roman" w:hAnsi="Times New Roman" w:cs="Times New Roman"/>
                 <w:b/>
                 <w:bCs/>
-                <w:sz w:val="21"/>
-                <w:szCs w:val="21"/>
-              </w:rPr>
-              <w:lastRenderedPageBreak/>
+              </w:rPr>
               <w:t>Feature</w:t>
             </w:r>
           </w:p>
@@ -1168,6 +1216,8 @@
             <w:pPr>
               <w:rPr>
                 <w:rFonts w:ascii="Times New Roman" w:hAnsi="Times New Roman" w:cs="Times New Roman"/>
+                <w:sz w:val="24"/>
+                <w:szCs w:val="24"/>
               </w:rPr>
             </w:pPr>
             <w:r>
@@ -1175,8 +1225,6 @@
                 <w:rFonts w:ascii="Times New Roman" w:hAnsi="Times New Roman" w:cs="Times New Roman"/>
                 <w:b/>
                 <w:bCs/>
-                <w:sz w:val="21"/>
-                <w:szCs w:val="21"/>
               </w:rPr>
               <w:t>Description</w:t>
             </w:r>
@@ -1184,12 +1232,6 @@
         </w:tc>
       </w:tr>
       <w:tr>
-        <w:tblPrEx>
-          <w:tblCellMar>
-            <w:top w:w="0" w:type="dxa"/>
-            <w:bottom w:w="0" w:type="dxa"/>
-          </w:tblCellMar>
-        </w:tblPrEx>
         <w:tc>
           <w:tcPr>
             <w:tcW w:w="3000" w:type="dxa"/>
@@ -1205,13 +1247,13 @@
             <w:pPr>
               <w:rPr>
                 <w:rFonts w:ascii="Times New Roman" w:hAnsi="Times New Roman" w:cs="Times New Roman"/>
+                <w:sz w:val="24"/>
+                <w:szCs w:val="24"/>
               </w:rPr>
             </w:pPr>
             <w:r>
               <w:rPr>
                 <w:rFonts w:ascii="Times New Roman" w:hAnsi="Times New Roman" w:cs="Times New Roman"/>
-                <w:sz w:val="21"/>
-                <w:szCs w:val="21"/>
               </w:rPr>
               <w:t>Crop</w:t>
             </w:r>
@@ -1232,13 +1274,13 @@
             <w:pPr>
               <w:rPr>
                 <w:rFonts w:ascii="Times New Roman" w:hAnsi="Times New Roman" w:cs="Times New Roman"/>
+                <w:sz w:val="24"/>
+                <w:szCs w:val="24"/>
               </w:rPr>
             </w:pPr>
             <w:r>
               <w:rPr>
                 <w:rFonts w:ascii="Times New Roman" w:hAnsi="Times New Roman" w:cs="Times New Roman"/>
-                <w:sz w:val="21"/>
-                <w:szCs w:val="21"/>
               </w:rPr>
               <w:t>Name of the cultivated crop</w:t>
             </w:r>
@@ -1246,12 +1288,6 @@
         </w:tc>
       </w:tr>
       <w:tr>
-        <w:tblPrEx>
-          <w:tblCellMar>
-            <w:top w:w="0" w:type="dxa"/>
-            <w:bottom w:w="0" w:type="dxa"/>
-          </w:tblCellMar>
-        </w:tblPrEx>
         <w:tc>
           <w:tcPr>
             <w:tcW w:w="3000" w:type="dxa"/>
@@ -1267,14 +1303,14 @@
             <w:pPr>
               <w:rPr>
                 <w:rFonts w:ascii="Times New Roman" w:hAnsi="Times New Roman" w:cs="Times New Roman"/>
+                <w:sz w:val="24"/>
+                <w:szCs w:val="24"/>
               </w:rPr>
             </w:pPr>
             <w:proofErr w:type="spellStart"/>
             <w:r>
               <w:rPr>
                 <w:rFonts w:ascii="Times New Roman" w:hAnsi="Times New Roman" w:cs="Times New Roman"/>
-                <w:sz w:val="21"/>
-                <w:szCs w:val="21"/>
               </w:rPr>
               <w:t>Crop_Year</w:t>
             </w:r>
@@ -1296,13 +1332,13 @@
             <w:pPr>
               <w:rPr>
                 <w:rFonts w:ascii="Times New Roman" w:hAnsi="Times New Roman" w:cs="Times New Roman"/>
+                <w:sz w:val="24"/>
+                <w:szCs w:val="24"/>
               </w:rPr>
             </w:pPr>
             <w:r>
               <w:rPr>
                 <w:rFonts w:ascii="Times New Roman" w:hAnsi="Times New Roman" w:cs="Times New Roman"/>
-                <w:sz w:val="21"/>
-                <w:szCs w:val="21"/>
               </w:rPr>
               <w:t>Year in which the crop was cultivated</w:t>
             </w:r>
@@ -1310,12 +1346,6 @@
         </w:tc>
       </w:tr>
       <w:tr>
-        <w:tblPrEx>
-          <w:tblCellMar>
-            <w:top w:w="0" w:type="dxa"/>
-            <w:bottom w:w="0" w:type="dxa"/>
-          </w:tblCellMar>
-        </w:tblPrEx>
         <w:tc>
           <w:tcPr>
             <w:tcW w:w="3000" w:type="dxa"/>
@@ -1331,13 +1361,13 @@
             <w:pPr>
               <w:rPr>
                 <w:rFonts w:ascii="Times New Roman" w:hAnsi="Times New Roman" w:cs="Times New Roman"/>
+                <w:sz w:val="24"/>
+                <w:szCs w:val="24"/>
               </w:rPr>
             </w:pPr>
             <w:r>
               <w:rPr>
                 <w:rFonts w:ascii="Times New Roman" w:hAnsi="Times New Roman" w:cs="Times New Roman"/>
-                <w:sz w:val="21"/>
-                <w:szCs w:val="21"/>
               </w:rPr>
               <w:t>Season</w:t>
             </w:r>
@@ -1358,13 +1388,13 @@
             <w:pPr>
               <w:rPr>
                 <w:rFonts w:ascii="Times New Roman" w:hAnsi="Times New Roman" w:cs="Times New Roman"/>
+                <w:sz w:val="24"/>
+                <w:szCs w:val="24"/>
               </w:rPr>
             </w:pPr>
             <w:r>
               <w:rPr>
                 <w:rFonts w:ascii="Times New Roman" w:hAnsi="Times New Roman" w:cs="Times New Roman"/>
-                <w:sz w:val="21"/>
-                <w:szCs w:val="21"/>
               </w:rPr>
               <w:t>Cropping season (Kharif, Rabi, Whole Year, etc.)</w:t>
             </w:r>
@@ -1372,12 +1402,6 @@
         </w:tc>
       </w:tr>
       <w:tr>
-        <w:tblPrEx>
-          <w:tblCellMar>
-            <w:top w:w="0" w:type="dxa"/>
-            <w:bottom w:w="0" w:type="dxa"/>
-          </w:tblCellMar>
-        </w:tblPrEx>
         <w:tc>
           <w:tcPr>
             <w:tcW w:w="3000" w:type="dxa"/>
@@ -1393,13 +1417,13 @@
             <w:pPr>
               <w:rPr>
                 <w:rFonts w:ascii="Times New Roman" w:hAnsi="Times New Roman" w:cs="Times New Roman"/>
+                <w:sz w:val="24"/>
+                <w:szCs w:val="24"/>
               </w:rPr>
             </w:pPr>
             <w:r>
               <w:rPr>
                 <w:rFonts w:ascii="Times New Roman" w:hAnsi="Times New Roman" w:cs="Times New Roman"/>
-                <w:sz w:val="21"/>
-                <w:szCs w:val="21"/>
               </w:rPr>
               <w:t>State</w:t>
             </w:r>
@@ -1420,13 +1444,13 @@
             <w:pPr>
               <w:rPr>
                 <w:rFonts w:ascii="Times New Roman" w:hAnsi="Times New Roman" w:cs="Times New Roman"/>
+                <w:sz w:val="24"/>
+                <w:szCs w:val="24"/>
               </w:rPr>
             </w:pPr>
             <w:r>
               <w:rPr>
                 <w:rFonts w:ascii="Times New Roman" w:hAnsi="Times New Roman" w:cs="Times New Roman"/>
-                <w:sz w:val="21"/>
-                <w:szCs w:val="21"/>
               </w:rPr>
               <w:t>Indian state or union territory</w:t>
             </w:r>
@@ -1434,12 +1458,6 @@
         </w:tc>
       </w:tr>
       <w:tr>
-        <w:tblPrEx>
-          <w:tblCellMar>
-            <w:top w:w="0" w:type="dxa"/>
-            <w:bottom w:w="0" w:type="dxa"/>
-          </w:tblCellMar>
-        </w:tblPrEx>
         <w:tc>
           <w:tcPr>
             <w:tcW w:w="3000" w:type="dxa"/>
@@ -1455,13 +1473,13 @@
             <w:pPr>
               <w:rPr>
                 <w:rFonts w:ascii="Times New Roman" w:hAnsi="Times New Roman" w:cs="Times New Roman"/>
+                <w:sz w:val="24"/>
+                <w:szCs w:val="24"/>
               </w:rPr>
             </w:pPr>
             <w:r>
               <w:rPr>
                 <w:rFonts w:ascii="Times New Roman" w:hAnsi="Times New Roman" w:cs="Times New Roman"/>
-                <w:sz w:val="21"/>
-                <w:szCs w:val="21"/>
               </w:rPr>
               <w:t>Area</w:t>
             </w:r>
@@ -1482,13 +1500,13 @@
             <w:pPr>
               <w:rPr>
                 <w:rFonts w:ascii="Times New Roman" w:hAnsi="Times New Roman" w:cs="Times New Roman"/>
+                <w:sz w:val="24"/>
+                <w:szCs w:val="24"/>
               </w:rPr>
             </w:pPr>
             <w:r>
               <w:rPr>
                 <w:rFonts w:ascii="Times New Roman" w:hAnsi="Times New Roman" w:cs="Times New Roman"/>
-                <w:sz w:val="21"/>
-                <w:szCs w:val="21"/>
               </w:rPr>
               <w:t>Total cultivated land area (hectares)</w:t>
             </w:r>
@@ -1496,12 +1514,6 @@
         </w:tc>
       </w:tr>
       <w:tr>
-        <w:tblPrEx>
-          <w:tblCellMar>
-            <w:top w:w="0" w:type="dxa"/>
-            <w:bottom w:w="0" w:type="dxa"/>
-          </w:tblCellMar>
-        </w:tblPrEx>
         <w:tc>
           <w:tcPr>
             <w:tcW w:w="3000" w:type="dxa"/>
@@ -1517,13 +1529,13 @@
             <w:pPr>
               <w:rPr>
                 <w:rFonts w:ascii="Times New Roman" w:hAnsi="Times New Roman" w:cs="Times New Roman"/>
+                <w:sz w:val="24"/>
+                <w:szCs w:val="24"/>
               </w:rPr>
             </w:pPr>
             <w:r>
               <w:rPr>
                 <w:rFonts w:ascii="Times New Roman" w:hAnsi="Times New Roman" w:cs="Times New Roman"/>
-                <w:sz w:val="21"/>
-                <w:szCs w:val="21"/>
               </w:rPr>
               <w:t>Production</w:t>
             </w:r>
@@ -1544,13 +1556,13 @@
             <w:pPr>
               <w:rPr>
                 <w:rFonts w:ascii="Times New Roman" w:hAnsi="Times New Roman" w:cs="Times New Roman"/>
+                <w:sz w:val="24"/>
+                <w:szCs w:val="24"/>
               </w:rPr>
             </w:pPr>
             <w:r>
               <w:rPr>
                 <w:rFonts w:ascii="Times New Roman" w:hAnsi="Times New Roman" w:cs="Times New Roman"/>
-                <w:sz w:val="21"/>
-                <w:szCs w:val="21"/>
               </w:rPr>
               <w:t>Total crop production (metric tons)</w:t>
             </w:r>
@@ -1558,12 +1570,6 @@
         </w:tc>
       </w:tr>
       <w:tr>
-        <w:tblPrEx>
-          <w:tblCellMar>
-            <w:top w:w="0" w:type="dxa"/>
-            <w:bottom w:w="0" w:type="dxa"/>
-          </w:tblCellMar>
-        </w:tblPrEx>
         <w:tc>
           <w:tcPr>
             <w:tcW w:w="3000" w:type="dxa"/>
@@ -1579,14 +1585,14 @@
             <w:pPr>
               <w:rPr>
                 <w:rFonts w:ascii="Times New Roman" w:hAnsi="Times New Roman" w:cs="Times New Roman"/>
+                <w:sz w:val="24"/>
+                <w:szCs w:val="24"/>
               </w:rPr>
             </w:pPr>
             <w:proofErr w:type="spellStart"/>
             <w:r>
               <w:rPr>
                 <w:rFonts w:ascii="Times New Roman" w:hAnsi="Times New Roman" w:cs="Times New Roman"/>
-                <w:sz w:val="21"/>
-                <w:szCs w:val="21"/>
               </w:rPr>
               <w:t>Annual_Rainfall</w:t>
             </w:r>
@@ -1608,13 +1614,13 @@
             <w:pPr>
               <w:rPr>
                 <w:rFonts w:ascii="Times New Roman" w:hAnsi="Times New Roman" w:cs="Times New Roman"/>
+                <w:sz w:val="24"/>
+                <w:szCs w:val="24"/>
               </w:rPr>
             </w:pPr>
             <w:r>
               <w:rPr>
                 <w:rFonts w:ascii="Times New Roman" w:hAnsi="Times New Roman" w:cs="Times New Roman"/>
-                <w:sz w:val="21"/>
-                <w:szCs w:val="21"/>
               </w:rPr>
               <w:t>Annual rainfall received (millimetres)</w:t>
             </w:r>
@@ -1622,12 +1628,6 @@
         </w:tc>
       </w:tr>
       <w:tr>
-        <w:tblPrEx>
-          <w:tblCellMar>
-            <w:top w:w="0" w:type="dxa"/>
-            <w:bottom w:w="0" w:type="dxa"/>
-          </w:tblCellMar>
-        </w:tblPrEx>
         <w:tc>
           <w:tcPr>
             <w:tcW w:w="3000" w:type="dxa"/>
@@ -1643,13 +1643,13 @@
             <w:pPr>
               <w:rPr>
                 <w:rFonts w:ascii="Times New Roman" w:hAnsi="Times New Roman" w:cs="Times New Roman"/>
+                <w:sz w:val="24"/>
+                <w:szCs w:val="24"/>
               </w:rPr>
             </w:pPr>
             <w:r>
               <w:rPr>
                 <w:rFonts w:ascii="Times New Roman" w:hAnsi="Times New Roman" w:cs="Times New Roman"/>
-                <w:sz w:val="21"/>
-                <w:szCs w:val="21"/>
               </w:rPr>
               <w:t>Fertilizer</w:t>
             </w:r>
@@ -1670,13 +1670,13 @@
             <w:pPr>
               <w:rPr>
                 <w:rFonts w:ascii="Times New Roman" w:hAnsi="Times New Roman" w:cs="Times New Roman"/>
+                <w:sz w:val="24"/>
+                <w:szCs w:val="24"/>
               </w:rPr>
             </w:pPr>
             <w:r>
               <w:rPr>
                 <w:rFonts w:ascii="Times New Roman" w:hAnsi="Times New Roman" w:cs="Times New Roman"/>
-                <w:sz w:val="21"/>
-                <w:szCs w:val="21"/>
               </w:rPr>
               <w:t>Fertilizer consumption (kilograms)</w:t>
             </w:r>
@@ -1684,12 +1684,6 @@
         </w:tc>
       </w:tr>
       <w:tr>
-        <w:tblPrEx>
-          <w:tblCellMar>
-            <w:top w:w="0" w:type="dxa"/>
-            <w:bottom w:w="0" w:type="dxa"/>
-          </w:tblCellMar>
-        </w:tblPrEx>
         <w:tc>
           <w:tcPr>
             <w:tcW w:w="3000" w:type="dxa"/>
@@ -1705,13 +1699,13 @@
             <w:pPr>
               <w:rPr>
                 <w:rFonts w:ascii="Times New Roman" w:hAnsi="Times New Roman" w:cs="Times New Roman"/>
+                <w:sz w:val="24"/>
+                <w:szCs w:val="24"/>
               </w:rPr>
             </w:pPr>
             <w:r>
               <w:rPr>
                 <w:rFonts w:ascii="Times New Roman" w:hAnsi="Times New Roman" w:cs="Times New Roman"/>
-                <w:sz w:val="21"/>
-                <w:szCs w:val="21"/>
               </w:rPr>
               <w:t>Pesticide</w:t>
             </w:r>
@@ -1732,13 +1726,13 @@
             <w:pPr>
               <w:rPr>
                 <w:rFonts w:ascii="Times New Roman" w:hAnsi="Times New Roman" w:cs="Times New Roman"/>
+                <w:sz w:val="24"/>
+                <w:szCs w:val="24"/>
               </w:rPr>
             </w:pPr>
             <w:r>
               <w:rPr>
                 <w:rFonts w:ascii="Times New Roman" w:hAnsi="Times New Roman" w:cs="Times New Roman"/>
-                <w:sz w:val="21"/>
-                <w:szCs w:val="21"/>
               </w:rPr>
               <w:t>Pesticide usage (kilograms)</w:t>
             </w:r>
@@ -1746,12 +1740,6 @@
         </w:tc>
       </w:tr>
       <w:tr>
-        <w:tblPrEx>
-          <w:tblCellMar>
-            <w:top w:w="0" w:type="dxa"/>
-            <w:bottom w:w="0" w:type="dxa"/>
-          </w:tblCellMar>
-        </w:tblPrEx>
         <w:tc>
           <w:tcPr>
             <w:tcW w:w="3000" w:type="dxa"/>
@@ -1767,13 +1755,13 @@
             <w:pPr>
               <w:rPr>
                 <w:rFonts w:ascii="Times New Roman" w:hAnsi="Times New Roman" w:cs="Times New Roman"/>
+                <w:sz w:val="24"/>
+                <w:szCs w:val="24"/>
               </w:rPr>
             </w:pPr>
             <w:r>
               <w:rPr>
                 <w:rFonts w:ascii="Times New Roman" w:hAnsi="Times New Roman" w:cs="Times New Roman"/>
-                <w:sz w:val="21"/>
-                <w:szCs w:val="21"/>
               </w:rPr>
               <w:t>Yield</w:t>
             </w:r>
@@ -1794,13 +1782,13 @@
             <w:pPr>
               <w:rPr>
                 <w:rFonts w:ascii="Times New Roman" w:hAnsi="Times New Roman" w:cs="Times New Roman"/>
+                <w:sz w:val="24"/>
+                <w:szCs w:val="24"/>
               </w:rPr>
             </w:pPr>
             <w:r>
               <w:rPr>
                 <w:rFonts w:ascii="Times New Roman" w:hAnsi="Times New Roman" w:cs="Times New Roman"/>
-                <w:sz w:val="21"/>
-                <w:szCs w:val="21"/>
               </w:rPr>
               <w:t>Crop yield calculated as production per unit area</w:t>
             </w:r>
@@ -1813,6 +1801,8 @@
         <w:spacing w:before="200"/>
         <w:rPr>
           <w:rFonts w:ascii="Times New Roman" w:hAnsi="Times New Roman" w:cs="Times New Roman"/>
+          <w:sz w:val="24"/>
+          <w:szCs w:val="24"/>
         </w:rPr>
       </w:pPr>
     </w:p>
@@ -1822,19 +1812,17 @@
         <w:jc w:val="both"/>
         <w:rPr>
           <w:rFonts w:ascii="Times New Roman" w:hAnsi="Times New Roman" w:cs="Times New Roman"/>
-        </w:rPr>
-      </w:pPr>
-      <w:r>
-        <w:rPr>
-          <w:rFonts w:ascii="Times New Roman" w:hAnsi="Times New Roman" w:cs="Times New Roman"/>
-        </w:rPr>
-        <w:t>The dataset contains both categorical and numerical variables, making it well suited for statistical analysis, exploratory data analysis (EDA), and regression-based machine learning models. Due to its ext</w:t>
-      </w:r>
-      <w:r>
-        <w:rPr>
-          <w:rFonts w:ascii="Times New Roman" w:hAnsi="Times New Roman" w:cs="Times New Roman"/>
-        </w:rPr>
-        <w:t>ensive temporal coverage and inclusion of multiple agricultural factors, the dataset provides a strong basis for understanding crop productivity trends across different regions of India.</w:t>
+          <w:sz w:val="24"/>
+          <w:szCs w:val="24"/>
+        </w:rPr>
+      </w:pPr>
+      <w:r>
+        <w:rPr>
+          <w:rFonts w:ascii="Times New Roman" w:hAnsi="Times New Roman" w:cs="Times New Roman"/>
+          <w:sz w:val="24"/>
+          <w:szCs w:val="24"/>
+        </w:rPr>
+        <w:t>The dataset contains both categorical and numerical variables, making it well suited for statistical analysis, exploratory data analysis (EDA), and regression-based machine learning models. Due to its extensive temporal coverage and inclusion of multiple agricultural factors, the dataset provides a strong basis for understanding crop productivity trends across different regions of India.</w:t>
       </w:r>
     </w:p>
     <w:p>
@@ -1843,6 +1831,8 @@
         <w:spacing w:before="360" w:after="200"/>
         <w:rPr>
           <w:rFonts w:ascii="Times New Roman" w:hAnsi="Times New Roman" w:cs="Times New Roman"/>
+          <w:sz w:val="36"/>
+          <w:szCs w:val="36"/>
         </w:rPr>
       </w:pPr>
       <w:r>
@@ -1851,8 +1841,6 @@
           <w:b/>
           <w:bCs/>
           <w:color w:val="000000"/>
-          <w:sz w:val="30"/>
-          <w:szCs w:val="30"/>
         </w:rPr>
         <w:t>4. Objectives</w:t>
       </w:r>
@@ -1866,16 +1854,16 @@
           <w:i/>
           <w:iCs/>
           <w:color w:val="595959"/>
-          <w:sz w:val="22"/>
-          <w:szCs w:val="22"/>
+          <w:sz w:val="24"/>
+          <w:szCs w:val="24"/>
         </w:rPr>
       </w:pPr>
       <w:r>
         <w:rPr>
           <w:rFonts w:ascii="Times New Roman" w:hAnsi="Times New Roman" w:cs="Times New Roman"/>
           <w:color w:val="000000"/>
-          <w:sz w:val="22"/>
-          <w:szCs w:val="22"/>
+          <w:sz w:val="24"/>
+          <w:szCs w:val="24"/>
         </w:rPr>
         <w:t>To assess, clean, validate and preprocess the agricultural dataset before exploratory analysis and machine learning. Understand the structure of the dataset by examining its dimensions, features, and data types before beginning preprocessing.</w:t>
       </w:r>
@@ -1886,6 +1874,8 @@
         <w:spacing w:before="360" w:after="200"/>
         <w:rPr>
           <w:rFonts w:ascii="Times New Roman" w:hAnsi="Times New Roman" w:cs="Times New Roman"/>
+          <w:sz w:val="36"/>
+          <w:szCs w:val="36"/>
         </w:rPr>
       </w:pPr>
       <w:r>
@@ -1894,8 +1884,6 @@
           <w:b/>
           <w:bCs/>
           <w:color w:val="000000"/>
-          <w:sz w:val="30"/>
-          <w:szCs w:val="30"/>
         </w:rPr>
         <w:t>5. Software &amp; Technologies Used</w:t>
       </w:r>
@@ -1906,11 +1894,15 @@
         <w:jc w:val="both"/>
         <w:rPr>
           <w:rFonts w:ascii="Times New Roman" w:hAnsi="Times New Roman" w:cs="Times New Roman"/>
-        </w:rPr>
-      </w:pPr>
-      <w:r>
-        <w:rPr>
-          <w:rFonts w:ascii="Times New Roman" w:hAnsi="Times New Roman" w:cs="Times New Roman"/>
+          <w:sz w:val="24"/>
+          <w:szCs w:val="24"/>
+        </w:rPr>
+      </w:pPr>
+      <w:r>
+        <w:rPr>
+          <w:rFonts w:ascii="Times New Roman" w:hAnsi="Times New Roman" w:cs="Times New Roman"/>
+          <w:sz w:val="24"/>
+          <w:szCs w:val="24"/>
         </w:rPr>
         <w:t xml:space="preserve">The project was developed using the Python programming language within a </w:t>
       </w:r>
@@ -1918,6 +1910,8 @@
       <w:r>
         <w:rPr>
           <w:rFonts w:ascii="Times New Roman" w:hAnsi="Times New Roman" w:cs="Times New Roman"/>
+          <w:sz w:val="24"/>
+          <w:szCs w:val="24"/>
         </w:rPr>
         <w:t>Jupyter</w:t>
       </w:r>
@@ -1925,14 +1919,10 @@
       <w:r>
         <w:rPr>
           <w:rFonts w:ascii="Times New Roman" w:hAnsi="Times New Roman" w:cs="Times New Roman"/>
-        </w:rPr>
-        <w:t xml:space="preserve"> Notebook environment using Visual Studio Code. Python was sel</w:t>
-      </w:r>
-      <w:r>
-        <w:rPr>
-          <w:rFonts w:ascii="Times New Roman" w:hAnsi="Times New Roman" w:cs="Times New Roman"/>
-        </w:rPr>
-        <w:t>ected because of its extensive ecosystem for data manipulation, statistical analysis, visualization, and machine learning.</w:t>
+          <w:sz w:val="24"/>
+          <w:szCs w:val="24"/>
+        </w:rPr>
+        <w:t xml:space="preserve"> Notebook environment using Visual Studio Code. Python was selected because of its extensive ecosystem for data manipulation, statistical analysis, visualization, and machine learning.</w:t>
       </w:r>
     </w:p>
     <w:p>
@@ -1941,11 +1931,15 @@
         <w:jc w:val="both"/>
         <w:rPr>
           <w:rFonts w:ascii="Times New Roman" w:hAnsi="Times New Roman" w:cs="Times New Roman"/>
-        </w:rPr>
-      </w:pPr>
-      <w:r>
-        <w:rPr>
-          <w:rFonts w:ascii="Times New Roman" w:hAnsi="Times New Roman" w:cs="Times New Roman"/>
+          <w:sz w:val="24"/>
+          <w:szCs w:val="24"/>
+        </w:rPr>
+      </w:pPr>
+      <w:r>
+        <w:rPr>
+          <w:rFonts w:ascii="Times New Roman" w:hAnsi="Times New Roman" w:cs="Times New Roman"/>
+          <w:sz w:val="24"/>
+          <w:szCs w:val="24"/>
         </w:rPr>
         <w:t>The following libraries were used throughout the preprocessing stage:</w:t>
       </w:r>
@@ -1972,12 +1966,6 @@
         <w:gridCol w:w="6510"/>
       </w:tblGrid>
       <w:tr>
-        <w:tblPrEx>
-          <w:tblCellMar>
-            <w:top w:w="0" w:type="dxa"/>
-            <w:bottom w:w="0" w:type="dxa"/>
-          </w:tblCellMar>
-        </w:tblPrEx>
         <w:trPr>
           <w:tblHeader/>
         </w:trPr>
@@ -1997,6 +1985,8 @@
             <w:pPr>
               <w:rPr>
                 <w:rFonts w:ascii="Times New Roman" w:hAnsi="Times New Roman" w:cs="Times New Roman"/>
+                <w:sz w:val="24"/>
+                <w:szCs w:val="24"/>
               </w:rPr>
             </w:pPr>
             <w:r>
@@ -2004,9 +1994,8 @@
                 <w:rFonts w:ascii="Times New Roman" w:hAnsi="Times New Roman" w:cs="Times New Roman"/>
                 <w:b/>
                 <w:bCs/>
-                <w:sz w:val="21"/>
-                <w:szCs w:val="21"/>
-              </w:rPr>
+              </w:rPr>
+              <w:lastRenderedPageBreak/>
               <w:t>Technology</w:t>
             </w:r>
           </w:p>
@@ -2027,6 +2016,8 @@
             <w:pPr>
               <w:rPr>
                 <w:rFonts w:ascii="Times New Roman" w:hAnsi="Times New Roman" w:cs="Times New Roman"/>
+                <w:sz w:val="24"/>
+                <w:szCs w:val="24"/>
               </w:rPr>
             </w:pPr>
             <w:r>
@@ -2034,8 +2025,6 @@
                 <w:rFonts w:ascii="Times New Roman" w:hAnsi="Times New Roman" w:cs="Times New Roman"/>
                 <w:b/>
                 <w:bCs/>
-                <w:sz w:val="21"/>
-                <w:szCs w:val="21"/>
               </w:rPr>
               <w:t>Purpose</w:t>
             </w:r>
@@ -2043,12 +2032,6 @@
         </w:tc>
       </w:tr>
       <w:tr>
-        <w:tblPrEx>
-          <w:tblCellMar>
-            <w:top w:w="0" w:type="dxa"/>
-            <w:bottom w:w="0" w:type="dxa"/>
-          </w:tblCellMar>
-        </w:tblPrEx>
         <w:tc>
           <w:tcPr>
             <w:tcW w:w="3000" w:type="dxa"/>
@@ -2064,13 +2047,13 @@
             <w:pPr>
               <w:rPr>
                 <w:rFonts w:ascii="Times New Roman" w:hAnsi="Times New Roman" w:cs="Times New Roman"/>
+                <w:sz w:val="24"/>
+                <w:szCs w:val="24"/>
               </w:rPr>
             </w:pPr>
             <w:r>
               <w:rPr>
                 <w:rFonts w:ascii="Times New Roman" w:hAnsi="Times New Roman" w:cs="Times New Roman"/>
-                <w:sz w:val="21"/>
-                <w:szCs w:val="21"/>
               </w:rPr>
               <w:t>Python</w:t>
             </w:r>
@@ -2091,13 +2074,13 @@
             <w:pPr>
               <w:rPr>
                 <w:rFonts w:ascii="Times New Roman" w:hAnsi="Times New Roman" w:cs="Times New Roman"/>
+                <w:sz w:val="24"/>
+                <w:szCs w:val="24"/>
               </w:rPr>
             </w:pPr>
             <w:r>
               <w:rPr>
                 <w:rFonts w:ascii="Times New Roman" w:hAnsi="Times New Roman" w:cs="Times New Roman"/>
-                <w:sz w:val="21"/>
-                <w:szCs w:val="21"/>
               </w:rPr>
               <w:t>Primary programming language</w:t>
             </w:r>
@@ -2105,12 +2088,6 @@
         </w:tc>
       </w:tr>
       <w:tr>
-        <w:tblPrEx>
-          <w:tblCellMar>
-            <w:top w:w="0" w:type="dxa"/>
-            <w:bottom w:w="0" w:type="dxa"/>
-          </w:tblCellMar>
-        </w:tblPrEx>
         <w:tc>
           <w:tcPr>
             <w:tcW w:w="3000" w:type="dxa"/>
@@ -2126,14 +2103,14 @@
             <w:pPr>
               <w:rPr>
                 <w:rFonts w:ascii="Times New Roman" w:hAnsi="Times New Roman" w:cs="Times New Roman"/>
+                <w:sz w:val="24"/>
+                <w:szCs w:val="24"/>
               </w:rPr>
             </w:pPr>
             <w:proofErr w:type="spellStart"/>
             <w:r>
               <w:rPr>
                 <w:rFonts w:ascii="Times New Roman" w:hAnsi="Times New Roman" w:cs="Times New Roman"/>
-                <w:sz w:val="21"/>
-                <w:szCs w:val="21"/>
               </w:rPr>
               <w:t>Jupyter</w:t>
             </w:r>
@@ -2141,8 +2118,6 @@
             <w:r>
               <w:rPr>
                 <w:rFonts w:ascii="Times New Roman" w:hAnsi="Times New Roman" w:cs="Times New Roman"/>
-                <w:sz w:val="21"/>
-                <w:szCs w:val="21"/>
               </w:rPr>
               <w:t xml:space="preserve"> Notebook</w:t>
             </w:r>
@@ -2163,13 +2138,13 @@
             <w:pPr>
               <w:rPr>
                 <w:rFonts w:ascii="Times New Roman" w:hAnsi="Times New Roman" w:cs="Times New Roman"/>
+                <w:sz w:val="24"/>
+                <w:szCs w:val="24"/>
               </w:rPr>
             </w:pPr>
             <w:r>
               <w:rPr>
                 <w:rFonts w:ascii="Times New Roman" w:hAnsi="Times New Roman" w:cs="Times New Roman"/>
-                <w:sz w:val="21"/>
-                <w:szCs w:val="21"/>
               </w:rPr>
               <w:t>Interactive development environment</w:t>
             </w:r>
@@ -2177,12 +2152,6 @@
         </w:tc>
       </w:tr>
       <w:tr>
-        <w:tblPrEx>
-          <w:tblCellMar>
-            <w:top w:w="0" w:type="dxa"/>
-            <w:bottom w:w="0" w:type="dxa"/>
-          </w:tblCellMar>
-        </w:tblPrEx>
         <w:tc>
           <w:tcPr>
             <w:tcW w:w="3000" w:type="dxa"/>
@@ -2198,13 +2167,13 @@
             <w:pPr>
               <w:rPr>
                 <w:rFonts w:ascii="Times New Roman" w:hAnsi="Times New Roman" w:cs="Times New Roman"/>
+                <w:sz w:val="24"/>
+                <w:szCs w:val="24"/>
               </w:rPr>
             </w:pPr>
             <w:r>
               <w:rPr>
                 <w:rFonts w:ascii="Times New Roman" w:hAnsi="Times New Roman" w:cs="Times New Roman"/>
-                <w:sz w:val="21"/>
-                <w:szCs w:val="21"/>
               </w:rPr>
               <w:t>Pandas</w:t>
             </w:r>
@@ -2225,13 +2194,13 @@
             <w:pPr>
               <w:rPr>
                 <w:rFonts w:ascii="Times New Roman" w:hAnsi="Times New Roman" w:cs="Times New Roman"/>
+                <w:sz w:val="24"/>
+                <w:szCs w:val="24"/>
               </w:rPr>
             </w:pPr>
             <w:r>
               <w:rPr>
                 <w:rFonts w:ascii="Times New Roman" w:hAnsi="Times New Roman" w:cs="Times New Roman"/>
-                <w:sz w:val="21"/>
-                <w:szCs w:val="21"/>
               </w:rPr>
               <w:t>Data loading, manipulation, and preprocessing</w:t>
             </w:r>
@@ -2239,12 +2208,6 @@
         </w:tc>
       </w:tr>
       <w:tr>
-        <w:tblPrEx>
-          <w:tblCellMar>
-            <w:top w:w="0" w:type="dxa"/>
-            <w:bottom w:w="0" w:type="dxa"/>
-          </w:tblCellMar>
-        </w:tblPrEx>
         <w:tc>
           <w:tcPr>
             <w:tcW w:w="3000" w:type="dxa"/>
@@ -2260,13 +2223,13 @@
             <w:pPr>
               <w:rPr>
                 <w:rFonts w:ascii="Times New Roman" w:hAnsi="Times New Roman" w:cs="Times New Roman"/>
+                <w:sz w:val="24"/>
+                <w:szCs w:val="24"/>
               </w:rPr>
             </w:pPr>
             <w:r>
               <w:rPr>
                 <w:rFonts w:ascii="Times New Roman" w:hAnsi="Times New Roman" w:cs="Times New Roman"/>
-                <w:sz w:val="21"/>
-                <w:szCs w:val="21"/>
               </w:rPr>
               <w:t>NumPy</w:t>
             </w:r>
@@ -2287,13 +2250,13 @@
             <w:pPr>
               <w:rPr>
                 <w:rFonts w:ascii="Times New Roman" w:hAnsi="Times New Roman" w:cs="Times New Roman"/>
+                <w:sz w:val="24"/>
+                <w:szCs w:val="24"/>
               </w:rPr>
             </w:pPr>
             <w:r>
               <w:rPr>
                 <w:rFonts w:ascii="Times New Roman" w:hAnsi="Times New Roman" w:cs="Times New Roman"/>
-                <w:sz w:val="21"/>
-                <w:szCs w:val="21"/>
               </w:rPr>
               <w:t>Numerical computations</w:t>
             </w:r>
@@ -2301,12 +2264,6 @@
         </w:tc>
       </w:tr>
       <w:tr>
-        <w:tblPrEx>
-          <w:tblCellMar>
-            <w:top w:w="0" w:type="dxa"/>
-            <w:bottom w:w="0" w:type="dxa"/>
-          </w:tblCellMar>
-        </w:tblPrEx>
         <w:tc>
           <w:tcPr>
             <w:tcW w:w="3000" w:type="dxa"/>
@@ -2322,15 +2279,14 @@
             <w:pPr>
               <w:rPr>
                 <w:rFonts w:ascii="Times New Roman" w:hAnsi="Times New Roman" w:cs="Times New Roman"/>
+                <w:sz w:val="24"/>
+                <w:szCs w:val="24"/>
               </w:rPr>
             </w:pPr>
             <w:r>
               <w:rPr>
                 <w:rFonts w:ascii="Times New Roman" w:hAnsi="Times New Roman" w:cs="Times New Roman"/>
-                <w:sz w:val="21"/>
-                <w:szCs w:val="21"/>
-              </w:rPr>
-              <w:lastRenderedPageBreak/>
+              </w:rPr>
               <w:t>Matplotlib</w:t>
             </w:r>
           </w:p>
@@ -2350,13 +2306,13 @@
             <w:pPr>
               <w:rPr>
                 <w:rFonts w:ascii="Times New Roman" w:hAnsi="Times New Roman" w:cs="Times New Roman"/>
+                <w:sz w:val="24"/>
+                <w:szCs w:val="24"/>
               </w:rPr>
             </w:pPr>
             <w:r>
               <w:rPr>
                 <w:rFonts w:ascii="Times New Roman" w:hAnsi="Times New Roman" w:cs="Times New Roman"/>
-                <w:sz w:val="21"/>
-                <w:szCs w:val="21"/>
               </w:rPr>
               <w:t>Data visualization</w:t>
             </w:r>
@@ -2364,12 +2320,6 @@
         </w:tc>
       </w:tr>
       <w:tr>
-        <w:tblPrEx>
-          <w:tblCellMar>
-            <w:top w:w="0" w:type="dxa"/>
-            <w:bottom w:w="0" w:type="dxa"/>
-          </w:tblCellMar>
-        </w:tblPrEx>
         <w:tc>
           <w:tcPr>
             <w:tcW w:w="3000" w:type="dxa"/>
@@ -2385,13 +2335,13 @@
             <w:pPr>
               <w:rPr>
                 <w:rFonts w:ascii="Times New Roman" w:hAnsi="Times New Roman" w:cs="Times New Roman"/>
+                <w:sz w:val="24"/>
+                <w:szCs w:val="24"/>
               </w:rPr>
             </w:pPr>
             <w:r>
               <w:rPr>
                 <w:rFonts w:ascii="Times New Roman" w:hAnsi="Times New Roman" w:cs="Times New Roman"/>
-                <w:sz w:val="21"/>
-                <w:szCs w:val="21"/>
               </w:rPr>
               <w:t>Seaborn</w:t>
             </w:r>
@@ -2412,13 +2362,13 @@
             <w:pPr>
               <w:rPr>
                 <w:rFonts w:ascii="Times New Roman" w:hAnsi="Times New Roman" w:cs="Times New Roman"/>
+                <w:sz w:val="24"/>
+                <w:szCs w:val="24"/>
               </w:rPr>
             </w:pPr>
             <w:r>
               <w:rPr>
                 <w:rFonts w:ascii="Times New Roman" w:hAnsi="Times New Roman" w:cs="Times New Roman"/>
-                <w:sz w:val="21"/>
-                <w:szCs w:val="21"/>
               </w:rPr>
               <w:t>Statistical visualization</w:t>
             </w:r>
@@ -2426,12 +2376,6 @@
         </w:tc>
       </w:tr>
       <w:tr>
-        <w:tblPrEx>
-          <w:tblCellMar>
-            <w:top w:w="0" w:type="dxa"/>
-            <w:bottom w:w="0" w:type="dxa"/>
-          </w:tblCellMar>
-        </w:tblPrEx>
         <w:tc>
           <w:tcPr>
             <w:tcW w:w="3000" w:type="dxa"/>
@@ -2447,13 +2391,13 @@
             <w:pPr>
               <w:rPr>
                 <w:rFonts w:ascii="Times New Roman" w:hAnsi="Times New Roman" w:cs="Times New Roman"/>
+                <w:sz w:val="24"/>
+                <w:szCs w:val="24"/>
               </w:rPr>
             </w:pPr>
             <w:r>
               <w:rPr>
                 <w:rFonts w:ascii="Times New Roman" w:hAnsi="Times New Roman" w:cs="Times New Roman"/>
-                <w:sz w:val="21"/>
-                <w:szCs w:val="21"/>
               </w:rPr>
               <w:t>SciPy</w:t>
             </w:r>
@@ -2474,13 +2418,13 @@
             <w:pPr>
               <w:rPr>
                 <w:rFonts w:ascii="Times New Roman" w:hAnsi="Times New Roman" w:cs="Times New Roman"/>
+                <w:sz w:val="24"/>
+                <w:szCs w:val="24"/>
               </w:rPr>
             </w:pPr>
             <w:r>
               <w:rPr>
                 <w:rFonts w:ascii="Times New Roman" w:hAnsi="Times New Roman" w:cs="Times New Roman"/>
-                <w:sz w:val="21"/>
-                <w:szCs w:val="21"/>
               </w:rPr>
               <w:t>Statistical analysis and outlier detection</w:t>
             </w:r>
@@ -2488,12 +2432,6 @@
         </w:tc>
       </w:tr>
       <w:tr>
-        <w:tblPrEx>
-          <w:tblCellMar>
-            <w:top w:w="0" w:type="dxa"/>
-            <w:bottom w:w="0" w:type="dxa"/>
-          </w:tblCellMar>
-        </w:tblPrEx>
         <w:tc>
           <w:tcPr>
             <w:tcW w:w="3000" w:type="dxa"/>
@@ -2509,13 +2447,13 @@
             <w:pPr>
               <w:rPr>
                 <w:rFonts w:ascii="Times New Roman" w:hAnsi="Times New Roman" w:cs="Times New Roman"/>
+                <w:sz w:val="24"/>
+                <w:szCs w:val="24"/>
               </w:rPr>
             </w:pPr>
             <w:r>
               <w:rPr>
                 <w:rFonts w:ascii="Times New Roman" w:hAnsi="Times New Roman" w:cs="Times New Roman"/>
-                <w:sz w:val="21"/>
-                <w:szCs w:val="21"/>
               </w:rPr>
               <w:t>Scikit-learn</w:t>
             </w:r>
@@ -2536,13 +2474,13 @@
             <w:pPr>
               <w:rPr>
                 <w:rFonts w:ascii="Times New Roman" w:hAnsi="Times New Roman" w:cs="Times New Roman"/>
+                <w:sz w:val="24"/>
+                <w:szCs w:val="24"/>
               </w:rPr>
             </w:pPr>
             <w:r>
               <w:rPr>
                 <w:rFonts w:ascii="Times New Roman" w:hAnsi="Times New Roman" w:cs="Times New Roman"/>
-                <w:sz w:val="21"/>
-                <w:szCs w:val="21"/>
               </w:rPr>
               <w:t>Data normalization and preprocessing utilities</w:t>
             </w:r>
@@ -2555,6 +2493,8 @@
         <w:spacing w:before="200"/>
         <w:rPr>
           <w:rFonts w:ascii="Times New Roman" w:hAnsi="Times New Roman" w:cs="Times New Roman"/>
+          <w:sz w:val="24"/>
+          <w:szCs w:val="24"/>
         </w:rPr>
       </w:pPr>
     </w:p>
@@ -2564,11 +2504,15 @@
         <w:jc w:val="both"/>
         <w:rPr>
           <w:rFonts w:ascii="Times New Roman" w:hAnsi="Times New Roman" w:cs="Times New Roman"/>
-        </w:rPr>
-      </w:pPr>
-      <w:r>
-        <w:rPr>
-          <w:rFonts w:ascii="Times New Roman" w:hAnsi="Times New Roman" w:cs="Times New Roman"/>
+          <w:sz w:val="24"/>
+          <w:szCs w:val="24"/>
+        </w:rPr>
+      </w:pPr>
+      <w:r>
+        <w:rPr>
+          <w:rFonts w:ascii="Times New Roman" w:hAnsi="Times New Roman" w:cs="Times New Roman"/>
+          <w:sz w:val="24"/>
+          <w:szCs w:val="24"/>
         </w:rPr>
         <w:t>The project repository is maintained using Git and GitHub to ensure proper version control and documentation throughout the internship.</w:t>
       </w:r>
@@ -2579,6 +2523,8 @@
         <w:spacing w:before="360" w:after="200"/>
         <w:rPr>
           <w:rFonts w:ascii="Times New Roman" w:hAnsi="Times New Roman" w:cs="Times New Roman"/>
+          <w:sz w:val="36"/>
+          <w:szCs w:val="36"/>
         </w:rPr>
       </w:pPr>
       <w:r>
@@ -2587,8 +2533,6 @@
           <w:b/>
           <w:bCs/>
           <w:color w:val="000000"/>
-          <w:sz w:val="30"/>
-          <w:szCs w:val="30"/>
         </w:rPr>
         <w:t>6. Methodology</w:t>
       </w:r>
@@ -2599,19 +2543,17 @@
         <w:jc w:val="both"/>
         <w:rPr>
           <w:rFonts w:ascii="Times New Roman" w:hAnsi="Times New Roman" w:cs="Times New Roman"/>
-        </w:rPr>
-      </w:pPr>
-      <w:r>
-        <w:rPr>
-          <w:rFonts w:ascii="Times New Roman" w:hAnsi="Times New Roman" w:cs="Times New Roman"/>
-        </w:rPr>
-        <w:t>A systematic preprocessing pipeline was designed to evaluate the quality and reliability of the dataset b</w:t>
-      </w:r>
-      <w:r>
-        <w:rPr>
-          <w:rFonts w:ascii="Times New Roman" w:hAnsi="Times New Roman" w:cs="Times New Roman"/>
-        </w:rPr>
-        <w:t>efore conducting exploratory data analysis and machine learning.</w:t>
+          <w:sz w:val="24"/>
+          <w:szCs w:val="24"/>
+        </w:rPr>
+      </w:pPr>
+      <w:r>
+        <w:rPr>
+          <w:rFonts w:ascii="Times New Roman" w:hAnsi="Times New Roman" w:cs="Times New Roman"/>
+          <w:sz w:val="24"/>
+          <w:szCs w:val="24"/>
+        </w:rPr>
+        <w:t>A systematic preprocessing pipeline was designed to evaluate the quality and reliability of the dataset before conducting exploratory data analysis and machine learning.</w:t>
       </w:r>
     </w:p>
     <w:p>
@@ -2620,11 +2562,15 @@
         <w:jc w:val="both"/>
         <w:rPr>
           <w:rFonts w:ascii="Times New Roman" w:hAnsi="Times New Roman" w:cs="Times New Roman"/>
-        </w:rPr>
-      </w:pPr>
-      <w:r>
-        <w:rPr>
-          <w:rFonts w:ascii="Times New Roman" w:hAnsi="Times New Roman" w:cs="Times New Roman"/>
+          <w:sz w:val="24"/>
+          <w:szCs w:val="24"/>
+        </w:rPr>
+      </w:pPr>
+      <w:r>
+        <w:rPr>
+          <w:rFonts w:ascii="Times New Roman" w:hAnsi="Times New Roman" w:cs="Times New Roman"/>
+          <w:sz w:val="24"/>
+          <w:szCs w:val="24"/>
         </w:rPr>
         <w:t>The workflow followed during Week 1 is illustrated below:</w:t>
       </w:r>
@@ -2635,6 +2581,8 @@
         <w:jc w:val="center"/>
         <w:rPr>
           <w:rFonts w:ascii="Times New Roman" w:hAnsi="Times New Roman" w:cs="Times New Roman"/>
+          <w:sz w:val="24"/>
+          <w:szCs w:val="24"/>
         </w:rPr>
       </w:pPr>
       <w:r>
@@ -2642,12 +2590,16 @@
           <w:rFonts w:ascii="Times New Roman" w:hAnsi="Times New Roman" w:cs="Times New Roman"/>
           <w:b/>
           <w:bCs/>
+          <w:sz w:val="24"/>
+          <w:szCs w:val="24"/>
         </w:rPr>
         <w:t>Dataset Collection</w:t>
       </w:r>
       <w:r>
         <w:rPr>
           <w:rFonts w:ascii="Times New Roman" w:hAnsi="Times New Roman" w:cs="Times New Roman"/>
+          <w:sz w:val="24"/>
+          <w:szCs w:val="24"/>
         </w:rPr>
         <w:br/>
         <w:t xml:space="preserve">  ↓</w:t>
@@ -2659,6 +2611,8 @@
         <w:jc w:val="center"/>
         <w:rPr>
           <w:rFonts w:ascii="Times New Roman" w:hAnsi="Times New Roman" w:cs="Times New Roman"/>
+          <w:sz w:val="24"/>
+          <w:szCs w:val="24"/>
         </w:rPr>
       </w:pPr>
       <w:r>
@@ -2666,12 +2620,16 @@
           <w:rFonts w:ascii="Times New Roman" w:hAnsi="Times New Roman" w:cs="Times New Roman"/>
           <w:b/>
           <w:bCs/>
+          <w:sz w:val="24"/>
+          <w:szCs w:val="24"/>
         </w:rPr>
         <w:t>Dataset Inspection</w:t>
       </w:r>
       <w:r>
         <w:rPr>
           <w:rFonts w:ascii="Times New Roman" w:hAnsi="Times New Roman" w:cs="Times New Roman"/>
+          <w:sz w:val="24"/>
+          <w:szCs w:val="24"/>
         </w:rPr>
         <w:br/>
         <w:t xml:space="preserve">  ↓</w:t>
@@ -2683,6 +2641,8 @@
         <w:jc w:val="center"/>
         <w:rPr>
           <w:rFonts w:ascii="Times New Roman" w:hAnsi="Times New Roman" w:cs="Times New Roman"/>
+          <w:sz w:val="24"/>
+          <w:szCs w:val="24"/>
         </w:rPr>
       </w:pPr>
       <w:r>
@@ -2690,12 +2650,16 @@
           <w:rFonts w:ascii="Times New Roman" w:hAnsi="Times New Roman" w:cs="Times New Roman"/>
           <w:b/>
           <w:bCs/>
+          <w:sz w:val="24"/>
+          <w:szCs w:val="24"/>
         </w:rPr>
         <w:t>Missing Value Analysis</w:t>
       </w:r>
       <w:r>
         <w:rPr>
           <w:rFonts w:ascii="Times New Roman" w:hAnsi="Times New Roman" w:cs="Times New Roman"/>
+          <w:sz w:val="24"/>
+          <w:szCs w:val="24"/>
         </w:rPr>
         <w:br/>
         <w:t xml:space="preserve">  ↓</w:t>
@@ -2707,6 +2671,8 @@
         <w:jc w:val="center"/>
         <w:rPr>
           <w:rFonts w:ascii="Times New Roman" w:hAnsi="Times New Roman" w:cs="Times New Roman"/>
+          <w:sz w:val="24"/>
+          <w:szCs w:val="24"/>
         </w:rPr>
       </w:pPr>
       <w:r>
@@ -2714,12 +2680,16 @@
           <w:rFonts w:ascii="Times New Roman" w:hAnsi="Times New Roman" w:cs="Times New Roman"/>
           <w:b/>
           <w:bCs/>
+          <w:sz w:val="24"/>
+          <w:szCs w:val="24"/>
         </w:rPr>
         <w:t>Duplicate Record Detection</w:t>
       </w:r>
       <w:r>
         <w:rPr>
           <w:rFonts w:ascii="Times New Roman" w:hAnsi="Times New Roman" w:cs="Times New Roman"/>
+          <w:sz w:val="24"/>
+          <w:szCs w:val="24"/>
         </w:rPr>
         <w:br/>
         <w:t xml:space="preserve">  ↓</w:t>
@@ -2731,6 +2701,8 @@
         <w:jc w:val="center"/>
         <w:rPr>
           <w:rFonts w:ascii="Times New Roman" w:hAnsi="Times New Roman" w:cs="Times New Roman"/>
+          <w:sz w:val="24"/>
+          <w:szCs w:val="24"/>
         </w:rPr>
       </w:pPr>
       <w:r>
@@ -2738,12 +2710,16 @@
           <w:rFonts w:ascii="Times New Roman" w:hAnsi="Times New Roman" w:cs="Times New Roman"/>
           <w:b/>
           <w:bCs/>
+          <w:sz w:val="24"/>
+          <w:szCs w:val="24"/>
         </w:rPr>
         <w:t>Data Type Validation</w:t>
       </w:r>
       <w:r>
         <w:rPr>
           <w:rFonts w:ascii="Times New Roman" w:hAnsi="Times New Roman" w:cs="Times New Roman"/>
+          <w:sz w:val="24"/>
+          <w:szCs w:val="24"/>
         </w:rPr>
         <w:br/>
         <w:t xml:space="preserve">  ↓</w:t>
@@ -2755,6 +2731,8 @@
         <w:jc w:val="center"/>
         <w:rPr>
           <w:rFonts w:ascii="Times New Roman" w:hAnsi="Times New Roman" w:cs="Times New Roman"/>
+          <w:sz w:val="24"/>
+          <w:szCs w:val="24"/>
         </w:rPr>
       </w:pPr>
       <w:r>
@@ -2762,20 +2740,46 @@
           <w:rFonts w:ascii="Times New Roman" w:hAnsi="Times New Roman" w:cs="Times New Roman"/>
           <w:b/>
           <w:bCs/>
-        </w:rPr>
-        <w:t>Text</w:t>
-      </w:r>
+          <w:sz w:val="24"/>
+          <w:szCs w:val="24"/>
+        </w:rPr>
+        <w:t>Text Standardization</w:t>
+      </w:r>
+      <w:r>
+        <w:rPr>
+          <w:rFonts w:ascii="Times New Roman" w:hAnsi="Times New Roman" w:cs="Times New Roman"/>
+          <w:sz w:val="24"/>
+          <w:szCs w:val="24"/>
+        </w:rPr>
+        <w:br/>
+        <w:t xml:space="preserve">  ↓</w:t>
+      </w:r>
+    </w:p>
+    <w:p>
+      <w:pPr>
+        <w:spacing w:after="60"/>
+        <w:jc w:val="center"/>
+        <w:rPr>
+          <w:rFonts w:ascii="Times New Roman" w:hAnsi="Times New Roman" w:cs="Times New Roman"/>
+          <w:sz w:val="24"/>
+          <w:szCs w:val="24"/>
+        </w:rPr>
+      </w:pPr>
       <w:r>
         <w:rPr>
           <w:rFonts w:ascii="Times New Roman" w:hAnsi="Times New Roman" w:cs="Times New Roman"/>
           <w:b/>
           <w:bCs/>
-        </w:rPr>
-        <w:t xml:space="preserve"> Standardization</w:t>
-      </w:r>
-      <w:r>
-        <w:rPr>
-          <w:rFonts w:ascii="Times New Roman" w:hAnsi="Times New Roman" w:cs="Times New Roman"/>
+          <w:sz w:val="24"/>
+          <w:szCs w:val="24"/>
+        </w:rPr>
+        <w:t>Data Consistency Checks</w:t>
+      </w:r>
+      <w:r>
+        <w:rPr>
+          <w:rFonts w:ascii="Times New Roman" w:hAnsi="Times New Roman" w:cs="Times New Roman"/>
+          <w:sz w:val="24"/>
+          <w:szCs w:val="24"/>
         </w:rPr>
         <w:br/>
         <w:t xml:space="preserve">  ↓</w:t>
@@ -2787,6 +2791,8 @@
         <w:jc w:val="center"/>
         <w:rPr>
           <w:rFonts w:ascii="Times New Roman" w:hAnsi="Times New Roman" w:cs="Times New Roman"/>
+          <w:sz w:val="24"/>
+          <w:szCs w:val="24"/>
         </w:rPr>
       </w:pPr>
       <w:r>
@@ -2794,12 +2800,16 @@
           <w:rFonts w:ascii="Times New Roman" w:hAnsi="Times New Roman" w:cs="Times New Roman"/>
           <w:b/>
           <w:bCs/>
-        </w:rPr>
-        <w:t>Data Consistency Checks</w:t>
-      </w:r>
-      <w:r>
-        <w:rPr>
-          <w:rFonts w:ascii="Times New Roman" w:hAnsi="Times New Roman" w:cs="Times New Roman"/>
+          <w:sz w:val="24"/>
+          <w:szCs w:val="24"/>
+        </w:rPr>
+        <w:t>Statistical Summary</w:t>
+      </w:r>
+      <w:r>
+        <w:rPr>
+          <w:rFonts w:ascii="Times New Roman" w:hAnsi="Times New Roman" w:cs="Times New Roman"/>
+          <w:sz w:val="24"/>
+          <w:szCs w:val="24"/>
         </w:rPr>
         <w:br/>
         <w:t xml:space="preserve">  ↓</w:t>
@@ -2811,6 +2821,8 @@
         <w:jc w:val="center"/>
         <w:rPr>
           <w:rFonts w:ascii="Times New Roman" w:hAnsi="Times New Roman" w:cs="Times New Roman"/>
+          <w:sz w:val="24"/>
+          <w:szCs w:val="24"/>
         </w:rPr>
       </w:pPr>
       <w:r>
@@ -2818,12 +2830,16 @@
           <w:rFonts w:ascii="Times New Roman" w:hAnsi="Times New Roman" w:cs="Times New Roman"/>
           <w:b/>
           <w:bCs/>
-        </w:rPr>
-        <w:t>Statistical Summary</w:t>
-      </w:r>
-      <w:r>
-        <w:rPr>
-          <w:rFonts w:ascii="Times New Roman" w:hAnsi="Times New Roman" w:cs="Times New Roman"/>
+          <w:sz w:val="24"/>
+          <w:szCs w:val="24"/>
+        </w:rPr>
+        <w:t>Outlier Detection</w:t>
+      </w:r>
+      <w:r>
+        <w:rPr>
+          <w:rFonts w:ascii="Times New Roman" w:hAnsi="Times New Roman" w:cs="Times New Roman"/>
+          <w:sz w:val="24"/>
+          <w:szCs w:val="24"/>
         </w:rPr>
         <w:br/>
         <w:t xml:space="preserve">  ↓</w:t>
@@ -2835,6 +2851,8 @@
         <w:jc w:val="center"/>
         <w:rPr>
           <w:rFonts w:ascii="Times New Roman" w:hAnsi="Times New Roman" w:cs="Times New Roman"/>
+          <w:sz w:val="24"/>
+          <w:szCs w:val="24"/>
         </w:rPr>
       </w:pPr>
       <w:r>
@@ -2842,12 +2860,17 @@
           <w:rFonts w:ascii="Times New Roman" w:hAnsi="Times New Roman" w:cs="Times New Roman"/>
           <w:b/>
           <w:bCs/>
-        </w:rPr>
-        <w:t>Outlier Detection</w:t>
-      </w:r>
-      <w:r>
-        <w:rPr>
-          <w:rFonts w:ascii="Times New Roman" w:hAnsi="Times New Roman" w:cs="Times New Roman"/>
+          <w:sz w:val="24"/>
+          <w:szCs w:val="24"/>
+        </w:rPr>
+        <w:lastRenderedPageBreak/>
+        <w:t>Data Quality Assessment</w:t>
+      </w:r>
+      <w:r>
+        <w:rPr>
+          <w:rFonts w:ascii="Times New Roman" w:hAnsi="Times New Roman" w:cs="Times New Roman"/>
+          <w:sz w:val="24"/>
+          <w:szCs w:val="24"/>
         </w:rPr>
         <w:br/>
         <w:t xml:space="preserve">  ↓</w:t>
@@ -2855,10 +2878,12 @@
     </w:p>
     <w:p>
       <w:pPr>
-        <w:spacing w:after="60"/>
+        <w:spacing w:after="200"/>
         <w:jc w:val="center"/>
         <w:rPr>
           <w:rFonts w:ascii="Times New Roman" w:hAnsi="Times New Roman" w:cs="Times New Roman"/>
+          <w:sz w:val="24"/>
+          <w:szCs w:val="24"/>
         </w:rPr>
       </w:pPr>
       <w:r>
@@ -2866,30 +2891,8 @@
           <w:rFonts w:ascii="Times New Roman" w:hAnsi="Times New Roman" w:cs="Times New Roman"/>
           <w:b/>
           <w:bCs/>
-        </w:rPr>
-        <w:t>Data Quality Assessment</w:t>
-      </w:r>
-      <w:r>
-        <w:rPr>
-          <w:rFonts w:ascii="Times New Roman" w:hAnsi="Times New Roman" w:cs="Times New Roman"/>
-        </w:rPr>
-        <w:br/>
-        <w:t xml:space="preserve">  ↓</w:t>
-      </w:r>
-    </w:p>
-    <w:p>
-      <w:pPr>
-        <w:spacing w:after="200"/>
-        <w:jc w:val="center"/>
-        <w:rPr>
-          <w:rFonts w:ascii="Times New Roman" w:hAnsi="Times New Roman" w:cs="Times New Roman"/>
-        </w:rPr>
-      </w:pPr>
-      <w:r>
-        <w:rPr>
-          <w:rFonts w:ascii="Times New Roman" w:hAnsi="Times New Roman" w:cs="Times New Roman"/>
-          <w:b/>
-          <w:bCs/>
+          <w:sz w:val="24"/>
+          <w:szCs w:val="24"/>
         </w:rPr>
         <w:t>Export Clean Dataset</w:t>
       </w:r>
@@ -2900,17 +2903,23 @@
         <w:jc w:val="both"/>
         <w:rPr>
           <w:rFonts w:ascii="Times New Roman" w:hAnsi="Times New Roman" w:cs="Times New Roman"/>
-        </w:rPr>
-      </w:pPr>
-      <w:r>
-        <w:rPr>
-          <w:rFonts w:ascii="Times New Roman" w:hAnsi="Times New Roman" w:cs="Times New Roman"/>
+          <w:sz w:val="24"/>
+          <w:szCs w:val="24"/>
+        </w:rPr>
+      </w:pPr>
+      <w:r>
+        <w:rPr>
+          <w:rFonts w:ascii="Times New Roman" w:hAnsi="Times New Roman" w:cs="Times New Roman"/>
+          <w:sz w:val="24"/>
+          <w:szCs w:val="24"/>
         </w:rPr>
         <w:br/>
       </w:r>
       <w:r>
         <w:rPr>
           <w:rFonts w:ascii="Times New Roman" w:hAnsi="Times New Roman" w:cs="Times New Roman"/>
+          <w:sz w:val="24"/>
+          <w:szCs w:val="24"/>
         </w:rPr>
         <w:t>This structured methodology ensured that the dataset was carefully validated before being used for subsequent stages of analysis. Each preprocessing step was documented to maintain transparency and reproducibility.</w:t>
       </w:r>
@@ -2921,6 +2930,8 @@
         <w:spacing w:before="360" w:after="200"/>
         <w:rPr>
           <w:rFonts w:ascii="Times New Roman" w:hAnsi="Times New Roman" w:cs="Times New Roman"/>
+          <w:sz w:val="36"/>
+          <w:szCs w:val="36"/>
         </w:rPr>
       </w:pPr>
       <w:r>
@@ -2929,10 +2940,7 @@
           <w:b/>
           <w:bCs/>
           <w:color w:val="000000"/>
-          <w:sz w:val="30"/>
-          <w:szCs w:val="30"/>
-        </w:rPr>
-        <w:lastRenderedPageBreak/>
+        </w:rPr>
         <w:t>7. Data Collection</w:t>
       </w:r>
     </w:p>
@@ -2942,19 +2950,17 @@
         <w:jc w:val="both"/>
         <w:rPr>
           <w:rFonts w:ascii="Times New Roman" w:hAnsi="Times New Roman" w:cs="Times New Roman"/>
-        </w:rPr>
-      </w:pPr>
-      <w:r>
-        <w:rPr>
-          <w:rFonts w:ascii="Times New Roman" w:hAnsi="Times New Roman" w:cs="Times New Roman"/>
-        </w:rPr>
-        <w:t>The dataset used in th</w:t>
-      </w:r>
-      <w:r>
-        <w:rPr>
-          <w:rFonts w:ascii="Times New Roman" w:hAnsi="Times New Roman" w:cs="Times New Roman"/>
-        </w:rPr>
-        <w:t>is project was obtained from a publicly available Kaggle repository containing historical agricultural records from various Indian states and union territories.</w:t>
+          <w:sz w:val="24"/>
+          <w:szCs w:val="24"/>
+        </w:rPr>
+      </w:pPr>
+      <w:r>
+        <w:rPr>
+          <w:rFonts w:ascii="Times New Roman" w:hAnsi="Times New Roman" w:cs="Times New Roman"/>
+          <w:sz w:val="24"/>
+          <w:szCs w:val="24"/>
+        </w:rPr>
+        <w:t>The dataset used in this project was obtained from a publicly available Kaggle repository containing historical agricultural records from various Indian states and union territories.</w:t>
       </w:r>
     </w:p>
     <w:p>
@@ -2963,19 +2969,17 @@
         <w:jc w:val="both"/>
         <w:rPr>
           <w:rFonts w:ascii="Times New Roman" w:hAnsi="Times New Roman" w:cs="Times New Roman"/>
-        </w:rPr>
-      </w:pPr>
-      <w:r>
-        <w:rPr>
-          <w:rFonts w:ascii="Times New Roman" w:hAnsi="Times New Roman" w:cs="Times New Roman"/>
-        </w:rPr>
-        <w:t>The selected dataset covers agricultural production between 1997 and 2020 and includes multiple</w:t>
-      </w:r>
-      <w:r>
-        <w:rPr>
-          <w:rFonts w:ascii="Times New Roman" w:hAnsi="Times New Roman" w:cs="Times New Roman"/>
-        </w:rPr>
-        <w:t xml:space="preserve"> environmental and cultivation-related variables influencing crop yield.</w:t>
+          <w:sz w:val="24"/>
+          <w:szCs w:val="24"/>
+        </w:rPr>
+      </w:pPr>
+      <w:r>
+        <w:rPr>
+          <w:rFonts w:ascii="Times New Roman" w:hAnsi="Times New Roman" w:cs="Times New Roman"/>
+          <w:sz w:val="24"/>
+          <w:szCs w:val="24"/>
+        </w:rPr>
+        <w:t>The selected dataset covers agricultural production between 1997 and 2020 and includes multiple environmental and cultivation-related variables influencing crop yield.</w:t>
       </w:r>
     </w:p>
     <w:p>
@@ -2984,19 +2988,17 @@
         <w:jc w:val="both"/>
         <w:rPr>
           <w:rFonts w:ascii="Times New Roman" w:hAnsi="Times New Roman" w:cs="Times New Roman"/>
-        </w:rPr>
-      </w:pPr>
-      <w:r>
-        <w:rPr>
-          <w:rFonts w:ascii="Times New Roman" w:hAnsi="Times New Roman" w:cs="Times New Roman"/>
-        </w:rPr>
-        <w:t>The dataset was chosen because it satisfies the internship requirement of using a real-world agribusiness dataset while providing sufficient complexity for data preprocessing, explora</w:t>
-      </w:r>
-      <w:r>
-        <w:rPr>
-          <w:rFonts w:ascii="Times New Roman" w:hAnsi="Times New Roman" w:cs="Times New Roman"/>
-        </w:rPr>
-        <w:t>tory analysis, and predictive modelling.</w:t>
+          <w:sz w:val="24"/>
+          <w:szCs w:val="24"/>
+        </w:rPr>
+      </w:pPr>
+      <w:r>
+        <w:rPr>
+          <w:rFonts w:ascii="Times New Roman" w:hAnsi="Times New Roman" w:cs="Times New Roman"/>
+          <w:sz w:val="24"/>
+          <w:szCs w:val="24"/>
+        </w:rPr>
+        <w:t>The dataset was chosen because it satisfies the internship requirement of using a real-world agribusiness dataset while providing sufficient complexity for data preprocessing, exploratory analysis, and predictive modelling.</w:t>
       </w:r>
     </w:p>
     <w:p>
@@ -3005,11 +3007,15 @@
         <w:jc w:val="both"/>
         <w:rPr>
           <w:rFonts w:ascii="Times New Roman" w:hAnsi="Times New Roman" w:cs="Times New Roman"/>
-        </w:rPr>
-      </w:pPr>
-      <w:r>
-        <w:rPr>
-          <w:rFonts w:ascii="Times New Roman" w:hAnsi="Times New Roman" w:cs="Times New Roman"/>
+          <w:sz w:val="24"/>
+          <w:szCs w:val="24"/>
+        </w:rPr>
+      </w:pPr>
+      <w:r>
+        <w:rPr>
+          <w:rFonts w:ascii="Times New Roman" w:hAnsi="Times New Roman" w:cs="Times New Roman"/>
+          <w:sz w:val="24"/>
+          <w:szCs w:val="24"/>
         </w:rPr>
         <w:t xml:space="preserve">After downloading the dataset, it was imported into the </w:t>
       </w:r>
@@ -3017,6 +3023,8 @@
       <w:r>
         <w:rPr>
           <w:rFonts w:ascii="Times New Roman" w:hAnsi="Times New Roman" w:cs="Times New Roman"/>
+          <w:sz w:val="24"/>
+          <w:szCs w:val="24"/>
         </w:rPr>
         <w:t>Jupyter</w:t>
       </w:r>
@@ -3024,6 +3032,8 @@
       <w:r>
         <w:rPr>
           <w:rFonts w:ascii="Times New Roman" w:hAnsi="Times New Roman" w:cs="Times New Roman"/>
+          <w:sz w:val="24"/>
+          <w:szCs w:val="24"/>
         </w:rPr>
         <w:t xml:space="preserve"> Notebook using the Pandas library for further inspection and preprocessing.</w:t>
       </w:r>
@@ -3034,6 +3044,8 @@
         <w:spacing w:before="260" w:after="140"/>
         <w:rPr>
           <w:rFonts w:ascii="Times New Roman" w:hAnsi="Times New Roman" w:cs="Times New Roman"/>
+          <w:sz w:val="28"/>
+          <w:szCs w:val="28"/>
         </w:rPr>
       </w:pPr>
       <w:r>
@@ -3042,8 +3054,8 @@
           <w:b/>
           <w:bCs/>
           <w:color w:val="000000"/>
-          <w:sz w:val="25"/>
-          <w:szCs w:val="25"/>
+          <w:sz w:val="28"/>
+          <w:szCs w:val="28"/>
         </w:rPr>
         <w:t>Dataset Summary</w:t>
       </w:r>
@@ -3070,12 +3082,6 @@
         <w:gridCol w:w="5829"/>
       </w:tblGrid>
       <w:tr>
-        <w:tblPrEx>
-          <w:tblCellMar>
-            <w:top w:w="0" w:type="dxa"/>
-            <w:bottom w:w="0" w:type="dxa"/>
-          </w:tblCellMar>
-        </w:tblPrEx>
         <w:trPr>
           <w:tblHeader/>
         </w:trPr>
@@ -3095,6 +3101,8 @@
             <w:pPr>
               <w:rPr>
                 <w:rFonts w:ascii="Times New Roman" w:hAnsi="Times New Roman" w:cs="Times New Roman"/>
+                <w:sz w:val="24"/>
+                <w:szCs w:val="24"/>
               </w:rPr>
             </w:pPr>
             <w:r>
@@ -3102,8 +3110,6 @@
                 <w:rFonts w:ascii="Times New Roman" w:hAnsi="Times New Roman" w:cs="Times New Roman"/>
                 <w:b/>
                 <w:bCs/>
-                <w:sz w:val="21"/>
-                <w:szCs w:val="21"/>
               </w:rPr>
               <w:t>Attribute</w:t>
             </w:r>
@@ -3125,6 +3131,8 @@
             <w:pPr>
               <w:rPr>
                 <w:rFonts w:ascii="Times New Roman" w:hAnsi="Times New Roman" w:cs="Times New Roman"/>
+                <w:sz w:val="24"/>
+                <w:szCs w:val="24"/>
               </w:rPr>
             </w:pPr>
             <w:r>
@@ -3132,8 +3140,6 @@
                 <w:rFonts w:ascii="Times New Roman" w:hAnsi="Times New Roman" w:cs="Times New Roman"/>
                 <w:b/>
                 <w:bCs/>
-                <w:sz w:val="21"/>
-                <w:szCs w:val="21"/>
               </w:rPr>
               <w:t>Value</w:t>
             </w:r>
@@ -3141,12 +3147,6 @@
         </w:tc>
       </w:tr>
       <w:tr>
-        <w:tblPrEx>
-          <w:tblCellMar>
-            <w:top w:w="0" w:type="dxa"/>
-            <w:bottom w:w="0" w:type="dxa"/>
-          </w:tblCellMar>
-        </w:tblPrEx>
         <w:tc>
           <w:tcPr>
             <w:tcW w:w="3681" w:type="dxa"/>
@@ -3162,13 +3162,13 @@
             <w:pPr>
               <w:rPr>
                 <w:rFonts w:ascii="Times New Roman" w:hAnsi="Times New Roman" w:cs="Times New Roman"/>
+                <w:sz w:val="24"/>
+                <w:szCs w:val="24"/>
               </w:rPr>
             </w:pPr>
             <w:r>
               <w:rPr>
                 <w:rFonts w:ascii="Times New Roman" w:hAnsi="Times New Roman" w:cs="Times New Roman"/>
-                <w:sz w:val="21"/>
-                <w:szCs w:val="21"/>
               </w:rPr>
               <w:t>Dataset Name</w:t>
             </w:r>
@@ -3189,13 +3189,13 @@
             <w:pPr>
               <w:rPr>
                 <w:rFonts w:ascii="Times New Roman" w:hAnsi="Times New Roman" w:cs="Times New Roman"/>
+                <w:sz w:val="24"/>
+                <w:szCs w:val="24"/>
               </w:rPr>
             </w:pPr>
             <w:r>
               <w:rPr>
                 <w:rFonts w:ascii="Times New Roman" w:hAnsi="Times New Roman" w:cs="Times New Roman"/>
-                <w:sz w:val="21"/>
-                <w:szCs w:val="21"/>
               </w:rPr>
               <w:t>Agricultural Crop Yield in Indian States Dataset</w:t>
             </w:r>
@@ -3203,12 +3203,6 @@
         </w:tc>
       </w:tr>
       <w:tr>
-        <w:tblPrEx>
-          <w:tblCellMar>
-            <w:top w:w="0" w:type="dxa"/>
-            <w:bottom w:w="0" w:type="dxa"/>
-          </w:tblCellMar>
-        </w:tblPrEx>
         <w:tc>
           <w:tcPr>
             <w:tcW w:w="3681" w:type="dxa"/>
@@ -3224,13 +3218,13 @@
             <w:pPr>
               <w:rPr>
                 <w:rFonts w:ascii="Times New Roman" w:hAnsi="Times New Roman" w:cs="Times New Roman"/>
+                <w:sz w:val="24"/>
+                <w:szCs w:val="24"/>
               </w:rPr>
             </w:pPr>
             <w:r>
               <w:rPr>
                 <w:rFonts w:ascii="Times New Roman" w:hAnsi="Times New Roman" w:cs="Times New Roman"/>
-                <w:sz w:val="21"/>
-                <w:szCs w:val="21"/>
               </w:rPr>
               <w:t>Source</w:t>
             </w:r>
@@ -3251,13 +3245,13 @@
             <w:pPr>
               <w:rPr>
                 <w:rFonts w:ascii="Times New Roman" w:hAnsi="Times New Roman" w:cs="Times New Roman"/>
+                <w:sz w:val="24"/>
+                <w:szCs w:val="24"/>
               </w:rPr>
             </w:pPr>
             <w:r>
               <w:rPr>
                 <w:rFonts w:ascii="Times New Roman" w:hAnsi="Times New Roman" w:cs="Times New Roman"/>
-                <w:sz w:val="21"/>
-                <w:szCs w:val="21"/>
               </w:rPr>
               <w:t>Kaggle</w:t>
             </w:r>
@@ -3265,12 +3259,6 @@
         </w:tc>
       </w:tr>
       <w:tr>
-        <w:tblPrEx>
-          <w:tblCellMar>
-            <w:top w:w="0" w:type="dxa"/>
-            <w:bottom w:w="0" w:type="dxa"/>
-          </w:tblCellMar>
-        </w:tblPrEx>
         <w:tc>
           <w:tcPr>
             <w:tcW w:w="3681" w:type="dxa"/>
@@ -3286,13 +3274,13 @@
             <w:pPr>
               <w:rPr>
                 <w:rFonts w:ascii="Times New Roman" w:hAnsi="Times New Roman" w:cs="Times New Roman"/>
+                <w:sz w:val="24"/>
+                <w:szCs w:val="24"/>
               </w:rPr>
             </w:pPr>
             <w:r>
               <w:rPr>
                 <w:rFonts w:ascii="Times New Roman" w:hAnsi="Times New Roman" w:cs="Times New Roman"/>
-                <w:sz w:val="21"/>
-                <w:szCs w:val="21"/>
               </w:rPr>
               <w:t>Time Period</w:t>
             </w:r>
@@ -3313,13 +3301,13 @@
             <w:pPr>
               <w:rPr>
                 <w:rFonts w:ascii="Times New Roman" w:hAnsi="Times New Roman" w:cs="Times New Roman"/>
+                <w:sz w:val="24"/>
+                <w:szCs w:val="24"/>
               </w:rPr>
             </w:pPr>
             <w:r>
               <w:rPr>
                 <w:rFonts w:ascii="Times New Roman" w:hAnsi="Times New Roman" w:cs="Times New Roman"/>
-                <w:sz w:val="21"/>
-                <w:szCs w:val="21"/>
               </w:rPr>
               <w:t>1997–2020</w:t>
             </w:r>
@@ -3327,12 +3315,6 @@
         </w:tc>
       </w:tr>
       <w:tr>
-        <w:tblPrEx>
-          <w:tblCellMar>
-            <w:top w:w="0" w:type="dxa"/>
-            <w:bottom w:w="0" w:type="dxa"/>
-          </w:tblCellMar>
-        </w:tblPrEx>
         <w:tc>
           <w:tcPr>
             <w:tcW w:w="3681" w:type="dxa"/>
@@ -3348,13 +3330,13 @@
             <w:pPr>
               <w:rPr>
                 <w:rFonts w:ascii="Times New Roman" w:hAnsi="Times New Roman" w:cs="Times New Roman"/>
+                <w:sz w:val="24"/>
+                <w:szCs w:val="24"/>
               </w:rPr>
             </w:pPr>
             <w:r>
               <w:rPr>
                 <w:rFonts w:ascii="Times New Roman" w:hAnsi="Times New Roman" w:cs="Times New Roman"/>
-                <w:sz w:val="21"/>
-                <w:szCs w:val="21"/>
               </w:rPr>
               <w:t>Records</w:t>
             </w:r>
@@ -3375,13 +3357,13 @@
             <w:pPr>
               <w:rPr>
                 <w:rFonts w:ascii="Times New Roman" w:hAnsi="Times New Roman" w:cs="Times New Roman"/>
+                <w:sz w:val="24"/>
+                <w:szCs w:val="24"/>
               </w:rPr>
             </w:pPr>
             <w:r>
               <w:rPr>
                 <w:rFonts w:ascii="Times New Roman" w:hAnsi="Times New Roman" w:cs="Times New Roman"/>
-                <w:sz w:val="21"/>
-                <w:szCs w:val="21"/>
               </w:rPr>
               <w:t>19,689</w:t>
             </w:r>
@@ -3389,12 +3371,6 @@
         </w:tc>
       </w:tr>
       <w:tr>
-        <w:tblPrEx>
-          <w:tblCellMar>
-            <w:top w:w="0" w:type="dxa"/>
-            <w:bottom w:w="0" w:type="dxa"/>
-          </w:tblCellMar>
-        </w:tblPrEx>
         <w:tc>
           <w:tcPr>
             <w:tcW w:w="3681" w:type="dxa"/>
@@ -3410,13 +3386,13 @@
             <w:pPr>
               <w:rPr>
                 <w:rFonts w:ascii="Times New Roman" w:hAnsi="Times New Roman" w:cs="Times New Roman"/>
+                <w:sz w:val="24"/>
+                <w:szCs w:val="24"/>
               </w:rPr>
             </w:pPr>
             <w:r>
               <w:rPr>
                 <w:rFonts w:ascii="Times New Roman" w:hAnsi="Times New Roman" w:cs="Times New Roman"/>
-                <w:sz w:val="21"/>
-                <w:szCs w:val="21"/>
               </w:rPr>
               <w:t>Features</w:t>
             </w:r>
@@ -3437,13 +3413,13 @@
             <w:pPr>
               <w:rPr>
                 <w:rFonts w:ascii="Times New Roman" w:hAnsi="Times New Roman" w:cs="Times New Roman"/>
+                <w:sz w:val="24"/>
+                <w:szCs w:val="24"/>
               </w:rPr>
             </w:pPr>
             <w:r>
               <w:rPr>
                 <w:rFonts w:ascii="Times New Roman" w:hAnsi="Times New Roman" w:cs="Times New Roman"/>
-                <w:sz w:val="21"/>
-                <w:szCs w:val="21"/>
               </w:rPr>
               <w:t>10</w:t>
             </w:r>
@@ -3455,11 +3431,15 @@
       <w:pPr>
         <w:rPr>
           <w:rFonts w:ascii="Times New Roman" w:hAnsi="Times New Roman" w:cs="Times New Roman"/>
-        </w:rPr>
-      </w:pPr>
-      <w:r>
-        <w:rPr>
-          <w:rFonts w:ascii="Times New Roman" w:hAnsi="Times New Roman" w:cs="Times New Roman"/>
+          <w:sz w:val="24"/>
+          <w:szCs w:val="24"/>
+        </w:rPr>
+      </w:pPr>
+      <w:r>
+        <w:rPr>
+          <w:rFonts w:ascii="Times New Roman" w:hAnsi="Times New Roman" w:cs="Times New Roman"/>
+          <w:sz w:val="24"/>
+          <w:szCs w:val="24"/>
         </w:rPr>
         <w:br w:type="page"/>
       </w:r>
@@ -3470,6 +3450,8 @@
         <w:spacing w:before="360" w:after="200"/>
         <w:rPr>
           <w:rFonts w:ascii="Times New Roman" w:hAnsi="Times New Roman" w:cs="Times New Roman"/>
+          <w:sz w:val="36"/>
+          <w:szCs w:val="36"/>
         </w:rPr>
       </w:pPr>
       <w:r>
@@ -3478,8 +3460,6 @@
           <w:b/>
           <w:bCs/>
           <w:color w:val="000000"/>
-          <w:sz w:val="30"/>
-          <w:szCs w:val="30"/>
         </w:rPr>
         <w:lastRenderedPageBreak/>
         <w:t>8. Initial Data Inspection</w:t>
@@ -3491,11 +3471,15 @@
         <w:jc w:val="both"/>
         <w:rPr>
           <w:rFonts w:ascii="Times New Roman" w:hAnsi="Times New Roman" w:cs="Times New Roman"/>
-        </w:rPr>
-      </w:pPr>
-      <w:r>
-        <w:rPr>
-          <w:rFonts w:ascii="Times New Roman" w:hAnsi="Times New Roman" w:cs="Times New Roman"/>
+          <w:sz w:val="24"/>
+          <w:szCs w:val="24"/>
+        </w:rPr>
+      </w:pPr>
+      <w:r>
+        <w:rPr>
+          <w:rFonts w:ascii="Times New Roman" w:hAnsi="Times New Roman" w:cs="Times New Roman"/>
+          <w:sz w:val="24"/>
+          <w:szCs w:val="24"/>
         </w:rPr>
         <w:t>Before performing any preprocessing operations, an initial inspection of the dataset was conducted to understand its overall structure and identify any potential quality issues.</w:t>
       </w:r>
@@ -3506,11 +3490,15 @@
         <w:jc w:val="both"/>
         <w:rPr>
           <w:rFonts w:ascii="Times New Roman" w:hAnsi="Times New Roman" w:cs="Times New Roman"/>
-        </w:rPr>
-      </w:pPr>
-      <w:r>
-        <w:rPr>
-          <w:rFonts w:ascii="Times New Roman" w:hAnsi="Times New Roman" w:cs="Times New Roman"/>
+          <w:sz w:val="24"/>
+          <w:szCs w:val="24"/>
+        </w:rPr>
+      </w:pPr>
+      <w:r>
+        <w:rPr>
+          <w:rFonts w:ascii="Times New Roman" w:hAnsi="Times New Roman" w:cs="Times New Roman"/>
+          <w:sz w:val="24"/>
+          <w:szCs w:val="24"/>
         </w:rPr>
         <w:t>The inspection included:</w:t>
       </w:r>
@@ -3525,11 +3513,15 @@
         <w:spacing w:after="100"/>
         <w:rPr>
           <w:rFonts w:ascii="Times New Roman" w:hAnsi="Times New Roman" w:cs="Times New Roman"/>
-        </w:rPr>
-      </w:pPr>
-      <w:r>
-        <w:rPr>
-          <w:rFonts w:ascii="Times New Roman" w:hAnsi="Times New Roman" w:cs="Times New Roman"/>
+          <w:sz w:val="24"/>
+          <w:szCs w:val="24"/>
+        </w:rPr>
+      </w:pPr>
+      <w:r>
+        <w:rPr>
+          <w:rFonts w:ascii="Times New Roman" w:hAnsi="Times New Roman" w:cs="Times New Roman"/>
+          <w:sz w:val="24"/>
+          <w:szCs w:val="24"/>
         </w:rPr>
         <w:t>Dataset dimensions</w:t>
       </w:r>
@@ -3544,11 +3536,15 @@
         <w:spacing w:after="100"/>
         <w:rPr>
           <w:rFonts w:ascii="Times New Roman" w:hAnsi="Times New Roman" w:cs="Times New Roman"/>
-        </w:rPr>
-      </w:pPr>
-      <w:r>
-        <w:rPr>
-          <w:rFonts w:ascii="Times New Roman" w:hAnsi="Times New Roman" w:cs="Times New Roman"/>
+          <w:sz w:val="24"/>
+          <w:szCs w:val="24"/>
+        </w:rPr>
+      </w:pPr>
+      <w:r>
+        <w:rPr>
+          <w:rFonts w:ascii="Times New Roman" w:hAnsi="Times New Roman" w:cs="Times New Roman"/>
+          <w:sz w:val="24"/>
+          <w:szCs w:val="24"/>
         </w:rPr>
         <w:t>Column names</w:t>
       </w:r>
@@ -3563,11 +3559,15 @@
         <w:spacing w:after="100"/>
         <w:rPr>
           <w:rFonts w:ascii="Times New Roman" w:hAnsi="Times New Roman" w:cs="Times New Roman"/>
-        </w:rPr>
-      </w:pPr>
-      <w:r>
-        <w:rPr>
-          <w:rFonts w:ascii="Times New Roman" w:hAnsi="Times New Roman" w:cs="Times New Roman"/>
+          <w:sz w:val="24"/>
+          <w:szCs w:val="24"/>
+        </w:rPr>
+      </w:pPr>
+      <w:r>
+        <w:rPr>
+          <w:rFonts w:ascii="Times New Roman" w:hAnsi="Times New Roman" w:cs="Times New Roman"/>
+          <w:sz w:val="24"/>
+          <w:szCs w:val="24"/>
         </w:rPr>
         <w:t>Data types</w:t>
       </w:r>
@@ -3582,11 +3582,15 @@
         <w:spacing w:after="100"/>
         <w:rPr>
           <w:rFonts w:ascii="Times New Roman" w:hAnsi="Times New Roman" w:cs="Times New Roman"/>
-        </w:rPr>
-      </w:pPr>
-      <w:r>
-        <w:rPr>
-          <w:rFonts w:ascii="Times New Roman" w:hAnsi="Times New Roman" w:cs="Times New Roman"/>
+          <w:sz w:val="24"/>
+          <w:szCs w:val="24"/>
+        </w:rPr>
+      </w:pPr>
+      <w:r>
+        <w:rPr>
+          <w:rFonts w:ascii="Times New Roman" w:hAnsi="Times New Roman" w:cs="Times New Roman"/>
+          <w:sz w:val="24"/>
+          <w:szCs w:val="24"/>
         </w:rPr>
         <w:t>Sample records</w:t>
       </w:r>
@@ -3601,11 +3605,15 @@
         <w:spacing w:after="100"/>
         <w:rPr>
           <w:rFonts w:ascii="Times New Roman" w:hAnsi="Times New Roman" w:cs="Times New Roman"/>
-        </w:rPr>
-      </w:pPr>
-      <w:r>
-        <w:rPr>
-          <w:rFonts w:ascii="Times New Roman" w:hAnsi="Times New Roman" w:cs="Times New Roman"/>
+          <w:sz w:val="24"/>
+          <w:szCs w:val="24"/>
+        </w:rPr>
+      </w:pPr>
+      <w:r>
+        <w:rPr>
+          <w:rFonts w:ascii="Times New Roman" w:hAnsi="Times New Roman" w:cs="Times New Roman"/>
+          <w:sz w:val="24"/>
+          <w:szCs w:val="24"/>
         </w:rPr>
         <w:t>Statistical overview</w:t>
       </w:r>
@@ -3616,19 +3624,17 @@
         <w:jc w:val="both"/>
         <w:rPr>
           <w:rFonts w:ascii="Times New Roman" w:hAnsi="Times New Roman" w:cs="Times New Roman"/>
-        </w:rPr>
-      </w:pPr>
-      <w:r>
-        <w:rPr>
-          <w:rFonts w:ascii="Times New Roman" w:hAnsi="Times New Roman" w:cs="Times New Roman"/>
-        </w:rPr>
-        <w:t>The inspection confirmed that the dataset contains 19,689 observations distributed across 10 features, comprising both categorical and numerical variables. A review of the first, last, and randomly selected records indic</w:t>
-      </w:r>
-      <w:r>
-        <w:rPr>
-          <w:rFonts w:ascii="Times New Roman" w:hAnsi="Times New Roman" w:cs="Times New Roman"/>
-        </w:rPr>
-        <w:t>ated that the dataset was consistently structured and suitable for further preprocessing.</w:t>
+          <w:sz w:val="24"/>
+          <w:szCs w:val="24"/>
+        </w:rPr>
+      </w:pPr>
+      <w:r>
+        <w:rPr>
+          <w:rFonts w:ascii="Times New Roman" w:hAnsi="Times New Roman" w:cs="Times New Roman"/>
+          <w:sz w:val="24"/>
+          <w:szCs w:val="24"/>
+        </w:rPr>
+        <w:t>The inspection confirmed that the dataset contains 19,689 observations distributed across 10 features, comprising both categorical and numerical variables. A review of the first, last, and randomly selected records indicated that the dataset was consistently structured and suitable for further preprocessing.</w:t>
       </w:r>
     </w:p>
     <w:p>
@@ -3637,26 +3643,8 @@
         <w:jc w:val="both"/>
         <w:rPr>
           <w:rFonts w:ascii="Times New Roman" w:hAnsi="Times New Roman" w:cs="Times New Roman"/>
-        </w:rPr>
-      </w:pPr>
-      <w:r>
-        <w:rPr>
-          <w:rFonts w:ascii="Times New Roman" w:hAnsi="Times New Roman" w:cs="Times New Roman"/>
-        </w:rPr>
-        <w:t>Descriptive statistics were generated to examine the range, central tendency, and dispersion of numerical variables. This provided an initial understanding of the agr</w:t>
-      </w:r>
-      <w:r>
-        <w:rPr>
-          <w:rFonts w:ascii="Times New Roman" w:hAnsi="Times New Roman" w:cs="Times New Roman"/>
-        </w:rPr>
-        <w:t>icultural data and highlighted the presence of naturally skewed distributions in production-related attributes.</w:t>
-      </w:r>
-    </w:p>
-    <w:p>
-      <w:pPr>
-        <w:spacing w:after="200"/>
-        <w:rPr>
-          <w:rFonts w:ascii="Times New Roman" w:hAnsi="Times New Roman" w:cs="Times New Roman"/>
+          <w:b/>
+          <w:bCs/>
         </w:rPr>
       </w:pPr>
       <w:r>
@@ -3665,125 +3653,153 @@
           <w:i/>
           <w:iCs/>
           <w:color w:val="595959"/>
-        </w:rPr>
-        <w:t>(Insert Dataset Overview Table here)</w:t>
-      </w:r>
-    </w:p>
-    <w:p>
-      <w:pPr>
-        <w:spacing w:after="200"/>
-        <w:rPr>
-          <w:rFonts w:ascii="Times New Roman" w:hAnsi="Times New Roman" w:cs="Times New Roman"/>
-        </w:rPr>
-      </w:pPr>
+          <w:sz w:val="24"/>
+          <w:szCs w:val="24"/>
+        </w:rPr>
+        <w:drawing>
+          <wp:anchor distT="0" distB="0" distL="114300" distR="114300" simplePos="0" relativeHeight="251659264" behindDoc="0" locked="0" layoutInCell="1" allowOverlap="1" wp14:anchorId="2C2E68EC" wp14:editId="67818353">
+            <wp:simplePos x="0" y="0"/>
+            <wp:positionH relativeFrom="column">
+              <wp:posOffset>50800</wp:posOffset>
+            </wp:positionH>
+            <wp:positionV relativeFrom="paragraph">
+              <wp:posOffset>2368550</wp:posOffset>
+            </wp:positionV>
+            <wp:extent cx="2694305" cy="2321560"/>
+            <wp:effectExtent l="0" t="0" r="0" b="2540"/>
+            <wp:wrapTopAndBottom/>
+            <wp:docPr id="1" name="Picture 1"/>
+            <wp:cNvGraphicFramePr>
+              <a:graphicFrameLocks xmlns:a="http://schemas.openxmlformats.org/drawingml/2006/main" noChangeAspect="1"/>
+            </wp:cNvGraphicFramePr>
+            <a:graphic xmlns:a="http://schemas.openxmlformats.org/drawingml/2006/main">
+              <a:graphicData uri="http://schemas.openxmlformats.org/drawingml/2006/picture">
+                <pic:pic xmlns:pic="http://schemas.openxmlformats.org/drawingml/2006/picture">
+                  <pic:nvPicPr>
+                    <pic:cNvPr id="1" name=""/>
+                    <pic:cNvPicPr/>
+                  </pic:nvPicPr>
+                  <pic:blipFill>
+                    <a:blip r:embed="rId7">
+                      <a:extLst>
+                        <a:ext uri="{28A0092B-C50C-407E-A947-70E740481C1C}">
+                          <a14:useLocalDpi xmlns:a14="http://schemas.microsoft.com/office/drawing/2010/main" val="0"/>
+                        </a:ext>
+                      </a:extLst>
+                    </a:blip>
+                    <a:stretch>
+                      <a:fillRect/>
+                    </a:stretch>
+                  </pic:blipFill>
+                  <pic:spPr>
+                    <a:xfrm>
+                      <a:off x="0" y="0"/>
+                      <a:ext cx="2694305" cy="2321560"/>
+                    </a:xfrm>
+                    <a:prstGeom prst="rect">
+                      <a:avLst/>
+                    </a:prstGeom>
+                  </pic:spPr>
+                </pic:pic>
+              </a:graphicData>
+            </a:graphic>
+            <wp14:sizeRelH relativeFrom="margin">
+              <wp14:pctWidth>0</wp14:pctWidth>
+            </wp14:sizeRelH>
+            <wp14:sizeRelV relativeFrom="margin">
+              <wp14:pctHeight>0</wp14:pctHeight>
+            </wp14:sizeRelV>
+          </wp:anchor>
+        </w:drawing>
+      </w:r>
       <w:r>
         <w:rPr>
           <w:rFonts w:ascii="Times New Roman" w:hAnsi="Times New Roman" w:cs="Times New Roman"/>
           <w:i/>
           <w:iCs/>
           <w:color w:val="595959"/>
-        </w:rPr>
-        <w:t>(Insert Dataset Information Screenshot here)</w:t>
+          <w:sz w:val="24"/>
+          <w:szCs w:val="24"/>
+        </w:rPr>
+        <w:drawing>
+          <wp:anchor distT="0" distB="0" distL="114300" distR="114300" simplePos="0" relativeHeight="251658240" behindDoc="0" locked="0" layoutInCell="1" allowOverlap="1" wp14:anchorId="56DAE4E6" wp14:editId="71F1171C">
+            <wp:simplePos x="0" y="0"/>
+            <wp:positionH relativeFrom="margin">
+              <wp:align>right</wp:align>
+            </wp:positionH>
+            <wp:positionV relativeFrom="paragraph">
+              <wp:posOffset>950595</wp:posOffset>
+            </wp:positionV>
+            <wp:extent cx="5943600" cy="1267460"/>
+            <wp:effectExtent l="0" t="0" r="0" b="8890"/>
+            <wp:wrapTopAndBottom/>
+            <wp:docPr id="2" name="Picture 2"/>
+            <wp:cNvGraphicFramePr>
+              <a:graphicFrameLocks xmlns:a="http://schemas.openxmlformats.org/drawingml/2006/main" noChangeAspect="1"/>
+            </wp:cNvGraphicFramePr>
+            <a:graphic xmlns:a="http://schemas.openxmlformats.org/drawingml/2006/main">
+              <a:graphicData uri="http://schemas.openxmlformats.org/drawingml/2006/picture">
+                <pic:pic xmlns:pic="http://schemas.openxmlformats.org/drawingml/2006/picture">
+                  <pic:nvPicPr>
+                    <pic:cNvPr id="1" name=""/>
+                    <pic:cNvPicPr/>
+                  </pic:nvPicPr>
+                  <pic:blipFill>
+                    <a:blip r:embed="rId8">
+                      <a:extLst>
+                        <a:ext uri="{28A0092B-C50C-407E-A947-70E740481C1C}">
+                          <a14:useLocalDpi xmlns:a14="http://schemas.microsoft.com/office/drawing/2010/main" val="0"/>
+                        </a:ext>
+                      </a:extLst>
+                    </a:blip>
+                    <a:stretch>
+                      <a:fillRect/>
+                    </a:stretch>
+                  </pic:blipFill>
+                  <pic:spPr>
+                    <a:xfrm>
+                      <a:off x="0" y="0"/>
+                      <a:ext cx="5943600" cy="1267460"/>
+                    </a:xfrm>
+                    <a:prstGeom prst="rect">
+                      <a:avLst/>
+                    </a:prstGeom>
+                  </pic:spPr>
+                </pic:pic>
+              </a:graphicData>
+            </a:graphic>
+          </wp:anchor>
+        </w:drawing>
+      </w:r>
+      <w:r>
+        <w:rPr>
+          <w:rFonts w:ascii="Times New Roman" w:hAnsi="Times New Roman" w:cs="Times New Roman"/>
+          <w:sz w:val="24"/>
+          <w:szCs w:val="24"/>
+        </w:rPr>
+        <w:t>Descriptive statistics were generated to examine the range, central tendency, and dispersion of numerical variables. This provided an initial understanding of the agricultural data and highlighted the presence of naturally skewed distributions in production-related attributes.</w:t>
       </w:r>
     </w:p>
     <w:p>
       <w:pPr>
         <w:pStyle w:val="Heading1"/>
         <w:spacing w:before="360" w:after="200"/>
-        <w:rPr>
-          <w:rFonts w:ascii="Times New Roman" w:hAnsi="Times New Roman" w:cs="Times New Roman"/>
-        </w:rPr>
-      </w:pPr>
-      <w:r>
         <w:rPr>
           <w:rFonts w:ascii="Times New Roman" w:hAnsi="Times New Roman" w:cs="Times New Roman"/>
           <w:b/>
           <w:bCs/>
           <w:color w:val="000000"/>
-          <w:sz w:val="30"/>
-          <w:szCs w:val="30"/>
-        </w:rPr>
-        <w:t>9. Missing Value Analysis</w:t>
-      </w:r>
-    </w:p>
-    <w:p>
-      <w:pPr>
-        <w:spacing w:after="160" w:line="300" w:lineRule="auto"/>
-        <w:jc w:val="both"/>
-        <w:rPr>
-          <w:rFonts w:ascii="Times New Roman" w:hAnsi="Times New Roman" w:cs="Times New Roman"/>
-        </w:rPr>
-      </w:pPr>
-      <w:r>
-        <w:rPr>
-          <w:rFonts w:ascii="Times New Roman" w:hAnsi="Times New Roman" w:cs="Times New Roman"/>
-        </w:rPr>
-        <w:t>Missing values can significantly imp</w:t>
-      </w:r>
-      <w:r>
-        <w:rPr>
-          <w:rFonts w:ascii="Times New Roman" w:hAnsi="Times New Roman" w:cs="Times New Roman"/>
-        </w:rPr>
-        <w:t>act statistical analysis and machine learning performance. Therefore, a comprehensive inspection was conducted to determine whether any attributes contained null or incomplete observations.</w:t>
-      </w:r>
-    </w:p>
-    <w:p>
-      <w:pPr>
-        <w:spacing w:after="160" w:line="300" w:lineRule="auto"/>
-        <w:jc w:val="both"/>
-        <w:rPr>
-          <w:rFonts w:ascii="Times New Roman" w:hAnsi="Times New Roman" w:cs="Times New Roman"/>
-        </w:rPr>
-      </w:pPr>
-      <w:r>
-        <w:rPr>
-          <w:rFonts w:ascii="Times New Roman" w:hAnsi="Times New Roman" w:cs="Times New Roman"/>
-        </w:rPr>
-        <w:t>The analysis was performed using both numerical summaries and a graphical heatmap generated with Seaborn.</w:t>
-      </w:r>
-    </w:p>
-    <w:p>
-      <w:pPr>
-        <w:spacing w:after="160" w:line="300" w:lineRule="auto"/>
-        <w:jc w:val="both"/>
-        <w:rPr>
-          <w:rFonts w:ascii="Times New Roman" w:hAnsi="Times New Roman" w:cs="Times New Roman"/>
-        </w:rPr>
-      </w:pPr>
-      <w:r>
-        <w:rPr>
-          <w:rFonts w:ascii="Times New Roman" w:hAnsi="Times New Roman" w:cs="Times New Roman"/>
-        </w:rPr>
-        <w:t>The results indicated that no missing values were present in any of the dataset attributes.</w:t>
-      </w:r>
-    </w:p>
-    <w:p>
-      <w:pPr>
-        <w:spacing w:after="160" w:line="300" w:lineRule="auto"/>
-        <w:jc w:val="both"/>
-        <w:rPr>
-          <w:rFonts w:ascii="Times New Roman" w:hAnsi="Times New Roman" w:cs="Times New Roman"/>
-        </w:rPr>
-      </w:pPr>
-      <w:r>
-        <w:rPr>
-          <w:rFonts w:ascii="Times New Roman" w:hAnsi="Times New Roman" w:cs="Times New Roman"/>
-        </w:rPr>
-        <w:t>This observation confirms that the dataset is complete and</w:t>
-      </w:r>
-      <w:r>
-        <w:rPr>
-          <w:rFonts w:ascii="Times New Roman" w:hAnsi="Times New Roman" w:cs="Times New Roman"/>
-        </w:rPr>
-        <w:t xml:space="preserve"> does not require any imputation techniques such as mean, median, or mode replacement.</w:t>
-      </w:r>
-    </w:p>
-    <w:p>
-      <w:pPr>
-        <w:pStyle w:val="Heading2"/>
-        <w:spacing w:before="260" w:after="140"/>
-        <w:rPr>
-          <w:rFonts w:ascii="Times New Roman" w:hAnsi="Times New Roman" w:cs="Times New Roman"/>
+        </w:rPr>
+      </w:pPr>
+    </w:p>
+    <w:p>
+      <w:pPr>
+        <w:pStyle w:val="Heading1"/>
+        <w:spacing w:before="360" w:after="200"/>
+        <w:rPr>
+          <w:rFonts w:ascii="Times New Roman" w:hAnsi="Times New Roman" w:cs="Times New Roman"/>
+          <w:sz w:val="36"/>
+          <w:szCs w:val="36"/>
         </w:rPr>
       </w:pPr>
       <w:r>
@@ -3792,8 +3808,104 @@
           <w:b/>
           <w:bCs/>
           <w:color w:val="000000"/>
-          <w:sz w:val="25"/>
-          <w:szCs w:val="25"/>
+        </w:rPr>
+        <w:t>9. Missing Value Analysis</w:t>
+      </w:r>
+    </w:p>
+    <w:p>
+      <w:pPr>
+        <w:spacing w:after="160" w:line="300" w:lineRule="auto"/>
+        <w:jc w:val="both"/>
+        <w:rPr>
+          <w:rFonts w:ascii="Times New Roman" w:hAnsi="Times New Roman" w:cs="Times New Roman"/>
+          <w:sz w:val="24"/>
+          <w:szCs w:val="24"/>
+        </w:rPr>
+      </w:pPr>
+      <w:r>
+        <w:rPr>
+          <w:rFonts w:ascii="Times New Roman" w:hAnsi="Times New Roman" w:cs="Times New Roman"/>
+          <w:sz w:val="24"/>
+          <w:szCs w:val="24"/>
+        </w:rPr>
+        <w:t>Missing values can significantly impact statistical analysis and machine learning performance. Therefore, a comprehensive inspection was conducted to determine whether any attributes contained null or incomplete observations.</w:t>
+      </w:r>
+    </w:p>
+    <w:p>
+      <w:pPr>
+        <w:spacing w:after="160" w:line="300" w:lineRule="auto"/>
+        <w:jc w:val="both"/>
+        <w:rPr>
+          <w:rFonts w:ascii="Times New Roman" w:hAnsi="Times New Roman" w:cs="Times New Roman"/>
+          <w:sz w:val="24"/>
+          <w:szCs w:val="24"/>
+        </w:rPr>
+      </w:pPr>
+      <w:r>
+        <w:rPr>
+          <w:rFonts w:ascii="Times New Roman" w:hAnsi="Times New Roman" w:cs="Times New Roman"/>
+          <w:sz w:val="24"/>
+          <w:szCs w:val="24"/>
+        </w:rPr>
+        <w:t>The analysis was performed using both numerical summaries and a graphical heatmap generated with Seaborn.</w:t>
+      </w:r>
+    </w:p>
+    <w:p>
+      <w:pPr>
+        <w:spacing w:after="160" w:line="300" w:lineRule="auto"/>
+        <w:jc w:val="both"/>
+        <w:rPr>
+          <w:rFonts w:ascii="Times New Roman" w:hAnsi="Times New Roman" w:cs="Times New Roman"/>
+          <w:sz w:val="24"/>
+          <w:szCs w:val="24"/>
+        </w:rPr>
+      </w:pPr>
+      <w:r>
+        <w:rPr>
+          <w:rFonts w:ascii="Times New Roman" w:hAnsi="Times New Roman" w:cs="Times New Roman"/>
+          <w:sz w:val="24"/>
+          <w:szCs w:val="24"/>
+        </w:rPr>
+        <w:t>The results indicated that no missing values were present in any of the dataset attributes.</w:t>
+      </w:r>
+    </w:p>
+    <w:p>
+      <w:pPr>
+        <w:spacing w:after="160" w:line="300" w:lineRule="auto"/>
+        <w:jc w:val="both"/>
+        <w:rPr>
+          <w:rFonts w:ascii="Times New Roman" w:hAnsi="Times New Roman" w:cs="Times New Roman"/>
+          <w:sz w:val="24"/>
+          <w:szCs w:val="24"/>
+        </w:rPr>
+      </w:pPr>
+      <w:r>
+        <w:rPr>
+          <w:rFonts w:ascii="Times New Roman" w:hAnsi="Times New Roman" w:cs="Times New Roman"/>
+          <w:sz w:val="24"/>
+          <w:szCs w:val="24"/>
+        </w:rPr>
+        <w:t>This observation confirms that the dataset is complete and does not require any imputation techniques such as mean, median, or mode replacement.</w:t>
+      </w:r>
+    </w:p>
+    <w:p>
+      <w:pPr>
+        <w:pStyle w:val="Heading2"/>
+        <w:spacing w:before="260" w:after="140"/>
+        <w:rPr>
+          <w:rFonts w:ascii="Times New Roman" w:hAnsi="Times New Roman" w:cs="Times New Roman"/>
+          <w:sz w:val="28"/>
+          <w:szCs w:val="28"/>
+        </w:rPr>
+      </w:pPr>
+      <w:r>
+        <w:rPr>
+          <w:rFonts w:ascii="Times New Roman" w:hAnsi="Times New Roman" w:cs="Times New Roman"/>
+          <w:b/>
+          <w:bCs/>
+          <w:color w:val="000000"/>
+          <w:sz w:val="28"/>
+          <w:szCs w:val="28"/>
         </w:rPr>
         <w:t>Result</w:t>
       </w:r>
@@ -3808,11 +3920,15 @@
         <w:spacing w:after="100"/>
         <w:rPr>
           <w:rFonts w:ascii="Times New Roman" w:hAnsi="Times New Roman" w:cs="Times New Roman"/>
-        </w:rPr>
-      </w:pPr>
-      <w:r>
-        <w:rPr>
-          <w:rFonts w:ascii="Times New Roman" w:hAnsi="Times New Roman" w:cs="Times New Roman"/>
+          <w:sz w:val="24"/>
+          <w:szCs w:val="24"/>
+        </w:rPr>
+      </w:pPr>
+      <w:r>
+        <w:rPr>
+          <w:rFonts w:ascii="Times New Roman" w:hAnsi="Times New Roman" w:cs="Times New Roman"/>
+          <w:sz w:val="24"/>
+          <w:szCs w:val="24"/>
         </w:rPr>
         <w:t>Total Missing Values: 0</w:t>
       </w:r>
@@ -3827,11 +3943,15 @@
         <w:spacing w:after="100"/>
         <w:rPr>
           <w:rFonts w:ascii="Times New Roman" w:hAnsi="Times New Roman" w:cs="Times New Roman"/>
-        </w:rPr>
-      </w:pPr>
-      <w:r>
-        <w:rPr>
-          <w:rFonts w:ascii="Times New Roman" w:hAnsi="Times New Roman" w:cs="Times New Roman"/>
+          <w:sz w:val="24"/>
+          <w:szCs w:val="24"/>
+        </w:rPr>
+      </w:pPr>
+      <w:r>
+        <w:rPr>
+          <w:rFonts w:ascii="Times New Roman" w:hAnsi="Times New Roman" w:cs="Times New Roman"/>
+          <w:sz w:val="24"/>
+          <w:szCs w:val="24"/>
         </w:rPr>
         <w:t>Missing Percentage: 0%</w:t>
       </w:r>
@@ -3842,6 +3962,8 @@
         <w:spacing w:before="260" w:after="140"/>
         <w:rPr>
           <w:rFonts w:ascii="Times New Roman" w:hAnsi="Times New Roman" w:cs="Times New Roman"/>
+          <w:sz w:val="28"/>
+          <w:szCs w:val="28"/>
         </w:rPr>
       </w:pPr>
       <w:r>
@@ -3850,8 +3972,8 @@
           <w:b/>
           <w:bCs/>
           <w:color w:val="000000"/>
-          <w:sz w:val="25"/>
-          <w:szCs w:val="25"/>
+          <w:sz w:val="28"/>
+          <w:szCs w:val="28"/>
         </w:rPr>
         <w:t>Observation</w:t>
       </w:r>
@@ -3862,27 +3984,27 @@
         <w:jc w:val="both"/>
         <w:rPr>
           <w:rFonts w:ascii="Times New Roman" w:hAnsi="Times New Roman" w:cs="Times New Roman"/>
-        </w:rPr>
-      </w:pPr>
-      <w:r>
-        <w:rPr>
-          <w:rFonts w:ascii="Times New Roman" w:hAnsi="Times New Roman" w:cs="Times New Roman"/>
-        </w:rPr>
-        <w:lastRenderedPageBreak/>
-        <w:t>The missing value heatmap displays a uniform colour throughout the dataset, confirming that every obser</w:t>
-      </w:r>
-      <w:r>
-        <w:rPr>
-          <w:rFonts w:ascii="Times New Roman" w:hAnsi="Times New Roman" w:cs="Times New Roman"/>
-        </w:rPr>
-        <w:t>vation contains valid entries for all features.</w:t>
-      </w:r>
-    </w:p>
-    <w:p>
-      <w:pPr>
-        <w:spacing w:after="200"/>
-        <w:rPr>
-          <w:rFonts w:ascii="Times New Roman" w:hAnsi="Times New Roman" w:cs="Times New Roman"/>
+          <w:sz w:val="24"/>
+          <w:szCs w:val="24"/>
+        </w:rPr>
+      </w:pPr>
+      <w:r>
+        <w:rPr>
+          <w:rFonts w:ascii="Times New Roman" w:hAnsi="Times New Roman" w:cs="Times New Roman"/>
+          <w:sz w:val="24"/>
+          <w:szCs w:val="24"/>
+        </w:rPr>
+        <w:t>The missing value heatmap displays a uniform colour throughout the dataset, confirming that every observation contains valid entries for all features.</w:t>
+      </w:r>
+    </w:p>
+    <w:p>
+      <w:pPr>
+        <w:spacing w:before="80" w:after="200"/>
+        <w:jc w:val="center"/>
+        <w:rPr>
+          <w:rFonts w:ascii="Times New Roman" w:hAnsi="Times New Roman" w:cs="Times New Roman"/>
+          <w:i/>
+          <w:iCs/>
         </w:rPr>
       </w:pPr>
       <w:r>
@@ -3891,8 +4013,58 @@
           <w:i/>
           <w:iCs/>
           <w:color w:val="595959"/>
-        </w:rPr>
-        <w:t>(Insert Missing Value Heatmap here)</w:t>
+          <w:sz w:val="24"/>
+          <w:szCs w:val="24"/>
+        </w:rPr>
+        <w:drawing>
+          <wp:anchor distT="0" distB="0" distL="114300" distR="114300" simplePos="0" relativeHeight="251660288" behindDoc="0" locked="0" layoutInCell="1" allowOverlap="1" wp14:anchorId="40785D70" wp14:editId="5A9A1F5D">
+            <wp:simplePos x="0" y="0"/>
+            <wp:positionH relativeFrom="margin">
+              <wp:align>center</wp:align>
+            </wp:positionH>
+            <wp:positionV relativeFrom="paragraph">
+              <wp:posOffset>253654</wp:posOffset>
+            </wp:positionV>
+            <wp:extent cx="4275829" cy="2743200"/>
+            <wp:effectExtent l="0" t="0" r="0" b="0"/>
+            <wp:wrapTopAndBottom/>
+            <wp:docPr id="3" name="Picture 3"/>
+            <wp:cNvGraphicFramePr>
+              <a:graphicFrameLocks xmlns:a="http://schemas.openxmlformats.org/drawingml/2006/main" noChangeAspect="1"/>
+            </wp:cNvGraphicFramePr>
+            <a:graphic xmlns:a="http://schemas.openxmlformats.org/drawingml/2006/main">
+              <a:graphicData uri="http://schemas.openxmlformats.org/drawingml/2006/picture">
+                <pic:pic xmlns:pic="http://schemas.openxmlformats.org/drawingml/2006/picture">
+                  <pic:nvPicPr>
+                    <pic:cNvPr id="1" name=""/>
+                    <pic:cNvPicPr/>
+                  </pic:nvPicPr>
+                  <pic:blipFill>
+                    <a:blip r:embed="rId9">
+                      <a:extLst>
+                        <a:ext uri="{28A0092B-C50C-407E-A947-70E740481C1C}">
+                          <a14:useLocalDpi xmlns:a14="http://schemas.microsoft.com/office/drawing/2010/main" val="0"/>
+                        </a:ext>
+                      </a:extLst>
+                    </a:blip>
+                    <a:stretch>
+                      <a:fillRect/>
+                    </a:stretch>
+                  </pic:blipFill>
+                  <pic:spPr>
+                    <a:xfrm>
+                      <a:off x="0" y="0"/>
+                      <a:ext cx="4275829" cy="2743200"/>
+                    </a:xfrm>
+                    <a:prstGeom prst="rect">
+                      <a:avLst/>
+                    </a:prstGeom>
+                  </pic:spPr>
+                </pic:pic>
+              </a:graphicData>
+            </a:graphic>
+          </wp:anchor>
+        </w:drawing>
       </w:r>
     </w:p>
     <w:p>
@@ -3901,6 +4073,8 @@
         <w:jc w:val="center"/>
         <w:rPr>
           <w:rFonts w:ascii="Times New Roman" w:hAnsi="Times New Roman" w:cs="Times New Roman"/>
+          <w:sz w:val="24"/>
+          <w:szCs w:val="24"/>
         </w:rPr>
       </w:pPr>
       <w:r>
@@ -3908,8 +4082,6 @@
           <w:rFonts w:ascii="Times New Roman" w:hAnsi="Times New Roman" w:cs="Times New Roman"/>
           <w:i/>
           <w:iCs/>
-          <w:sz w:val="20"/>
-          <w:szCs w:val="20"/>
         </w:rPr>
         <w:t>Figure 1. Missing Value Heatmap</w:t>
       </w:r>
@@ -3920,6 +4092,8 @@
         <w:spacing w:before="360" w:after="200"/>
         <w:rPr>
           <w:rFonts w:ascii="Times New Roman" w:hAnsi="Times New Roman" w:cs="Times New Roman"/>
+          <w:sz w:val="36"/>
+          <w:szCs w:val="36"/>
         </w:rPr>
       </w:pPr>
       <w:r>
@@ -3928,9 +4102,8 @@
           <w:b/>
           <w:bCs/>
           <w:color w:val="000000"/>
-          <w:sz w:val="30"/>
-          <w:szCs w:val="30"/>
-        </w:rPr>
+        </w:rPr>
+        <w:lastRenderedPageBreak/>
         <w:t>10. Duplicate Record Analysis</w:t>
       </w:r>
     </w:p>
@@ -3940,24 +4113,24 @@
         <w:jc w:val="both"/>
         <w:rPr>
           <w:rFonts w:ascii="Times New Roman" w:hAnsi="Times New Roman" w:cs="Times New Roman"/>
-        </w:rPr>
-      </w:pPr>
-      <w:r>
-        <w:rPr>
-          <w:rFonts w:ascii="Times New Roman" w:hAnsi="Times New Roman" w:cs="Times New Roman"/>
-        </w:rPr>
-        <w:t>Duplicate records introduce redundancy and may bias statistical analysis and predictive models. Therefore, the</w:t>
-      </w:r>
-      <w:r>
-        <w:rPr>
-          <w:rFonts w:ascii="Times New Roman" w:hAnsi="Times New Roman" w:cs="Times New Roman"/>
-        </w:rPr>
-        <w:t xml:space="preserve"> dataset was examined for duplicate observations using the Pandas </w:t>
+          <w:sz w:val="24"/>
+          <w:szCs w:val="24"/>
+        </w:rPr>
+      </w:pPr>
+      <w:r>
+        <w:rPr>
+          <w:rFonts w:ascii="Times New Roman" w:hAnsi="Times New Roman" w:cs="Times New Roman"/>
+          <w:sz w:val="24"/>
+          <w:szCs w:val="24"/>
+        </w:rPr>
+        <w:t xml:space="preserve">Duplicate records introduce redundancy and may bias statistical analysis and predictive models. Therefore, the dataset was examined for duplicate observations using the Pandas </w:t>
       </w:r>
       <w:proofErr w:type="gramStart"/>
       <w:r>
         <w:rPr>
           <w:rFonts w:ascii="Times New Roman" w:hAnsi="Times New Roman" w:cs="Times New Roman"/>
+          <w:sz w:val="24"/>
+          <w:szCs w:val="24"/>
         </w:rPr>
         <w:t>duplicated(</w:t>
       </w:r>
@@ -3965,6 +4138,8 @@
       <w:r>
         <w:rPr>
           <w:rFonts w:ascii="Times New Roman" w:hAnsi="Times New Roman" w:cs="Times New Roman"/>
+          <w:sz w:val="24"/>
+          <w:szCs w:val="24"/>
         </w:rPr>
         <w:t>) function.</w:t>
       </w:r>
@@ -3975,11 +4150,15 @@
         <w:jc w:val="both"/>
         <w:rPr>
           <w:rFonts w:ascii="Times New Roman" w:hAnsi="Times New Roman" w:cs="Times New Roman"/>
-        </w:rPr>
-      </w:pPr>
-      <w:r>
-        <w:rPr>
-          <w:rFonts w:ascii="Times New Roman" w:hAnsi="Times New Roman" w:cs="Times New Roman"/>
+          <w:sz w:val="24"/>
+          <w:szCs w:val="24"/>
+        </w:rPr>
+      </w:pPr>
+      <w:r>
+        <w:rPr>
+          <w:rFonts w:ascii="Times New Roman" w:hAnsi="Times New Roman" w:cs="Times New Roman"/>
+          <w:sz w:val="24"/>
+          <w:szCs w:val="24"/>
         </w:rPr>
         <w:t>The analysis confirmed that the dataset contains no duplicate records, indicating that each observation represents a unique agricultural instance.</w:t>
       </w:r>
@@ -3990,19 +4169,17 @@
         <w:jc w:val="both"/>
         <w:rPr>
           <w:rFonts w:ascii="Times New Roman" w:hAnsi="Times New Roman" w:cs="Times New Roman"/>
-        </w:rPr>
-      </w:pPr>
-      <w:r>
-        <w:rPr>
-          <w:rFonts w:ascii="Times New Roman" w:hAnsi="Times New Roman" w:cs="Times New Roman"/>
-        </w:rPr>
-        <w:t>Since no duplicate e</w:t>
-      </w:r>
-      <w:r>
-        <w:rPr>
-          <w:rFonts w:ascii="Times New Roman" w:hAnsi="Times New Roman" w:cs="Times New Roman"/>
-        </w:rPr>
-        <w:t>ntries were detected, no records were removed during preprocessing.</w:t>
+          <w:sz w:val="24"/>
+          <w:szCs w:val="24"/>
+        </w:rPr>
+      </w:pPr>
+      <w:r>
+        <w:rPr>
+          <w:rFonts w:ascii="Times New Roman" w:hAnsi="Times New Roman" w:cs="Times New Roman"/>
+          <w:sz w:val="24"/>
+          <w:szCs w:val="24"/>
+        </w:rPr>
+        <w:t>Since no duplicate entries were detected, no records were removed during preprocessing.</w:t>
       </w:r>
     </w:p>
     <w:p>
@@ -4011,6 +4188,8 @@
         <w:spacing w:before="260" w:after="140"/>
         <w:rPr>
           <w:rFonts w:ascii="Times New Roman" w:hAnsi="Times New Roman" w:cs="Times New Roman"/>
+          <w:sz w:val="28"/>
+          <w:szCs w:val="28"/>
         </w:rPr>
       </w:pPr>
       <w:r>
@@ -4019,8 +4198,8 @@
           <w:b/>
           <w:bCs/>
           <w:color w:val="000000"/>
-          <w:sz w:val="25"/>
-          <w:szCs w:val="25"/>
+          <w:sz w:val="28"/>
+          <w:szCs w:val="28"/>
         </w:rPr>
         <w:t>Result</w:t>
       </w:r>
@@ -4047,12 +4226,6 @@
         <w:gridCol w:w="5010"/>
       </w:tblGrid>
       <w:tr>
-        <w:tblPrEx>
-          <w:tblCellMar>
-            <w:top w:w="0" w:type="dxa"/>
-            <w:bottom w:w="0" w:type="dxa"/>
-          </w:tblCellMar>
-        </w:tblPrEx>
         <w:trPr>
           <w:tblHeader/>
         </w:trPr>
@@ -4072,6 +4245,8 @@
             <w:pPr>
               <w:rPr>
                 <w:rFonts w:ascii="Times New Roman" w:hAnsi="Times New Roman" w:cs="Times New Roman"/>
+                <w:sz w:val="24"/>
+                <w:szCs w:val="24"/>
               </w:rPr>
             </w:pPr>
             <w:r>
@@ -4079,8 +4254,6 @@
                 <w:rFonts w:ascii="Times New Roman" w:hAnsi="Times New Roman" w:cs="Times New Roman"/>
                 <w:b/>
                 <w:bCs/>
-                <w:sz w:val="21"/>
-                <w:szCs w:val="21"/>
               </w:rPr>
               <w:t>Parameter</w:t>
             </w:r>
@@ -4102,6 +4275,8 @@
             <w:pPr>
               <w:rPr>
                 <w:rFonts w:ascii="Times New Roman" w:hAnsi="Times New Roman" w:cs="Times New Roman"/>
+                <w:sz w:val="24"/>
+                <w:szCs w:val="24"/>
               </w:rPr>
             </w:pPr>
             <w:r>
@@ -4109,8 +4284,6 @@
                 <w:rFonts w:ascii="Times New Roman" w:hAnsi="Times New Roman" w:cs="Times New Roman"/>
                 <w:b/>
                 <w:bCs/>
-                <w:sz w:val="21"/>
-                <w:szCs w:val="21"/>
               </w:rPr>
               <w:t>Value</w:t>
             </w:r>
@@ -4118,12 +4291,6 @@
         </w:tc>
       </w:tr>
       <w:tr>
-        <w:tblPrEx>
-          <w:tblCellMar>
-            <w:top w:w="0" w:type="dxa"/>
-            <w:bottom w:w="0" w:type="dxa"/>
-          </w:tblCellMar>
-        </w:tblPrEx>
         <w:tc>
           <w:tcPr>
             <w:tcW w:w="4500" w:type="dxa"/>
@@ -4139,13 +4306,13 @@
             <w:pPr>
               <w:rPr>
                 <w:rFonts w:ascii="Times New Roman" w:hAnsi="Times New Roman" w:cs="Times New Roman"/>
+                <w:sz w:val="24"/>
+                <w:szCs w:val="24"/>
               </w:rPr>
             </w:pPr>
             <w:r>
               <w:rPr>
                 <w:rFonts w:ascii="Times New Roman" w:hAnsi="Times New Roman" w:cs="Times New Roman"/>
-                <w:sz w:val="21"/>
-                <w:szCs w:val="21"/>
               </w:rPr>
               <w:t>Duplicate Records Found</w:t>
             </w:r>
@@ -4166,13 +4333,13 @@
             <w:pPr>
               <w:rPr>
                 <w:rFonts w:ascii="Times New Roman" w:hAnsi="Times New Roman" w:cs="Times New Roman"/>
+                <w:sz w:val="24"/>
+                <w:szCs w:val="24"/>
               </w:rPr>
             </w:pPr>
             <w:r>
               <w:rPr>
                 <w:rFonts w:ascii="Times New Roman" w:hAnsi="Times New Roman" w:cs="Times New Roman"/>
-                <w:sz w:val="21"/>
-                <w:szCs w:val="21"/>
               </w:rPr>
               <w:t>0</w:t>
             </w:r>
@@ -4180,12 +4347,6 @@
         </w:tc>
       </w:tr>
       <w:tr>
-        <w:tblPrEx>
-          <w:tblCellMar>
-            <w:top w:w="0" w:type="dxa"/>
-            <w:bottom w:w="0" w:type="dxa"/>
-          </w:tblCellMar>
-        </w:tblPrEx>
         <w:tc>
           <w:tcPr>
             <w:tcW w:w="4500" w:type="dxa"/>
@@ -4201,13 +4362,13 @@
             <w:pPr>
               <w:rPr>
                 <w:rFonts w:ascii="Times New Roman" w:hAnsi="Times New Roman" w:cs="Times New Roman"/>
+                <w:sz w:val="24"/>
+                <w:szCs w:val="24"/>
               </w:rPr>
             </w:pPr>
             <w:r>
               <w:rPr>
                 <w:rFonts w:ascii="Times New Roman" w:hAnsi="Times New Roman" w:cs="Times New Roman"/>
-                <w:sz w:val="21"/>
-                <w:szCs w:val="21"/>
               </w:rPr>
               <w:t>Duplicate Records Removed</w:t>
             </w:r>
@@ -4228,13 +4389,13 @@
             <w:pPr>
               <w:rPr>
                 <w:rFonts w:ascii="Times New Roman" w:hAnsi="Times New Roman" w:cs="Times New Roman"/>
+                <w:sz w:val="24"/>
+                <w:szCs w:val="24"/>
               </w:rPr>
             </w:pPr>
             <w:r>
               <w:rPr>
                 <w:rFonts w:ascii="Times New Roman" w:hAnsi="Times New Roman" w:cs="Times New Roman"/>
-                <w:sz w:val="21"/>
-                <w:szCs w:val="21"/>
               </w:rPr>
               <w:t>0</w:t>
             </w:r>
@@ -4247,6 +4408,8 @@
         <w:spacing w:before="200"/>
         <w:rPr>
           <w:rFonts w:ascii="Times New Roman" w:hAnsi="Times New Roman" w:cs="Times New Roman"/>
+          <w:sz w:val="24"/>
+          <w:szCs w:val="24"/>
         </w:rPr>
       </w:pPr>
     </w:p>
@@ -4256,6 +4419,8 @@
         <w:spacing w:before="260" w:after="140"/>
         <w:rPr>
           <w:rFonts w:ascii="Times New Roman" w:hAnsi="Times New Roman" w:cs="Times New Roman"/>
+          <w:sz w:val="28"/>
+          <w:szCs w:val="28"/>
         </w:rPr>
       </w:pPr>
       <w:r>
@@ -4264,8 +4429,8 @@
           <w:b/>
           <w:bCs/>
           <w:color w:val="000000"/>
-          <w:sz w:val="25"/>
-          <w:szCs w:val="25"/>
+          <w:sz w:val="28"/>
+          <w:szCs w:val="28"/>
         </w:rPr>
         <w:t>Observation</w:t>
       </w:r>
@@ -4276,11 +4441,15 @@
         <w:jc w:val="both"/>
         <w:rPr>
           <w:rFonts w:ascii="Times New Roman" w:hAnsi="Times New Roman" w:cs="Times New Roman"/>
-        </w:rPr>
-      </w:pPr>
-      <w:r>
-        <w:rPr>
-          <w:rFonts w:ascii="Times New Roman" w:hAnsi="Times New Roman" w:cs="Times New Roman"/>
+          <w:sz w:val="24"/>
+          <w:szCs w:val="24"/>
+        </w:rPr>
+      </w:pPr>
+      <w:r>
+        <w:rPr>
+          <w:rFonts w:ascii="Times New Roman" w:hAnsi="Times New Roman" w:cs="Times New Roman"/>
+          <w:sz w:val="24"/>
+          <w:szCs w:val="24"/>
         </w:rPr>
         <w:t>The absence of duplicate records indicates that the dataset maintains a high level of uniqueness and integrity, eliminating the need for duplicate removal.</w:t>
       </w:r>
@@ -4291,6 +4460,8 @@
         <w:spacing w:before="360" w:after="200"/>
         <w:rPr>
           <w:rFonts w:ascii="Times New Roman" w:hAnsi="Times New Roman" w:cs="Times New Roman"/>
+          <w:sz w:val="36"/>
+          <w:szCs w:val="36"/>
         </w:rPr>
       </w:pPr>
       <w:r>
@@ -4299,8 +4470,6 @@
           <w:b/>
           <w:bCs/>
           <w:color w:val="000000"/>
-          <w:sz w:val="30"/>
-          <w:szCs w:val="30"/>
         </w:rPr>
         <w:t>11. Data Type Validation</w:t>
       </w:r>
@@ -4311,19 +4480,17 @@
         <w:jc w:val="both"/>
         <w:rPr>
           <w:rFonts w:ascii="Times New Roman" w:hAnsi="Times New Roman" w:cs="Times New Roman"/>
-        </w:rPr>
-      </w:pPr>
-      <w:r>
-        <w:rPr>
-          <w:rFonts w:ascii="Times New Roman" w:hAnsi="Times New Roman" w:cs="Times New Roman"/>
-        </w:rPr>
-        <w:t>Validating data types is an essential preprocessing step to ensure that eac</w:t>
-      </w:r>
-      <w:r>
-        <w:rPr>
-          <w:rFonts w:ascii="Times New Roman" w:hAnsi="Times New Roman" w:cs="Times New Roman"/>
-        </w:rPr>
-        <w:t>h feature is represented using an appropriate format for subsequent analysis.</w:t>
+          <w:sz w:val="24"/>
+          <w:szCs w:val="24"/>
+        </w:rPr>
+      </w:pPr>
+      <w:r>
+        <w:rPr>
+          <w:rFonts w:ascii="Times New Roman" w:hAnsi="Times New Roman" w:cs="Times New Roman"/>
+          <w:sz w:val="24"/>
+          <w:szCs w:val="24"/>
+        </w:rPr>
+        <w:t>Validating data types is an essential preprocessing step to ensure that each feature is represented using an appropriate format for subsequent analysis.</w:t>
       </w:r>
     </w:p>
     <w:p>
@@ -4332,11 +4499,15 @@
         <w:jc w:val="both"/>
         <w:rPr>
           <w:rFonts w:ascii="Times New Roman" w:hAnsi="Times New Roman" w:cs="Times New Roman"/>
-        </w:rPr>
-      </w:pPr>
-      <w:r>
-        <w:rPr>
-          <w:rFonts w:ascii="Times New Roman" w:hAnsi="Times New Roman" w:cs="Times New Roman"/>
+          <w:sz w:val="24"/>
+          <w:szCs w:val="24"/>
+        </w:rPr>
+      </w:pPr>
+      <w:r>
+        <w:rPr>
+          <w:rFonts w:ascii="Times New Roman" w:hAnsi="Times New Roman" w:cs="Times New Roman"/>
+          <w:sz w:val="24"/>
+          <w:szCs w:val="24"/>
         </w:rPr>
         <w:t>The dataset contains a combination of categorical and numerical variables.</w:t>
       </w:r>
@@ -4347,11 +4518,15 @@
         <w:jc w:val="both"/>
         <w:rPr>
           <w:rFonts w:ascii="Times New Roman" w:hAnsi="Times New Roman" w:cs="Times New Roman"/>
-        </w:rPr>
-      </w:pPr>
-      <w:r>
-        <w:rPr>
-          <w:rFonts w:ascii="Times New Roman" w:hAnsi="Times New Roman" w:cs="Times New Roman"/>
+          <w:sz w:val="24"/>
+          <w:szCs w:val="24"/>
+        </w:rPr>
+      </w:pPr>
+      <w:r>
+        <w:rPr>
+          <w:rFonts w:ascii="Times New Roman" w:hAnsi="Times New Roman" w:cs="Times New Roman"/>
+          <w:sz w:val="24"/>
+          <w:szCs w:val="24"/>
         </w:rPr>
         <w:t>The validation process confirmed that:</w:t>
       </w:r>
@@ -4366,11 +4541,15 @@
         <w:spacing w:after="100"/>
         <w:rPr>
           <w:rFonts w:ascii="Times New Roman" w:hAnsi="Times New Roman" w:cs="Times New Roman"/>
-        </w:rPr>
-      </w:pPr>
-      <w:r>
-        <w:rPr>
-          <w:rFonts w:ascii="Times New Roman" w:hAnsi="Times New Roman" w:cs="Times New Roman"/>
+          <w:sz w:val="24"/>
+          <w:szCs w:val="24"/>
+        </w:rPr>
+      </w:pPr>
+      <w:r>
+        <w:rPr>
+          <w:rFonts w:ascii="Times New Roman" w:hAnsi="Times New Roman" w:cs="Times New Roman"/>
+          <w:sz w:val="24"/>
+          <w:szCs w:val="24"/>
         </w:rPr>
         <w:t>Crop, Season, and State are stored as categorical (object) variables.</w:t>
       </w:r>
@@ -4385,12 +4564,16 @@
         <w:spacing w:after="100"/>
         <w:rPr>
           <w:rFonts w:ascii="Times New Roman" w:hAnsi="Times New Roman" w:cs="Times New Roman"/>
+          <w:sz w:val="24"/>
+          <w:szCs w:val="24"/>
         </w:rPr>
       </w:pPr>
       <w:proofErr w:type="spellStart"/>
       <w:r>
         <w:rPr>
           <w:rFonts w:ascii="Times New Roman" w:hAnsi="Times New Roman" w:cs="Times New Roman"/>
+          <w:sz w:val="24"/>
+          <w:szCs w:val="24"/>
         </w:rPr>
         <w:t>Crop_Year</w:t>
       </w:r>
@@ -4398,6 +4581,8 @@
       <w:r>
         <w:rPr>
           <w:rFonts w:ascii="Times New Roman" w:hAnsi="Times New Roman" w:cs="Times New Roman"/>
+          <w:sz w:val="24"/>
+          <w:szCs w:val="24"/>
         </w:rPr>
         <w:t xml:space="preserve"> is represented as an integer.</w:t>
       </w:r>
@@ -4412,11 +4597,15 @@
         <w:spacing w:after="100"/>
         <w:rPr>
           <w:rFonts w:ascii="Times New Roman" w:hAnsi="Times New Roman" w:cs="Times New Roman"/>
-        </w:rPr>
-      </w:pPr>
-      <w:r>
-        <w:rPr>
-          <w:rFonts w:ascii="Times New Roman" w:hAnsi="Times New Roman" w:cs="Times New Roman"/>
+          <w:sz w:val="24"/>
+          <w:szCs w:val="24"/>
+        </w:rPr>
+      </w:pPr>
+      <w:r>
+        <w:rPr>
+          <w:rFonts w:ascii="Times New Roman" w:hAnsi="Times New Roman" w:cs="Times New Roman"/>
+          <w:sz w:val="24"/>
+          <w:szCs w:val="24"/>
         </w:rPr>
         <w:t xml:space="preserve">Area, Production, </w:t>
       </w:r>
@@ -4424,6 +4613,8 @@
       <w:r>
         <w:rPr>
           <w:rFonts w:ascii="Times New Roman" w:hAnsi="Times New Roman" w:cs="Times New Roman"/>
+          <w:sz w:val="24"/>
+          <w:szCs w:val="24"/>
         </w:rPr>
         <w:t>Annual_Rainfall</w:t>
       </w:r>
@@ -4431,6 +4622,8 @@
       <w:r>
         <w:rPr>
           <w:rFonts w:ascii="Times New Roman" w:hAnsi="Times New Roman" w:cs="Times New Roman"/>
+          <w:sz w:val="24"/>
+          <w:szCs w:val="24"/>
         </w:rPr>
         <w:t>, Fertilizer, Pesticide, and Yield are stored as numerical variables suitable for statistical analysis.</w:t>
       </w:r>
@@ -4441,14 +4634,29 @@
         <w:jc w:val="both"/>
         <w:rPr>
           <w:rFonts w:ascii="Times New Roman" w:hAnsi="Times New Roman" w:cs="Times New Roman"/>
-        </w:rPr>
-      </w:pPr>
-      <w:r>
-        <w:rPr>
-          <w:rFonts w:ascii="Times New Roman" w:hAnsi="Times New Roman" w:cs="Times New Roman"/>
+          <w:sz w:val="24"/>
+          <w:szCs w:val="24"/>
+        </w:rPr>
+      </w:pPr>
+      <w:r>
+        <w:rPr>
+          <w:rFonts w:ascii="Times New Roman" w:hAnsi="Times New Roman" w:cs="Times New Roman"/>
+          <w:sz w:val="24"/>
+          <w:szCs w:val="24"/>
         </w:rPr>
         <w:t>No incorrect data types were identified during the inspection. Therefore, no datatype conversions were required apart from validating numerical attributes before performing further preprocessing operations.</w:t>
       </w:r>
+    </w:p>
+    <w:p>
+      <w:pPr>
+        <w:spacing w:after="160" w:line="300" w:lineRule="auto"/>
+        <w:jc w:val="both"/>
+        <w:rPr>
+          <w:rFonts w:ascii="Times New Roman" w:hAnsi="Times New Roman" w:cs="Times New Roman"/>
+          <w:sz w:val="24"/>
+          <w:szCs w:val="24"/>
+        </w:rPr>
+      </w:pPr>
     </w:p>
     <w:p>
       <w:pPr>
@@ -4456,6 +4664,8 @@
         <w:spacing w:before="260" w:after="140"/>
         <w:rPr>
           <w:rFonts w:ascii="Times New Roman" w:hAnsi="Times New Roman" w:cs="Times New Roman"/>
+          <w:sz w:val="28"/>
+          <w:szCs w:val="28"/>
         </w:rPr>
       </w:pPr>
       <w:r>
@@ -4464,8 +4674,8 @@
           <w:b/>
           <w:bCs/>
           <w:color w:val="000000"/>
-          <w:sz w:val="25"/>
-          <w:szCs w:val="25"/>
+          <w:sz w:val="28"/>
+          <w:szCs w:val="28"/>
         </w:rPr>
         <w:lastRenderedPageBreak/>
         <w:t>Data Type Summary</w:t>
@@ -4493,12 +4703,6 @@
         <w:gridCol w:w="5010"/>
       </w:tblGrid>
       <w:tr>
-        <w:tblPrEx>
-          <w:tblCellMar>
-            <w:top w:w="0" w:type="dxa"/>
-            <w:bottom w:w="0" w:type="dxa"/>
-          </w:tblCellMar>
-        </w:tblPrEx>
         <w:trPr>
           <w:tblHeader/>
         </w:trPr>
@@ -4518,6 +4722,8 @@
             <w:pPr>
               <w:rPr>
                 <w:rFonts w:ascii="Times New Roman" w:hAnsi="Times New Roman" w:cs="Times New Roman"/>
+                <w:sz w:val="24"/>
+                <w:szCs w:val="24"/>
               </w:rPr>
             </w:pPr>
             <w:r>
@@ -4525,8 +4731,6 @@
                 <w:rFonts w:ascii="Times New Roman" w:hAnsi="Times New Roman" w:cs="Times New Roman"/>
                 <w:b/>
                 <w:bCs/>
-                <w:sz w:val="21"/>
-                <w:szCs w:val="21"/>
               </w:rPr>
               <w:t>Data Type</w:t>
             </w:r>
@@ -4548,6 +4752,8 @@
             <w:pPr>
               <w:rPr>
                 <w:rFonts w:ascii="Times New Roman" w:hAnsi="Times New Roman" w:cs="Times New Roman"/>
+                <w:sz w:val="24"/>
+                <w:szCs w:val="24"/>
               </w:rPr>
             </w:pPr>
             <w:r>
@@ -4555,8 +4761,6 @@
                 <w:rFonts w:ascii="Times New Roman" w:hAnsi="Times New Roman" w:cs="Times New Roman"/>
                 <w:b/>
                 <w:bCs/>
-                <w:sz w:val="21"/>
-                <w:szCs w:val="21"/>
               </w:rPr>
               <w:t>Number of Features</w:t>
             </w:r>
@@ -4564,12 +4768,6 @@
         </w:tc>
       </w:tr>
       <w:tr>
-        <w:tblPrEx>
-          <w:tblCellMar>
-            <w:top w:w="0" w:type="dxa"/>
-            <w:bottom w:w="0" w:type="dxa"/>
-          </w:tblCellMar>
-        </w:tblPrEx>
         <w:tc>
           <w:tcPr>
             <w:tcW w:w="4500" w:type="dxa"/>
@@ -4585,23 +4783,15 @@
             <w:pPr>
               <w:rPr>
                 <w:rFonts w:ascii="Times New Roman" w:hAnsi="Times New Roman" w:cs="Times New Roman"/>
+                <w:sz w:val="24"/>
+                <w:szCs w:val="24"/>
               </w:rPr>
             </w:pPr>
             <w:r>
               <w:rPr>
                 <w:rFonts w:ascii="Times New Roman" w:hAnsi="Times New Roman" w:cs="Times New Roman"/>
-                <w:sz w:val="21"/>
-                <w:szCs w:val="21"/>
-              </w:rPr>
-              <w:t>O</w:t>
-            </w:r>
-            <w:r>
-              <w:rPr>
-                <w:rFonts w:ascii="Times New Roman" w:hAnsi="Times New Roman" w:cs="Times New Roman"/>
-                <w:sz w:val="21"/>
-                <w:szCs w:val="21"/>
-              </w:rPr>
-              <w:t>bject</w:t>
+              </w:rPr>
+              <w:t>Object</w:t>
             </w:r>
           </w:p>
         </w:tc>
@@ -4620,13 +4810,13 @@
             <w:pPr>
               <w:rPr>
                 <w:rFonts w:ascii="Times New Roman" w:hAnsi="Times New Roman" w:cs="Times New Roman"/>
+                <w:sz w:val="24"/>
+                <w:szCs w:val="24"/>
               </w:rPr>
             </w:pPr>
             <w:r>
               <w:rPr>
                 <w:rFonts w:ascii="Times New Roman" w:hAnsi="Times New Roman" w:cs="Times New Roman"/>
-                <w:sz w:val="21"/>
-                <w:szCs w:val="21"/>
               </w:rPr>
               <w:t>3</w:t>
             </w:r>
@@ -4634,12 +4824,6 @@
         </w:tc>
       </w:tr>
       <w:tr>
-        <w:tblPrEx>
-          <w:tblCellMar>
-            <w:top w:w="0" w:type="dxa"/>
-            <w:bottom w:w="0" w:type="dxa"/>
-          </w:tblCellMar>
-        </w:tblPrEx>
         <w:tc>
           <w:tcPr>
             <w:tcW w:w="4500" w:type="dxa"/>
@@ -4655,13 +4839,13 @@
             <w:pPr>
               <w:rPr>
                 <w:rFonts w:ascii="Times New Roman" w:hAnsi="Times New Roman" w:cs="Times New Roman"/>
+                <w:sz w:val="24"/>
+                <w:szCs w:val="24"/>
               </w:rPr>
             </w:pPr>
             <w:r>
               <w:rPr>
                 <w:rFonts w:ascii="Times New Roman" w:hAnsi="Times New Roman" w:cs="Times New Roman"/>
-                <w:sz w:val="21"/>
-                <w:szCs w:val="21"/>
               </w:rPr>
               <w:t>Integer</w:t>
             </w:r>
@@ -4682,13 +4866,13 @@
             <w:pPr>
               <w:rPr>
                 <w:rFonts w:ascii="Times New Roman" w:hAnsi="Times New Roman" w:cs="Times New Roman"/>
+                <w:sz w:val="24"/>
+                <w:szCs w:val="24"/>
               </w:rPr>
             </w:pPr>
             <w:r>
               <w:rPr>
                 <w:rFonts w:ascii="Times New Roman" w:hAnsi="Times New Roman" w:cs="Times New Roman"/>
-                <w:sz w:val="21"/>
-                <w:szCs w:val="21"/>
               </w:rPr>
               <w:t>2</w:t>
             </w:r>
@@ -4696,12 +4880,6 @@
         </w:tc>
       </w:tr>
       <w:tr>
-        <w:tblPrEx>
-          <w:tblCellMar>
-            <w:top w:w="0" w:type="dxa"/>
-            <w:bottom w:w="0" w:type="dxa"/>
-          </w:tblCellMar>
-        </w:tblPrEx>
         <w:tc>
           <w:tcPr>
             <w:tcW w:w="4500" w:type="dxa"/>
@@ -4717,13 +4895,13 @@
             <w:pPr>
               <w:rPr>
                 <w:rFonts w:ascii="Times New Roman" w:hAnsi="Times New Roman" w:cs="Times New Roman"/>
+                <w:sz w:val="24"/>
+                <w:szCs w:val="24"/>
               </w:rPr>
             </w:pPr>
             <w:r>
               <w:rPr>
                 <w:rFonts w:ascii="Times New Roman" w:hAnsi="Times New Roman" w:cs="Times New Roman"/>
-                <w:sz w:val="21"/>
-                <w:szCs w:val="21"/>
               </w:rPr>
               <w:t>Float</w:t>
             </w:r>
@@ -4744,13 +4922,13 @@
             <w:pPr>
               <w:rPr>
                 <w:rFonts w:ascii="Times New Roman" w:hAnsi="Times New Roman" w:cs="Times New Roman"/>
+                <w:sz w:val="24"/>
+                <w:szCs w:val="24"/>
               </w:rPr>
             </w:pPr>
             <w:r>
               <w:rPr>
                 <w:rFonts w:ascii="Times New Roman" w:hAnsi="Times New Roman" w:cs="Times New Roman"/>
-                <w:sz w:val="21"/>
-                <w:szCs w:val="21"/>
               </w:rPr>
               <w:t>5</w:t>
             </w:r>
@@ -4763,6 +4941,8 @@
         <w:spacing w:before="200"/>
         <w:rPr>
           <w:rFonts w:ascii="Times New Roman" w:hAnsi="Times New Roman" w:cs="Times New Roman"/>
+          <w:sz w:val="24"/>
+          <w:szCs w:val="24"/>
         </w:rPr>
       </w:pPr>
     </w:p>
@@ -4772,6 +4952,8 @@
         <w:spacing w:before="260" w:after="140"/>
         <w:rPr>
           <w:rFonts w:ascii="Times New Roman" w:hAnsi="Times New Roman" w:cs="Times New Roman"/>
+          <w:sz w:val="28"/>
+          <w:szCs w:val="28"/>
         </w:rPr>
       </w:pPr>
       <w:r>
@@ -4780,8 +4962,8 @@
           <w:b/>
           <w:bCs/>
           <w:color w:val="000000"/>
-          <w:sz w:val="25"/>
-          <w:szCs w:val="25"/>
+          <w:sz w:val="28"/>
+          <w:szCs w:val="28"/>
         </w:rPr>
         <w:t>Observation</w:t>
       </w:r>
@@ -4792,11 +4974,15 @@
         <w:jc w:val="both"/>
         <w:rPr>
           <w:rFonts w:ascii="Times New Roman" w:hAnsi="Times New Roman" w:cs="Times New Roman"/>
-        </w:rPr>
-      </w:pPr>
-      <w:r>
-        <w:rPr>
-          <w:rFonts w:ascii="Times New Roman" w:hAnsi="Times New Roman" w:cs="Times New Roman"/>
+          <w:sz w:val="24"/>
+          <w:szCs w:val="24"/>
+        </w:rPr>
+      </w:pPr>
+      <w:r>
+        <w:rPr>
+          <w:rFonts w:ascii="Times New Roman" w:hAnsi="Times New Roman" w:cs="Times New Roman"/>
+          <w:sz w:val="24"/>
+          <w:szCs w:val="24"/>
         </w:rPr>
         <w:t>All dataset attributes were stored using appropriate data types, ensuring compatibility with statistical analysis, visualization, and machine learning algorithms.</w:t>
       </w:r>
@@ -4805,11 +4991,15 @@
       <w:pPr>
         <w:rPr>
           <w:rFonts w:ascii="Times New Roman" w:hAnsi="Times New Roman" w:cs="Times New Roman"/>
-        </w:rPr>
-      </w:pPr>
-      <w:r>
-        <w:rPr>
-          <w:rFonts w:ascii="Times New Roman" w:hAnsi="Times New Roman" w:cs="Times New Roman"/>
+          <w:sz w:val="24"/>
+          <w:szCs w:val="24"/>
+        </w:rPr>
+      </w:pPr>
+      <w:r>
+        <w:rPr>
+          <w:rFonts w:ascii="Times New Roman" w:hAnsi="Times New Roman" w:cs="Times New Roman"/>
+          <w:sz w:val="24"/>
+          <w:szCs w:val="24"/>
         </w:rPr>
         <w:br w:type="page"/>
       </w:r>
@@ -4820,6 +5010,8 @@
         <w:spacing w:before="360" w:after="200"/>
         <w:rPr>
           <w:rFonts w:ascii="Times New Roman" w:hAnsi="Times New Roman" w:cs="Times New Roman"/>
+          <w:sz w:val="36"/>
+          <w:szCs w:val="36"/>
         </w:rPr>
       </w:pPr>
       <w:r>
@@ -4828,8 +5020,6 @@
           <w:b/>
           <w:bCs/>
           <w:color w:val="000000"/>
-          <w:sz w:val="30"/>
-          <w:szCs w:val="30"/>
         </w:rPr>
         <w:lastRenderedPageBreak/>
         <w:t>12. Text Standardization</w:t>
@@ -4841,19 +5031,17 @@
         <w:jc w:val="both"/>
         <w:rPr>
           <w:rFonts w:ascii="Times New Roman" w:hAnsi="Times New Roman" w:cs="Times New Roman"/>
-        </w:rPr>
-      </w:pPr>
-      <w:r>
-        <w:rPr>
-          <w:rFonts w:ascii="Times New Roman" w:hAnsi="Times New Roman" w:cs="Times New Roman"/>
-        </w:rPr>
-        <w:t>Categorical attributes often contain inconsistencies such as leadi</w:t>
-      </w:r>
-      <w:r>
-        <w:rPr>
-          <w:rFonts w:ascii="Times New Roman" w:hAnsi="Times New Roman" w:cs="Times New Roman"/>
-        </w:rPr>
-        <w:t>ng or trailing spaces, inconsistent capitalization, or formatting differences that may affect data analysis and machine learning models.</w:t>
+          <w:sz w:val="24"/>
+          <w:szCs w:val="24"/>
+        </w:rPr>
+      </w:pPr>
+      <w:r>
+        <w:rPr>
+          <w:rFonts w:ascii="Times New Roman" w:hAnsi="Times New Roman" w:cs="Times New Roman"/>
+          <w:sz w:val="24"/>
+          <w:szCs w:val="24"/>
+        </w:rPr>
+        <w:t>Categorical attributes often contain inconsistencies such as leading or trailing spaces, inconsistent capitalization, or formatting differences that may affect data analysis and machine learning models.</w:t>
       </w:r>
     </w:p>
     <w:p>
@@ -4862,19 +5050,17 @@
         <w:jc w:val="both"/>
         <w:rPr>
           <w:rFonts w:ascii="Times New Roman" w:hAnsi="Times New Roman" w:cs="Times New Roman"/>
-        </w:rPr>
-      </w:pPr>
-      <w:r>
-        <w:rPr>
-          <w:rFonts w:ascii="Times New Roman" w:hAnsi="Times New Roman" w:cs="Times New Roman"/>
-        </w:rPr>
-        <w:t>To improve data consistency, preprocessing operations were performed on the Crop, Season, and State columns. The follow</w:t>
-      </w:r>
-      <w:r>
-        <w:rPr>
-          <w:rFonts w:ascii="Times New Roman" w:hAnsi="Times New Roman" w:cs="Times New Roman"/>
-        </w:rPr>
-        <w:t>ing cleaning operations were applied:</w:t>
+          <w:sz w:val="24"/>
+          <w:szCs w:val="24"/>
+        </w:rPr>
+      </w:pPr>
+      <w:r>
+        <w:rPr>
+          <w:rFonts w:ascii="Times New Roman" w:hAnsi="Times New Roman" w:cs="Times New Roman"/>
+          <w:sz w:val="24"/>
+          <w:szCs w:val="24"/>
+        </w:rPr>
+        <w:t>To improve data consistency, preprocessing operations were performed on the Crop, Season, and State columns. The following cleaning operations were applied:</w:t>
       </w:r>
     </w:p>
     <w:p>
@@ -4887,11 +5073,15 @@
         <w:spacing w:after="100"/>
         <w:rPr>
           <w:rFonts w:ascii="Times New Roman" w:hAnsi="Times New Roman" w:cs="Times New Roman"/>
-        </w:rPr>
-      </w:pPr>
-      <w:r>
-        <w:rPr>
-          <w:rFonts w:ascii="Times New Roman" w:hAnsi="Times New Roman" w:cs="Times New Roman"/>
+          <w:sz w:val="24"/>
+          <w:szCs w:val="24"/>
+        </w:rPr>
+      </w:pPr>
+      <w:r>
+        <w:rPr>
+          <w:rFonts w:ascii="Times New Roman" w:hAnsi="Times New Roman" w:cs="Times New Roman"/>
+          <w:sz w:val="24"/>
+          <w:szCs w:val="24"/>
         </w:rPr>
         <w:t>Removal of leading and trailing whitespace.</w:t>
       </w:r>
@@ -4906,11 +5096,15 @@
         <w:spacing w:after="100"/>
         <w:rPr>
           <w:rFonts w:ascii="Times New Roman" w:hAnsi="Times New Roman" w:cs="Times New Roman"/>
-        </w:rPr>
-      </w:pPr>
-      <w:r>
-        <w:rPr>
-          <w:rFonts w:ascii="Times New Roman" w:hAnsi="Times New Roman" w:cs="Times New Roman"/>
+          <w:sz w:val="24"/>
+          <w:szCs w:val="24"/>
+        </w:rPr>
+      </w:pPr>
+      <w:r>
+        <w:rPr>
+          <w:rFonts w:ascii="Times New Roman" w:hAnsi="Times New Roman" w:cs="Times New Roman"/>
+          <w:sz w:val="24"/>
+          <w:szCs w:val="24"/>
         </w:rPr>
         <w:t>Standardization of text formatting using title case.</w:t>
       </w:r>
@@ -4925,11 +5119,15 @@
         <w:spacing w:after="100"/>
         <w:rPr>
           <w:rFonts w:ascii="Times New Roman" w:hAnsi="Times New Roman" w:cs="Times New Roman"/>
-        </w:rPr>
-      </w:pPr>
-      <w:r>
-        <w:rPr>
-          <w:rFonts w:ascii="Times New Roman" w:hAnsi="Times New Roman" w:cs="Times New Roman"/>
+          <w:sz w:val="24"/>
+          <w:szCs w:val="24"/>
+        </w:rPr>
+      </w:pPr>
+      <w:r>
+        <w:rPr>
+          <w:rFonts w:ascii="Times New Roman" w:hAnsi="Times New Roman" w:cs="Times New Roman"/>
+          <w:sz w:val="24"/>
+          <w:szCs w:val="24"/>
         </w:rPr>
         <w:t>Verification of unique categorical values after preprocessing.</w:t>
       </w:r>
@@ -4940,19 +5138,17 @@
         <w:jc w:val="both"/>
         <w:rPr>
           <w:rFonts w:ascii="Times New Roman" w:hAnsi="Times New Roman" w:cs="Times New Roman"/>
-        </w:rPr>
-      </w:pPr>
-      <w:r>
-        <w:rPr>
-          <w:rFonts w:ascii="Times New Roman" w:hAnsi="Times New Roman" w:cs="Times New Roman"/>
-        </w:rPr>
-        <w:t>These operations ensured that categorical variables followed a consistent naming convention throughout the dataset and reduced the possibility of duplicate categories caused by inconsistent for</w:t>
-      </w:r>
-      <w:r>
-        <w:rPr>
-          <w:rFonts w:ascii="Times New Roman" w:hAnsi="Times New Roman" w:cs="Times New Roman"/>
-        </w:rPr>
-        <w:t>matting.</w:t>
+          <w:sz w:val="24"/>
+          <w:szCs w:val="24"/>
+        </w:rPr>
+      </w:pPr>
+      <w:r>
+        <w:rPr>
+          <w:rFonts w:ascii="Times New Roman" w:hAnsi="Times New Roman" w:cs="Times New Roman"/>
+          <w:sz w:val="24"/>
+          <w:szCs w:val="24"/>
+        </w:rPr>
+        <w:t>These operations ensured that categorical variables followed a consistent naming convention throughout the dataset and reduced the possibility of duplicate categories caused by inconsistent formatting.</w:t>
       </w:r>
     </w:p>
     <w:p>
@@ -4961,6 +5157,8 @@
         <w:spacing w:before="260" w:after="140"/>
         <w:rPr>
           <w:rFonts w:ascii="Times New Roman" w:hAnsi="Times New Roman" w:cs="Times New Roman"/>
+          <w:sz w:val="28"/>
+          <w:szCs w:val="28"/>
         </w:rPr>
       </w:pPr>
       <w:r>
@@ -4969,8 +5167,8 @@
           <w:b/>
           <w:bCs/>
           <w:color w:val="000000"/>
-          <w:sz w:val="25"/>
-          <w:szCs w:val="25"/>
+          <w:sz w:val="28"/>
+          <w:szCs w:val="28"/>
         </w:rPr>
         <w:t>Cleaning Operations Performed</w:t>
       </w:r>
@@ -4985,11 +5183,15 @@
         <w:spacing w:after="100"/>
         <w:rPr>
           <w:rFonts w:ascii="Times New Roman" w:hAnsi="Times New Roman" w:cs="Times New Roman"/>
-        </w:rPr>
-      </w:pPr>
-      <w:r>
-        <w:rPr>
-          <w:rFonts w:ascii="Times New Roman" w:hAnsi="Times New Roman" w:cs="Times New Roman"/>
+          <w:sz w:val="24"/>
+          <w:szCs w:val="24"/>
+        </w:rPr>
+      </w:pPr>
+      <w:r>
+        <w:rPr>
+          <w:rFonts w:ascii="Times New Roman" w:hAnsi="Times New Roman" w:cs="Times New Roman"/>
+          <w:sz w:val="24"/>
+          <w:szCs w:val="24"/>
         </w:rPr>
         <w:t>Leading and trailing whitespace removed.</w:t>
       </w:r>
@@ -5004,11 +5206,15 @@
         <w:spacing w:after="100"/>
         <w:rPr>
           <w:rFonts w:ascii="Times New Roman" w:hAnsi="Times New Roman" w:cs="Times New Roman"/>
-        </w:rPr>
-      </w:pPr>
-      <w:r>
-        <w:rPr>
-          <w:rFonts w:ascii="Times New Roman" w:hAnsi="Times New Roman" w:cs="Times New Roman"/>
+          <w:sz w:val="24"/>
+          <w:szCs w:val="24"/>
+        </w:rPr>
+      </w:pPr>
+      <w:r>
+        <w:rPr>
+          <w:rFonts w:ascii="Times New Roman" w:hAnsi="Times New Roman" w:cs="Times New Roman"/>
+          <w:sz w:val="24"/>
+          <w:szCs w:val="24"/>
         </w:rPr>
         <w:t>Text converted to Title Case.</w:t>
       </w:r>
@@ -5023,11 +5229,15 @@
         <w:spacing w:after="100"/>
         <w:rPr>
           <w:rFonts w:ascii="Times New Roman" w:hAnsi="Times New Roman" w:cs="Times New Roman"/>
-        </w:rPr>
-      </w:pPr>
-      <w:r>
-        <w:rPr>
-          <w:rFonts w:ascii="Times New Roman" w:hAnsi="Times New Roman" w:cs="Times New Roman"/>
+          <w:sz w:val="24"/>
+          <w:szCs w:val="24"/>
+        </w:rPr>
+      </w:pPr>
+      <w:r>
+        <w:rPr>
+          <w:rFonts w:ascii="Times New Roman" w:hAnsi="Times New Roman" w:cs="Times New Roman"/>
+          <w:sz w:val="24"/>
+          <w:szCs w:val="24"/>
         </w:rPr>
         <w:t>Unique category values verified.</w:t>
       </w:r>
@@ -5038,6 +5248,8 @@
         <w:spacing w:before="260" w:after="140"/>
         <w:rPr>
           <w:rFonts w:ascii="Times New Roman" w:hAnsi="Times New Roman" w:cs="Times New Roman"/>
+          <w:sz w:val="28"/>
+          <w:szCs w:val="28"/>
         </w:rPr>
       </w:pPr>
       <w:r>
@@ -5046,8 +5258,8 @@
           <w:b/>
           <w:bCs/>
           <w:color w:val="000000"/>
-          <w:sz w:val="25"/>
-          <w:szCs w:val="25"/>
+          <w:sz w:val="28"/>
+          <w:szCs w:val="28"/>
         </w:rPr>
         <w:t>Observation</w:t>
       </w:r>
@@ -5058,19 +5270,17 @@
         <w:jc w:val="both"/>
         <w:rPr>
           <w:rFonts w:ascii="Times New Roman" w:hAnsi="Times New Roman" w:cs="Times New Roman"/>
-        </w:rPr>
-      </w:pPr>
-      <w:r>
-        <w:rPr>
-          <w:rFonts w:ascii="Times New Roman" w:hAnsi="Times New Roman" w:cs="Times New Roman"/>
-        </w:rPr>
-        <w:t>No major inconsistencies were identified after text standardization. The categorical variables were f</w:t>
-      </w:r>
-      <w:r>
-        <w:rPr>
-          <w:rFonts w:ascii="Times New Roman" w:hAnsi="Times New Roman" w:cs="Times New Roman"/>
-        </w:rPr>
-        <w:t>ound to be clean and consistent for further analysis.</w:t>
+          <w:sz w:val="24"/>
+          <w:szCs w:val="24"/>
+        </w:rPr>
+      </w:pPr>
+      <w:r>
+        <w:rPr>
+          <w:rFonts w:ascii="Times New Roman" w:hAnsi="Times New Roman" w:cs="Times New Roman"/>
+          <w:sz w:val="24"/>
+          <w:szCs w:val="24"/>
+        </w:rPr>
+        <w:t>No major inconsistencies were identified after text standardization. The categorical variables were found to be clean and consistent for further analysis.</w:t>
       </w:r>
     </w:p>
     <w:p>
@@ -5079,6 +5289,8 @@
         <w:spacing w:before="360" w:after="200"/>
         <w:rPr>
           <w:rFonts w:ascii="Times New Roman" w:hAnsi="Times New Roman" w:cs="Times New Roman"/>
+          <w:sz w:val="36"/>
+          <w:szCs w:val="36"/>
         </w:rPr>
       </w:pPr>
       <w:r>
@@ -5087,8 +5299,6 @@
           <w:b/>
           <w:bCs/>
           <w:color w:val="000000"/>
-          <w:sz w:val="30"/>
-          <w:szCs w:val="30"/>
         </w:rPr>
         <w:t>13. Data Consistency Checks</w:t>
       </w:r>
@@ -5099,11 +5309,15 @@
         <w:jc w:val="both"/>
         <w:rPr>
           <w:rFonts w:ascii="Times New Roman" w:hAnsi="Times New Roman" w:cs="Times New Roman"/>
-        </w:rPr>
-      </w:pPr>
-      <w:r>
-        <w:rPr>
-          <w:rFonts w:ascii="Times New Roman" w:hAnsi="Times New Roman" w:cs="Times New Roman"/>
+          <w:sz w:val="24"/>
+          <w:szCs w:val="24"/>
+        </w:rPr>
+      </w:pPr>
+      <w:r>
+        <w:rPr>
+          <w:rFonts w:ascii="Times New Roman" w:hAnsi="Times New Roman" w:cs="Times New Roman"/>
+          <w:sz w:val="24"/>
+          <w:szCs w:val="24"/>
         </w:rPr>
         <w:t>Beyond missing values and duplicate records, the dataset was validated to ensure that all numerical attributes contained logically valid observations.</w:t>
       </w:r>
@@ -5114,11 +5328,15 @@
         <w:jc w:val="both"/>
         <w:rPr>
           <w:rFonts w:ascii="Times New Roman" w:hAnsi="Times New Roman" w:cs="Times New Roman"/>
-        </w:rPr>
-      </w:pPr>
-      <w:r>
-        <w:rPr>
-          <w:rFonts w:ascii="Times New Roman" w:hAnsi="Times New Roman" w:cs="Times New Roman"/>
+          <w:sz w:val="24"/>
+          <w:szCs w:val="24"/>
+        </w:rPr>
+      </w:pPr>
+      <w:r>
+        <w:rPr>
+          <w:rFonts w:ascii="Times New Roman" w:hAnsi="Times New Roman" w:cs="Times New Roman"/>
+          <w:sz w:val="24"/>
+          <w:szCs w:val="24"/>
         </w:rPr>
         <w:t>The following validation checks were performed:</w:t>
       </w:r>
@@ -5133,11 +5351,15 @@
         <w:spacing w:after="100"/>
         <w:rPr>
           <w:rFonts w:ascii="Times New Roman" w:hAnsi="Times New Roman" w:cs="Times New Roman"/>
-        </w:rPr>
-      </w:pPr>
-      <w:r>
-        <w:rPr>
-          <w:rFonts w:ascii="Times New Roman" w:hAnsi="Times New Roman" w:cs="Times New Roman"/>
+          <w:sz w:val="24"/>
+          <w:szCs w:val="24"/>
+        </w:rPr>
+      </w:pPr>
+      <w:r>
+        <w:rPr>
+          <w:rFonts w:ascii="Times New Roman" w:hAnsi="Times New Roman" w:cs="Times New Roman"/>
+          <w:sz w:val="24"/>
+          <w:szCs w:val="24"/>
         </w:rPr>
         <w:t>Area greater than zero.</w:t>
       </w:r>
@@ -5152,11 +5374,15 @@
         <w:spacing w:after="100"/>
         <w:rPr>
           <w:rFonts w:ascii="Times New Roman" w:hAnsi="Times New Roman" w:cs="Times New Roman"/>
-        </w:rPr>
-      </w:pPr>
-      <w:r>
-        <w:rPr>
-          <w:rFonts w:ascii="Times New Roman" w:hAnsi="Times New Roman" w:cs="Times New Roman"/>
+          <w:sz w:val="24"/>
+          <w:szCs w:val="24"/>
+        </w:rPr>
+      </w:pPr>
+      <w:r>
+        <w:rPr>
+          <w:rFonts w:ascii="Times New Roman" w:hAnsi="Times New Roman" w:cs="Times New Roman"/>
+          <w:sz w:val="24"/>
+          <w:szCs w:val="24"/>
         </w:rPr>
         <w:t>Production greater than or equal to zero.</w:t>
       </w:r>
@@ -5171,11 +5397,15 @@
         <w:spacing w:after="100"/>
         <w:rPr>
           <w:rFonts w:ascii="Times New Roman" w:hAnsi="Times New Roman" w:cs="Times New Roman"/>
-        </w:rPr>
-      </w:pPr>
-      <w:r>
-        <w:rPr>
-          <w:rFonts w:ascii="Times New Roman" w:hAnsi="Times New Roman" w:cs="Times New Roman"/>
+          <w:sz w:val="24"/>
+          <w:szCs w:val="24"/>
+        </w:rPr>
+      </w:pPr>
+      <w:r>
+        <w:rPr>
+          <w:rFonts w:ascii="Times New Roman" w:hAnsi="Times New Roman" w:cs="Times New Roman"/>
+          <w:sz w:val="24"/>
+          <w:szCs w:val="24"/>
         </w:rPr>
         <w:t>Annual Rainfall greater than or equal to zero.</w:t>
       </w:r>
@@ -5190,11 +5420,15 @@
         <w:spacing w:after="100"/>
         <w:rPr>
           <w:rFonts w:ascii="Times New Roman" w:hAnsi="Times New Roman" w:cs="Times New Roman"/>
-        </w:rPr>
-      </w:pPr>
-      <w:r>
-        <w:rPr>
-          <w:rFonts w:ascii="Times New Roman" w:hAnsi="Times New Roman" w:cs="Times New Roman"/>
+          <w:sz w:val="24"/>
+          <w:szCs w:val="24"/>
+        </w:rPr>
+      </w:pPr>
+      <w:r>
+        <w:rPr>
+          <w:rFonts w:ascii="Times New Roman" w:hAnsi="Times New Roman" w:cs="Times New Roman"/>
+          <w:sz w:val="24"/>
+          <w:szCs w:val="24"/>
         </w:rPr>
         <w:t>Fertilizer usage greater than or equal to zero.</w:t>
       </w:r>
@@ -5209,11 +5443,15 @@
         <w:spacing w:after="100"/>
         <w:rPr>
           <w:rFonts w:ascii="Times New Roman" w:hAnsi="Times New Roman" w:cs="Times New Roman"/>
-        </w:rPr>
-      </w:pPr>
-      <w:r>
-        <w:rPr>
-          <w:rFonts w:ascii="Times New Roman" w:hAnsi="Times New Roman" w:cs="Times New Roman"/>
+          <w:sz w:val="24"/>
+          <w:szCs w:val="24"/>
+        </w:rPr>
+      </w:pPr>
+      <w:r>
+        <w:rPr>
+          <w:rFonts w:ascii="Times New Roman" w:hAnsi="Times New Roman" w:cs="Times New Roman"/>
+          <w:sz w:val="24"/>
+          <w:szCs w:val="24"/>
         </w:rPr>
         <w:t>Pesticide usage greater than or equal to zero.</w:t>
       </w:r>
@@ -5228,11 +5466,15 @@
         <w:spacing w:after="100"/>
         <w:rPr>
           <w:rFonts w:ascii="Times New Roman" w:hAnsi="Times New Roman" w:cs="Times New Roman"/>
-        </w:rPr>
-      </w:pPr>
-      <w:r>
-        <w:rPr>
-          <w:rFonts w:ascii="Times New Roman" w:hAnsi="Times New Roman" w:cs="Times New Roman"/>
+          <w:sz w:val="24"/>
+          <w:szCs w:val="24"/>
+        </w:rPr>
+      </w:pPr>
+      <w:r>
+        <w:rPr>
+          <w:rFonts w:ascii="Times New Roman" w:hAnsi="Times New Roman" w:cs="Times New Roman"/>
+          <w:sz w:val="24"/>
+          <w:szCs w:val="24"/>
         </w:rPr>
         <w:t>Yield greater than or equal to zero.</w:t>
       </w:r>
@@ -5243,12 +5485,17 @@
         <w:jc w:val="both"/>
         <w:rPr>
           <w:rFonts w:ascii="Times New Roman" w:hAnsi="Times New Roman" w:cs="Times New Roman"/>
-        </w:rPr>
-      </w:pPr>
-      <w:r>
-        <w:rPr>
-          <w:rFonts w:ascii="Times New Roman" w:hAnsi="Times New Roman" w:cs="Times New Roman"/>
-        </w:rPr>
+          <w:sz w:val="24"/>
+          <w:szCs w:val="24"/>
+        </w:rPr>
+      </w:pPr>
+      <w:r>
+        <w:rPr>
+          <w:rFonts w:ascii="Times New Roman" w:hAnsi="Times New Roman" w:cs="Times New Roman"/>
+          <w:sz w:val="24"/>
+          <w:szCs w:val="24"/>
+        </w:rPr>
+        <w:lastRenderedPageBreak/>
         <w:t>Each numerical feature was examined for impossible or invalid values that could negatively affect statistical analysis and predictive modelling.</w:t>
       </w:r>
     </w:p>
@@ -5258,6 +5505,8 @@
         <w:spacing w:before="260" w:after="140"/>
         <w:rPr>
           <w:rFonts w:ascii="Times New Roman" w:hAnsi="Times New Roman" w:cs="Times New Roman"/>
+          <w:sz w:val="28"/>
+          <w:szCs w:val="28"/>
         </w:rPr>
       </w:pPr>
       <w:r>
@@ -5266,8 +5515,8 @@
           <w:b/>
           <w:bCs/>
           <w:color w:val="000000"/>
-          <w:sz w:val="25"/>
-          <w:szCs w:val="25"/>
+          <w:sz w:val="28"/>
+          <w:szCs w:val="28"/>
         </w:rPr>
         <w:t>Validation Results</w:t>
       </w:r>
@@ -5294,12 +5543,6 @@
         <w:gridCol w:w="4010"/>
       </w:tblGrid>
       <w:tr>
-        <w:tblPrEx>
-          <w:tblCellMar>
-            <w:top w:w="0" w:type="dxa"/>
-            <w:bottom w:w="0" w:type="dxa"/>
-          </w:tblCellMar>
-        </w:tblPrEx>
         <w:trPr>
           <w:tblHeader/>
         </w:trPr>
@@ -5319,6 +5562,8 @@
             <w:pPr>
               <w:rPr>
                 <w:rFonts w:ascii="Times New Roman" w:hAnsi="Times New Roman" w:cs="Times New Roman"/>
+                <w:sz w:val="24"/>
+                <w:szCs w:val="24"/>
               </w:rPr>
             </w:pPr>
             <w:r>
@@ -5326,10 +5571,7 @@
                 <w:rFonts w:ascii="Times New Roman" w:hAnsi="Times New Roman" w:cs="Times New Roman"/>
                 <w:b/>
                 <w:bCs/>
-                <w:sz w:val="21"/>
-                <w:szCs w:val="21"/>
-              </w:rPr>
-              <w:lastRenderedPageBreak/>
+              </w:rPr>
               <w:t>Validation Check</w:t>
             </w:r>
           </w:p>
@@ -5350,6 +5592,8 @@
             <w:pPr>
               <w:rPr>
                 <w:rFonts w:ascii="Times New Roman" w:hAnsi="Times New Roman" w:cs="Times New Roman"/>
+                <w:sz w:val="24"/>
+                <w:szCs w:val="24"/>
               </w:rPr>
             </w:pPr>
             <w:r>
@@ -5357,8 +5601,6 @@
                 <w:rFonts w:ascii="Times New Roman" w:hAnsi="Times New Roman" w:cs="Times New Roman"/>
                 <w:b/>
                 <w:bCs/>
-                <w:sz w:val="21"/>
-                <w:szCs w:val="21"/>
               </w:rPr>
               <w:t>Status</w:t>
             </w:r>
@@ -5366,12 +5608,6 @@
         </w:tc>
       </w:tr>
       <w:tr>
-        <w:tblPrEx>
-          <w:tblCellMar>
-            <w:top w:w="0" w:type="dxa"/>
-            <w:bottom w:w="0" w:type="dxa"/>
-          </w:tblCellMar>
-        </w:tblPrEx>
         <w:tc>
           <w:tcPr>
             <w:tcW w:w="5500" w:type="dxa"/>
@@ -5387,13 +5623,13 @@
             <w:pPr>
               <w:rPr>
                 <w:rFonts w:ascii="Times New Roman" w:hAnsi="Times New Roman" w:cs="Times New Roman"/>
+                <w:sz w:val="24"/>
+                <w:szCs w:val="24"/>
               </w:rPr>
             </w:pPr>
             <w:r>
               <w:rPr>
                 <w:rFonts w:ascii="Times New Roman" w:hAnsi="Times New Roman" w:cs="Times New Roman"/>
-                <w:sz w:val="21"/>
-                <w:szCs w:val="21"/>
               </w:rPr>
               <w:t>Negative Area Values</w:t>
             </w:r>
@@ -5414,13 +5650,13 @@
             <w:pPr>
               <w:rPr>
                 <w:rFonts w:ascii="Times New Roman" w:hAnsi="Times New Roman" w:cs="Times New Roman"/>
+                <w:sz w:val="24"/>
+                <w:szCs w:val="24"/>
               </w:rPr>
             </w:pPr>
             <w:r>
               <w:rPr>
                 <w:rFonts w:ascii="Times New Roman" w:hAnsi="Times New Roman" w:cs="Times New Roman"/>
-                <w:sz w:val="21"/>
-                <w:szCs w:val="21"/>
               </w:rPr>
               <w:t>Not Found</w:t>
             </w:r>
@@ -5428,12 +5664,6 @@
         </w:tc>
       </w:tr>
       <w:tr>
-        <w:tblPrEx>
-          <w:tblCellMar>
-            <w:top w:w="0" w:type="dxa"/>
-            <w:bottom w:w="0" w:type="dxa"/>
-          </w:tblCellMar>
-        </w:tblPrEx>
         <w:tc>
           <w:tcPr>
             <w:tcW w:w="5500" w:type="dxa"/>
@@ -5449,13 +5679,13 @@
             <w:pPr>
               <w:rPr>
                 <w:rFonts w:ascii="Times New Roman" w:hAnsi="Times New Roman" w:cs="Times New Roman"/>
+                <w:sz w:val="24"/>
+                <w:szCs w:val="24"/>
               </w:rPr>
             </w:pPr>
             <w:r>
               <w:rPr>
                 <w:rFonts w:ascii="Times New Roman" w:hAnsi="Times New Roman" w:cs="Times New Roman"/>
-                <w:sz w:val="21"/>
-                <w:szCs w:val="21"/>
               </w:rPr>
               <w:t>Negative Production Values</w:t>
             </w:r>
@@ -5476,13 +5706,13 @@
             <w:pPr>
               <w:rPr>
                 <w:rFonts w:ascii="Times New Roman" w:hAnsi="Times New Roman" w:cs="Times New Roman"/>
+                <w:sz w:val="24"/>
+                <w:szCs w:val="24"/>
               </w:rPr>
             </w:pPr>
             <w:r>
               <w:rPr>
                 <w:rFonts w:ascii="Times New Roman" w:hAnsi="Times New Roman" w:cs="Times New Roman"/>
-                <w:sz w:val="21"/>
-                <w:szCs w:val="21"/>
               </w:rPr>
               <w:t>Not Found</w:t>
             </w:r>
@@ -5490,12 +5720,6 @@
         </w:tc>
       </w:tr>
       <w:tr>
-        <w:tblPrEx>
-          <w:tblCellMar>
-            <w:top w:w="0" w:type="dxa"/>
-            <w:bottom w:w="0" w:type="dxa"/>
-          </w:tblCellMar>
-        </w:tblPrEx>
         <w:tc>
           <w:tcPr>
             <w:tcW w:w="5500" w:type="dxa"/>
@@ -5511,13 +5735,13 @@
             <w:pPr>
               <w:rPr>
                 <w:rFonts w:ascii="Times New Roman" w:hAnsi="Times New Roman" w:cs="Times New Roman"/>
+                <w:sz w:val="24"/>
+                <w:szCs w:val="24"/>
               </w:rPr>
             </w:pPr>
             <w:r>
               <w:rPr>
                 <w:rFonts w:ascii="Times New Roman" w:hAnsi="Times New Roman" w:cs="Times New Roman"/>
-                <w:sz w:val="21"/>
-                <w:szCs w:val="21"/>
               </w:rPr>
               <w:t>Negative Rainfall Values</w:t>
             </w:r>
@@ -5538,13 +5762,13 @@
             <w:pPr>
               <w:rPr>
                 <w:rFonts w:ascii="Times New Roman" w:hAnsi="Times New Roman" w:cs="Times New Roman"/>
+                <w:sz w:val="24"/>
+                <w:szCs w:val="24"/>
               </w:rPr>
             </w:pPr>
             <w:r>
               <w:rPr>
                 <w:rFonts w:ascii="Times New Roman" w:hAnsi="Times New Roman" w:cs="Times New Roman"/>
-                <w:sz w:val="21"/>
-                <w:szCs w:val="21"/>
               </w:rPr>
               <w:t>Not Found</w:t>
             </w:r>
@@ -5552,12 +5776,6 @@
         </w:tc>
       </w:tr>
       <w:tr>
-        <w:tblPrEx>
-          <w:tblCellMar>
-            <w:top w:w="0" w:type="dxa"/>
-            <w:bottom w:w="0" w:type="dxa"/>
-          </w:tblCellMar>
-        </w:tblPrEx>
         <w:tc>
           <w:tcPr>
             <w:tcW w:w="5500" w:type="dxa"/>
@@ -5573,13 +5791,13 @@
             <w:pPr>
               <w:rPr>
                 <w:rFonts w:ascii="Times New Roman" w:hAnsi="Times New Roman" w:cs="Times New Roman"/>
+                <w:sz w:val="24"/>
+                <w:szCs w:val="24"/>
               </w:rPr>
             </w:pPr>
             <w:r>
               <w:rPr>
                 <w:rFonts w:ascii="Times New Roman" w:hAnsi="Times New Roman" w:cs="Times New Roman"/>
-                <w:sz w:val="21"/>
-                <w:szCs w:val="21"/>
               </w:rPr>
               <w:t>Negative Fertilizer Values</w:t>
             </w:r>
@@ -5600,13 +5818,13 @@
             <w:pPr>
               <w:rPr>
                 <w:rFonts w:ascii="Times New Roman" w:hAnsi="Times New Roman" w:cs="Times New Roman"/>
+                <w:sz w:val="24"/>
+                <w:szCs w:val="24"/>
               </w:rPr>
             </w:pPr>
             <w:r>
               <w:rPr>
                 <w:rFonts w:ascii="Times New Roman" w:hAnsi="Times New Roman" w:cs="Times New Roman"/>
-                <w:sz w:val="21"/>
-                <w:szCs w:val="21"/>
               </w:rPr>
               <w:t>Not Found</w:t>
             </w:r>
@@ -5614,12 +5832,6 @@
         </w:tc>
       </w:tr>
       <w:tr>
-        <w:tblPrEx>
-          <w:tblCellMar>
-            <w:top w:w="0" w:type="dxa"/>
-            <w:bottom w:w="0" w:type="dxa"/>
-          </w:tblCellMar>
-        </w:tblPrEx>
         <w:tc>
           <w:tcPr>
             <w:tcW w:w="5500" w:type="dxa"/>
@@ -5635,13 +5847,13 @@
             <w:pPr>
               <w:rPr>
                 <w:rFonts w:ascii="Times New Roman" w:hAnsi="Times New Roman" w:cs="Times New Roman"/>
+                <w:sz w:val="24"/>
+                <w:szCs w:val="24"/>
               </w:rPr>
             </w:pPr>
             <w:r>
               <w:rPr>
                 <w:rFonts w:ascii="Times New Roman" w:hAnsi="Times New Roman" w:cs="Times New Roman"/>
-                <w:sz w:val="21"/>
-                <w:szCs w:val="21"/>
               </w:rPr>
               <w:t>Negative Pesticide Values</w:t>
             </w:r>
@@ -5662,13 +5874,13 @@
             <w:pPr>
               <w:rPr>
                 <w:rFonts w:ascii="Times New Roman" w:hAnsi="Times New Roman" w:cs="Times New Roman"/>
+                <w:sz w:val="24"/>
+                <w:szCs w:val="24"/>
               </w:rPr>
             </w:pPr>
             <w:r>
               <w:rPr>
                 <w:rFonts w:ascii="Times New Roman" w:hAnsi="Times New Roman" w:cs="Times New Roman"/>
-                <w:sz w:val="21"/>
-                <w:szCs w:val="21"/>
               </w:rPr>
               <w:t>Not Found</w:t>
             </w:r>
@@ -5676,12 +5888,6 @@
         </w:tc>
       </w:tr>
       <w:tr>
-        <w:tblPrEx>
-          <w:tblCellMar>
-            <w:top w:w="0" w:type="dxa"/>
-            <w:bottom w:w="0" w:type="dxa"/>
-          </w:tblCellMar>
-        </w:tblPrEx>
         <w:tc>
           <w:tcPr>
             <w:tcW w:w="5500" w:type="dxa"/>
@@ -5697,13 +5903,13 @@
             <w:pPr>
               <w:rPr>
                 <w:rFonts w:ascii="Times New Roman" w:hAnsi="Times New Roman" w:cs="Times New Roman"/>
+                <w:sz w:val="24"/>
+                <w:szCs w:val="24"/>
               </w:rPr>
             </w:pPr>
             <w:r>
               <w:rPr>
                 <w:rFonts w:ascii="Times New Roman" w:hAnsi="Times New Roman" w:cs="Times New Roman"/>
-                <w:sz w:val="21"/>
-                <w:szCs w:val="21"/>
               </w:rPr>
               <w:t>Negative Yield Values</w:t>
             </w:r>
@@ -5724,13 +5930,13 @@
             <w:pPr>
               <w:rPr>
                 <w:rFonts w:ascii="Times New Roman" w:hAnsi="Times New Roman" w:cs="Times New Roman"/>
+                <w:sz w:val="24"/>
+                <w:szCs w:val="24"/>
               </w:rPr>
             </w:pPr>
             <w:r>
               <w:rPr>
                 <w:rFonts w:ascii="Times New Roman" w:hAnsi="Times New Roman" w:cs="Times New Roman"/>
-                <w:sz w:val="21"/>
-                <w:szCs w:val="21"/>
               </w:rPr>
               <w:t>Not Found</w:t>
             </w:r>
@@ -5743,6 +5949,8 @@
         <w:spacing w:before="200"/>
         <w:rPr>
           <w:rFonts w:ascii="Times New Roman" w:hAnsi="Times New Roman" w:cs="Times New Roman"/>
+          <w:sz w:val="24"/>
+          <w:szCs w:val="24"/>
         </w:rPr>
       </w:pPr>
     </w:p>
@@ -5752,6 +5960,8 @@
         <w:spacing w:before="260" w:after="140"/>
         <w:rPr>
           <w:rFonts w:ascii="Times New Roman" w:hAnsi="Times New Roman" w:cs="Times New Roman"/>
+          <w:sz w:val="28"/>
+          <w:szCs w:val="28"/>
         </w:rPr>
       </w:pPr>
       <w:r>
@@ -5760,8 +5970,8 @@
           <w:b/>
           <w:bCs/>
           <w:color w:val="000000"/>
-          <w:sz w:val="25"/>
-          <w:szCs w:val="25"/>
+          <w:sz w:val="28"/>
+          <w:szCs w:val="28"/>
         </w:rPr>
         <w:t>Observation</w:t>
       </w:r>
@@ -5772,11 +5982,15 @@
         <w:jc w:val="both"/>
         <w:rPr>
           <w:rFonts w:ascii="Times New Roman" w:hAnsi="Times New Roman" w:cs="Times New Roman"/>
-        </w:rPr>
-      </w:pPr>
-      <w:r>
-        <w:rPr>
-          <w:rFonts w:ascii="Times New Roman" w:hAnsi="Times New Roman" w:cs="Times New Roman"/>
+          <w:sz w:val="24"/>
+          <w:szCs w:val="24"/>
+        </w:rPr>
+      </w:pPr>
+      <w:r>
+        <w:rPr>
+          <w:rFonts w:ascii="Times New Roman" w:hAnsi="Times New Roman" w:cs="Times New Roman"/>
+          <w:sz w:val="24"/>
+          <w:szCs w:val="24"/>
         </w:rPr>
         <w:t>The validation process confirmed that all numerical attributes contained logically valid values. No invalid records required removal during preprocessing.</w:t>
       </w:r>
@@ -5787,6 +6001,8 @@
         <w:spacing w:before="360" w:after="200"/>
         <w:rPr>
           <w:rFonts w:ascii="Times New Roman" w:hAnsi="Times New Roman" w:cs="Times New Roman"/>
+          <w:sz w:val="36"/>
+          <w:szCs w:val="36"/>
         </w:rPr>
       </w:pPr>
       <w:r>
@@ -5795,8 +6011,6 @@
           <w:b/>
           <w:bCs/>
           <w:color w:val="000000"/>
-          <w:sz w:val="30"/>
-          <w:szCs w:val="30"/>
         </w:rPr>
         <w:t>14. Statistical Summary</w:t>
       </w:r>
@@ -5807,11 +6021,15 @@
         <w:jc w:val="both"/>
         <w:rPr>
           <w:rFonts w:ascii="Times New Roman" w:hAnsi="Times New Roman" w:cs="Times New Roman"/>
-        </w:rPr>
-      </w:pPr>
-      <w:r>
-        <w:rPr>
-          <w:rFonts w:ascii="Times New Roman" w:hAnsi="Times New Roman" w:cs="Times New Roman"/>
+          <w:sz w:val="24"/>
+          <w:szCs w:val="24"/>
+        </w:rPr>
+      </w:pPr>
+      <w:r>
+        <w:rPr>
+          <w:rFonts w:ascii="Times New Roman" w:hAnsi="Times New Roman" w:cs="Times New Roman"/>
+          <w:sz w:val="24"/>
+          <w:szCs w:val="24"/>
         </w:rPr>
         <w:t>A descriptive statistical analysis was conducted to understand the distribution and characteristics of the numerical variables within the dataset.</w:t>
       </w:r>
@@ -5822,11 +6040,15 @@
         <w:jc w:val="both"/>
         <w:rPr>
           <w:rFonts w:ascii="Times New Roman" w:hAnsi="Times New Roman" w:cs="Times New Roman"/>
-        </w:rPr>
-      </w:pPr>
-      <w:r>
-        <w:rPr>
-          <w:rFonts w:ascii="Times New Roman" w:hAnsi="Times New Roman" w:cs="Times New Roman"/>
+          <w:sz w:val="24"/>
+          <w:szCs w:val="24"/>
+        </w:rPr>
+      </w:pPr>
+      <w:r>
+        <w:rPr>
+          <w:rFonts w:ascii="Times New Roman" w:hAnsi="Times New Roman" w:cs="Times New Roman"/>
+          <w:sz w:val="24"/>
+          <w:szCs w:val="24"/>
         </w:rPr>
         <w:t>The statistical summary included:</w:t>
       </w:r>
@@ -5841,11 +6063,15 @@
         <w:spacing w:after="100"/>
         <w:rPr>
           <w:rFonts w:ascii="Times New Roman" w:hAnsi="Times New Roman" w:cs="Times New Roman"/>
-        </w:rPr>
-      </w:pPr>
-      <w:r>
-        <w:rPr>
-          <w:rFonts w:ascii="Times New Roman" w:hAnsi="Times New Roman" w:cs="Times New Roman"/>
+          <w:sz w:val="24"/>
+          <w:szCs w:val="24"/>
+        </w:rPr>
+      </w:pPr>
+      <w:r>
+        <w:rPr>
+          <w:rFonts w:ascii="Times New Roman" w:hAnsi="Times New Roman" w:cs="Times New Roman"/>
+          <w:sz w:val="24"/>
+          <w:szCs w:val="24"/>
         </w:rPr>
         <w:t>Mean</w:t>
       </w:r>
@@ -5860,11 +6086,15 @@
         <w:spacing w:after="100"/>
         <w:rPr>
           <w:rFonts w:ascii="Times New Roman" w:hAnsi="Times New Roman" w:cs="Times New Roman"/>
-        </w:rPr>
-      </w:pPr>
-      <w:r>
-        <w:rPr>
-          <w:rFonts w:ascii="Times New Roman" w:hAnsi="Times New Roman" w:cs="Times New Roman"/>
+          <w:sz w:val="24"/>
+          <w:szCs w:val="24"/>
+        </w:rPr>
+      </w:pPr>
+      <w:r>
+        <w:rPr>
+          <w:rFonts w:ascii="Times New Roman" w:hAnsi="Times New Roman" w:cs="Times New Roman"/>
+          <w:sz w:val="24"/>
+          <w:szCs w:val="24"/>
         </w:rPr>
         <w:t>Median</w:t>
       </w:r>
@@ -5879,11 +6109,15 @@
         <w:spacing w:after="100"/>
         <w:rPr>
           <w:rFonts w:ascii="Times New Roman" w:hAnsi="Times New Roman" w:cs="Times New Roman"/>
-        </w:rPr>
-      </w:pPr>
-      <w:r>
-        <w:rPr>
-          <w:rFonts w:ascii="Times New Roman" w:hAnsi="Times New Roman" w:cs="Times New Roman"/>
+          <w:sz w:val="24"/>
+          <w:szCs w:val="24"/>
+        </w:rPr>
+      </w:pPr>
+      <w:r>
+        <w:rPr>
+          <w:rFonts w:ascii="Times New Roman" w:hAnsi="Times New Roman" w:cs="Times New Roman"/>
+          <w:sz w:val="24"/>
+          <w:szCs w:val="24"/>
         </w:rPr>
         <w:t>Standard Deviation</w:t>
       </w:r>
@@ -5898,11 +6132,15 @@
         <w:spacing w:after="100"/>
         <w:rPr>
           <w:rFonts w:ascii="Times New Roman" w:hAnsi="Times New Roman" w:cs="Times New Roman"/>
-        </w:rPr>
-      </w:pPr>
-      <w:r>
-        <w:rPr>
-          <w:rFonts w:ascii="Times New Roman" w:hAnsi="Times New Roman" w:cs="Times New Roman"/>
+          <w:sz w:val="24"/>
+          <w:szCs w:val="24"/>
+        </w:rPr>
+      </w:pPr>
+      <w:r>
+        <w:rPr>
+          <w:rFonts w:ascii="Times New Roman" w:hAnsi="Times New Roman" w:cs="Times New Roman"/>
+          <w:sz w:val="24"/>
+          <w:szCs w:val="24"/>
         </w:rPr>
         <w:t>Variance</w:t>
       </w:r>
@@ -5917,11 +6155,15 @@
         <w:spacing w:after="100"/>
         <w:rPr>
           <w:rFonts w:ascii="Times New Roman" w:hAnsi="Times New Roman" w:cs="Times New Roman"/>
-        </w:rPr>
-      </w:pPr>
-      <w:r>
-        <w:rPr>
-          <w:rFonts w:ascii="Times New Roman" w:hAnsi="Times New Roman" w:cs="Times New Roman"/>
+          <w:sz w:val="24"/>
+          <w:szCs w:val="24"/>
+        </w:rPr>
+      </w:pPr>
+      <w:r>
+        <w:rPr>
+          <w:rFonts w:ascii="Times New Roman" w:hAnsi="Times New Roman" w:cs="Times New Roman"/>
+          <w:sz w:val="24"/>
+          <w:szCs w:val="24"/>
         </w:rPr>
         <w:t>Minimum Value</w:t>
       </w:r>
@@ -5936,11 +6178,15 @@
         <w:spacing w:after="100"/>
         <w:rPr>
           <w:rFonts w:ascii="Times New Roman" w:hAnsi="Times New Roman" w:cs="Times New Roman"/>
-        </w:rPr>
-      </w:pPr>
-      <w:r>
-        <w:rPr>
-          <w:rFonts w:ascii="Times New Roman" w:hAnsi="Times New Roman" w:cs="Times New Roman"/>
+          <w:sz w:val="24"/>
+          <w:szCs w:val="24"/>
+        </w:rPr>
+      </w:pPr>
+      <w:r>
+        <w:rPr>
+          <w:rFonts w:ascii="Times New Roman" w:hAnsi="Times New Roman" w:cs="Times New Roman"/>
+          <w:sz w:val="24"/>
+          <w:szCs w:val="24"/>
         </w:rPr>
         <w:t>Maximum Value</w:t>
       </w:r>
@@ -5955,11 +6201,15 @@
         <w:spacing w:after="100"/>
         <w:rPr>
           <w:rFonts w:ascii="Times New Roman" w:hAnsi="Times New Roman" w:cs="Times New Roman"/>
-        </w:rPr>
-      </w:pPr>
-      <w:r>
-        <w:rPr>
-          <w:rFonts w:ascii="Times New Roman" w:hAnsi="Times New Roman" w:cs="Times New Roman"/>
+          <w:sz w:val="24"/>
+          <w:szCs w:val="24"/>
+        </w:rPr>
+      </w:pPr>
+      <w:r>
+        <w:rPr>
+          <w:rFonts w:ascii="Times New Roman" w:hAnsi="Times New Roman" w:cs="Times New Roman"/>
+          <w:sz w:val="24"/>
+          <w:szCs w:val="24"/>
         </w:rPr>
         <w:t>Quartiles</w:t>
       </w:r>
@@ -5974,11 +6224,15 @@
         <w:spacing w:after="100"/>
         <w:rPr>
           <w:rFonts w:ascii="Times New Roman" w:hAnsi="Times New Roman" w:cs="Times New Roman"/>
-        </w:rPr>
-      </w:pPr>
-      <w:r>
-        <w:rPr>
-          <w:rFonts w:ascii="Times New Roman" w:hAnsi="Times New Roman" w:cs="Times New Roman"/>
+          <w:sz w:val="24"/>
+          <w:szCs w:val="24"/>
+        </w:rPr>
+      </w:pPr>
+      <w:r>
+        <w:rPr>
+          <w:rFonts w:ascii="Times New Roman" w:hAnsi="Times New Roman" w:cs="Times New Roman"/>
+          <w:sz w:val="24"/>
+          <w:szCs w:val="24"/>
         </w:rPr>
         <w:t>Skewness</w:t>
       </w:r>
@@ -5993,11 +6247,15 @@
         <w:spacing w:after="100"/>
         <w:rPr>
           <w:rFonts w:ascii="Times New Roman" w:hAnsi="Times New Roman" w:cs="Times New Roman"/>
-        </w:rPr>
-      </w:pPr>
-      <w:r>
-        <w:rPr>
-          <w:rFonts w:ascii="Times New Roman" w:hAnsi="Times New Roman" w:cs="Times New Roman"/>
+          <w:sz w:val="24"/>
+          <w:szCs w:val="24"/>
+        </w:rPr>
+      </w:pPr>
+      <w:r>
+        <w:rPr>
+          <w:rFonts w:ascii="Times New Roman" w:hAnsi="Times New Roman" w:cs="Times New Roman"/>
+          <w:sz w:val="24"/>
+          <w:szCs w:val="24"/>
         </w:rPr>
         <w:t>Kurtosis</w:t>
       </w:r>
@@ -6008,19 +6266,17 @@
         <w:jc w:val="both"/>
         <w:rPr>
           <w:rFonts w:ascii="Times New Roman" w:hAnsi="Times New Roman" w:cs="Times New Roman"/>
-        </w:rPr>
-      </w:pPr>
-      <w:r>
-        <w:rPr>
-          <w:rFonts w:ascii="Times New Roman" w:hAnsi="Times New Roman" w:cs="Times New Roman"/>
-        </w:rPr>
-        <w:t>These statistics provided valuable insights into the central tendency, variability, and distribution of agricultural variables such as cultivated area, production, rainfall, fertilizer consumption, pesticide usage,</w:t>
-      </w:r>
-      <w:r>
-        <w:rPr>
-          <w:rFonts w:ascii="Times New Roman" w:hAnsi="Times New Roman" w:cs="Times New Roman"/>
-        </w:rPr>
-        <w:t xml:space="preserve"> and crop yield.</w:t>
+          <w:sz w:val="24"/>
+          <w:szCs w:val="24"/>
+        </w:rPr>
+      </w:pPr>
+      <w:r>
+        <w:rPr>
+          <w:rFonts w:ascii="Times New Roman" w:hAnsi="Times New Roman" w:cs="Times New Roman"/>
+          <w:sz w:val="24"/>
+          <w:szCs w:val="24"/>
+        </w:rPr>
+        <w:t>These statistics provided valuable insights into the central tendency, variability, and distribution of agricultural variables such as cultivated area, production, rainfall, fertilizer consumption, pesticide usage, and crop yield.</w:t>
       </w:r>
     </w:p>
     <w:p>
@@ -6029,12 +6285,17 @@
         <w:jc w:val="both"/>
         <w:rPr>
           <w:rFonts w:ascii="Times New Roman" w:hAnsi="Times New Roman" w:cs="Times New Roman"/>
-        </w:rPr>
-      </w:pPr>
-      <w:r>
-        <w:rPr>
-          <w:rFonts w:ascii="Times New Roman" w:hAnsi="Times New Roman" w:cs="Times New Roman"/>
-        </w:rPr>
+          <w:sz w:val="24"/>
+          <w:szCs w:val="24"/>
+        </w:rPr>
+      </w:pPr>
+      <w:r>
+        <w:rPr>
+          <w:rFonts w:ascii="Times New Roman" w:hAnsi="Times New Roman" w:cs="Times New Roman"/>
+          <w:sz w:val="24"/>
+          <w:szCs w:val="24"/>
+        </w:rPr>
+        <w:lastRenderedPageBreak/>
         <w:t>The analysis revealed that production-related variables exhibit considerable variability due to differences in cultivated land, climatic conditions, crop types, and agricultural practices across Indian states.</w:t>
       </w:r>
     </w:p>
@@ -6043,6 +6304,8 @@
         <w:spacing w:after="200"/>
         <w:rPr>
           <w:rFonts w:ascii="Times New Roman" w:hAnsi="Times New Roman" w:cs="Times New Roman"/>
+          <w:sz w:val="24"/>
+          <w:szCs w:val="24"/>
         </w:rPr>
       </w:pPr>
       <w:r>
@@ -6051,8 +6314,44 @@
           <w:i/>
           <w:iCs/>
           <w:color w:val="595959"/>
-        </w:rPr>
-        <w:t>(Insert Descriptive Statistic</w:t>
+          <w:sz w:val="24"/>
+          <w:szCs w:val="24"/>
+        </w:rPr>
+        <w:drawing>
+          <wp:inline distT="0" distB="0" distL="0" distR="0" wp14:anchorId="69140491" wp14:editId="40001BD9">
+            <wp:extent cx="5943600" cy="1595120"/>
+            <wp:effectExtent l="0" t="0" r="0" b="5080"/>
+            <wp:docPr id="4" name="Picture 4"/>
+            <wp:cNvGraphicFramePr>
+              <a:graphicFrameLocks xmlns:a="http://schemas.openxmlformats.org/drawingml/2006/main" noChangeAspect="1"/>
+            </wp:cNvGraphicFramePr>
+            <a:graphic xmlns:a="http://schemas.openxmlformats.org/drawingml/2006/main">
+              <a:graphicData uri="http://schemas.openxmlformats.org/drawingml/2006/picture">
+                <pic:pic xmlns:pic="http://schemas.openxmlformats.org/drawingml/2006/picture">
+                  <pic:nvPicPr>
+                    <pic:cNvPr id="1" name=""/>
+                    <pic:cNvPicPr/>
+                  </pic:nvPicPr>
+                  <pic:blipFill>
+                    <a:blip r:embed="rId10"/>
+                    <a:stretch>
+                      <a:fillRect/>
+                    </a:stretch>
+                  </pic:blipFill>
+                  <pic:spPr>
+                    <a:xfrm>
+                      <a:off x="0" y="0"/>
+                      <a:ext cx="5943600" cy="1595120"/>
+                    </a:xfrm>
+                    <a:prstGeom prst="rect">
+                      <a:avLst/>
+                    </a:prstGeom>
+                  </pic:spPr>
+                </pic:pic>
+              </a:graphicData>
+            </a:graphic>
+          </wp:inline>
+        </w:drawing>
       </w:r>
       <w:r>
         <w:rPr>
@@ -6060,25 +6359,77 @@
           <w:i/>
           <w:iCs/>
           <w:color w:val="595959"/>
-        </w:rPr>
-        <w:t>s Table Here)</w:t>
-      </w:r>
-    </w:p>
-    <w:p>
-      <w:pPr>
-        <w:spacing w:after="200"/>
-        <w:rPr>
-          <w:rFonts w:ascii="Times New Roman" w:hAnsi="Times New Roman" w:cs="Times New Roman"/>
-        </w:rPr>
-      </w:pPr>
+          <w:sz w:val="24"/>
+          <w:szCs w:val="24"/>
+        </w:rPr>
+        <w:t xml:space="preserve"> </w:t>
+      </w:r>
       <w:r>
         <w:rPr>
           <w:rFonts w:ascii="Times New Roman" w:hAnsi="Times New Roman" w:cs="Times New Roman"/>
           <w:i/>
           <w:iCs/>
           <w:color w:val="595959"/>
-        </w:rPr>
-        <w:t>(Insert Additional Statistics Table Here)</w:t>
+          <w:sz w:val="24"/>
+          <w:szCs w:val="24"/>
+        </w:rPr>
+        <w:br/>
+      </w:r>
+      <w:r>
+        <w:rPr>
+          <w:rFonts w:ascii="Times New Roman" w:hAnsi="Times New Roman" w:cs="Times New Roman"/>
+          <w:i/>
+          <w:iCs/>
+          <w:color w:val="595959"/>
+          <w:sz w:val="24"/>
+          <w:szCs w:val="24"/>
+        </w:rPr>
+        <w:br/>
+      </w:r>
+      <w:r>
+        <w:rPr>
+          <w:rFonts w:ascii="Times New Roman" w:hAnsi="Times New Roman" w:cs="Times New Roman"/>
+          <w:i/>
+          <w:iCs/>
+          <w:color w:val="595959"/>
+          <w:sz w:val="24"/>
+          <w:szCs w:val="24"/>
+        </w:rPr>
+        <w:drawing>
+          <wp:inline distT="0" distB="0" distL="0" distR="0" wp14:anchorId="532F11D6" wp14:editId="7385E42F">
+            <wp:extent cx="5943600" cy="1867535"/>
+            <wp:effectExtent l="0" t="0" r="0" b="0"/>
+            <wp:docPr id="5" name="Picture 5"/>
+            <wp:cNvGraphicFramePr>
+              <a:graphicFrameLocks xmlns:a="http://schemas.openxmlformats.org/drawingml/2006/main" noChangeAspect="1"/>
+            </wp:cNvGraphicFramePr>
+            <a:graphic xmlns:a="http://schemas.openxmlformats.org/drawingml/2006/main">
+              <a:graphicData uri="http://schemas.openxmlformats.org/drawingml/2006/picture">
+                <pic:pic xmlns:pic="http://schemas.openxmlformats.org/drawingml/2006/picture">
+                  <pic:nvPicPr>
+                    <pic:cNvPr id="1" name=""/>
+                    <pic:cNvPicPr/>
+                  </pic:nvPicPr>
+                  <pic:blipFill>
+                    <a:blip r:embed="rId11"/>
+                    <a:stretch>
+                      <a:fillRect/>
+                    </a:stretch>
+                  </pic:blipFill>
+                  <pic:spPr>
+                    <a:xfrm>
+                      <a:off x="0" y="0"/>
+                      <a:ext cx="5943600" cy="1867535"/>
+                    </a:xfrm>
+                    <a:prstGeom prst="rect">
+                      <a:avLst/>
+                    </a:prstGeom>
+                  </pic:spPr>
+                </pic:pic>
+              </a:graphicData>
+            </a:graphic>
+          </wp:inline>
+        </w:drawing>
       </w:r>
     </w:p>
     <w:p>
@@ -6087,6 +6438,8 @@
         <w:spacing w:before="260" w:after="140"/>
         <w:rPr>
           <w:rFonts w:ascii="Times New Roman" w:hAnsi="Times New Roman" w:cs="Times New Roman"/>
+          <w:sz w:val="28"/>
+          <w:szCs w:val="28"/>
         </w:rPr>
       </w:pPr>
       <w:r>
@@ -6095,10 +6448,9 @@
           <w:b/>
           <w:bCs/>
           <w:color w:val="000000"/>
-          <w:sz w:val="25"/>
-          <w:szCs w:val="25"/>
-        </w:rPr>
-        <w:lastRenderedPageBreak/>
+          <w:sz w:val="28"/>
+          <w:szCs w:val="28"/>
+        </w:rPr>
         <w:t>Observation</w:t>
       </w:r>
     </w:p>
@@ -6108,11 +6460,15 @@
         <w:jc w:val="both"/>
         <w:rPr>
           <w:rFonts w:ascii="Times New Roman" w:hAnsi="Times New Roman" w:cs="Times New Roman"/>
-        </w:rPr>
-      </w:pPr>
-      <w:r>
-        <w:rPr>
-          <w:rFonts w:ascii="Times New Roman" w:hAnsi="Times New Roman" w:cs="Times New Roman"/>
+          <w:sz w:val="24"/>
+          <w:szCs w:val="24"/>
+        </w:rPr>
+      </w:pPr>
+      <w:r>
+        <w:rPr>
+          <w:rFonts w:ascii="Times New Roman" w:hAnsi="Times New Roman" w:cs="Times New Roman"/>
+          <w:sz w:val="24"/>
+          <w:szCs w:val="24"/>
         </w:rPr>
         <w:t>Most numerical variables exhibit positively skewed distributions, indicating the presence of several high-value observations associated with large-scale agricultural production.</w:t>
       </w:r>
@@ -6123,6 +6479,8 @@
         <w:spacing w:before="360" w:after="200"/>
         <w:rPr>
           <w:rFonts w:ascii="Times New Roman" w:hAnsi="Times New Roman" w:cs="Times New Roman"/>
+          <w:sz w:val="36"/>
+          <w:szCs w:val="36"/>
         </w:rPr>
       </w:pPr>
       <w:r>
@@ -6131,21 +6489,8 @@
           <w:b/>
           <w:bCs/>
           <w:color w:val="000000"/>
-          <w:sz w:val="30"/>
-          <w:szCs w:val="30"/>
-        </w:rPr>
-        <w:t>15. Outlie</w:t>
-      </w:r>
-      <w:r>
-        <w:rPr>
-          <w:rFonts w:ascii="Times New Roman" w:hAnsi="Times New Roman" w:cs="Times New Roman"/>
-          <w:b/>
-          <w:bCs/>
-          <w:color w:val="000000"/>
-          <w:sz w:val="30"/>
-          <w:szCs w:val="30"/>
-        </w:rPr>
-        <w:t>r Analysis</w:t>
+        </w:rPr>
+        <w:t>15. Outlier Analysis</w:t>
       </w:r>
     </w:p>
     <w:p>
@@ -6154,11 +6499,15 @@
         <w:jc w:val="both"/>
         <w:rPr>
           <w:rFonts w:ascii="Times New Roman" w:hAnsi="Times New Roman" w:cs="Times New Roman"/>
-        </w:rPr>
-      </w:pPr>
-      <w:r>
-        <w:rPr>
-          <w:rFonts w:ascii="Times New Roman" w:hAnsi="Times New Roman" w:cs="Times New Roman"/>
+          <w:sz w:val="24"/>
+          <w:szCs w:val="24"/>
+        </w:rPr>
+      </w:pPr>
+      <w:r>
+        <w:rPr>
+          <w:rFonts w:ascii="Times New Roman" w:hAnsi="Times New Roman" w:cs="Times New Roman"/>
+          <w:sz w:val="24"/>
+          <w:szCs w:val="24"/>
         </w:rPr>
         <w:t>Outlier detection was performed using the Interquartile Range (IQR) method to identify observations lying outside the expected statistical range.</w:t>
       </w:r>
@@ -6169,11 +6518,15 @@
         <w:jc w:val="both"/>
         <w:rPr>
           <w:rFonts w:ascii="Times New Roman" w:hAnsi="Times New Roman" w:cs="Times New Roman"/>
-        </w:rPr>
-      </w:pPr>
-      <w:r>
-        <w:rPr>
-          <w:rFonts w:ascii="Times New Roman" w:hAnsi="Times New Roman" w:cs="Times New Roman"/>
+          <w:sz w:val="24"/>
+          <w:szCs w:val="24"/>
+        </w:rPr>
+      </w:pPr>
+      <w:r>
+        <w:rPr>
+          <w:rFonts w:ascii="Times New Roman" w:hAnsi="Times New Roman" w:cs="Times New Roman"/>
+          <w:sz w:val="24"/>
+          <w:szCs w:val="24"/>
         </w:rPr>
         <w:t>The following numerical variables were evaluated:</w:t>
       </w:r>
@@ -6188,11 +6541,15 @@
         <w:spacing w:after="100"/>
         <w:rPr>
           <w:rFonts w:ascii="Times New Roman" w:hAnsi="Times New Roman" w:cs="Times New Roman"/>
-        </w:rPr>
-      </w:pPr>
-      <w:r>
-        <w:rPr>
-          <w:rFonts w:ascii="Times New Roman" w:hAnsi="Times New Roman" w:cs="Times New Roman"/>
+          <w:sz w:val="24"/>
+          <w:szCs w:val="24"/>
+        </w:rPr>
+      </w:pPr>
+      <w:r>
+        <w:rPr>
+          <w:rFonts w:ascii="Times New Roman" w:hAnsi="Times New Roman" w:cs="Times New Roman"/>
+          <w:sz w:val="24"/>
+          <w:szCs w:val="24"/>
         </w:rPr>
         <w:t>Area</w:t>
       </w:r>
@@ -6207,11 +6564,15 @@
         <w:spacing w:after="100"/>
         <w:rPr>
           <w:rFonts w:ascii="Times New Roman" w:hAnsi="Times New Roman" w:cs="Times New Roman"/>
-        </w:rPr>
-      </w:pPr>
-      <w:r>
-        <w:rPr>
-          <w:rFonts w:ascii="Times New Roman" w:hAnsi="Times New Roman" w:cs="Times New Roman"/>
+          <w:sz w:val="24"/>
+          <w:szCs w:val="24"/>
+        </w:rPr>
+      </w:pPr>
+      <w:r>
+        <w:rPr>
+          <w:rFonts w:ascii="Times New Roman" w:hAnsi="Times New Roman" w:cs="Times New Roman"/>
+          <w:sz w:val="24"/>
+          <w:szCs w:val="24"/>
         </w:rPr>
         <w:t>Production</w:t>
       </w:r>
@@ -6226,11 +6587,15 @@
         <w:spacing w:after="100"/>
         <w:rPr>
           <w:rFonts w:ascii="Times New Roman" w:hAnsi="Times New Roman" w:cs="Times New Roman"/>
-        </w:rPr>
-      </w:pPr>
-      <w:r>
-        <w:rPr>
-          <w:rFonts w:ascii="Times New Roman" w:hAnsi="Times New Roman" w:cs="Times New Roman"/>
+          <w:sz w:val="24"/>
+          <w:szCs w:val="24"/>
+        </w:rPr>
+      </w:pPr>
+      <w:r>
+        <w:rPr>
+          <w:rFonts w:ascii="Times New Roman" w:hAnsi="Times New Roman" w:cs="Times New Roman"/>
+          <w:sz w:val="24"/>
+          <w:szCs w:val="24"/>
         </w:rPr>
         <w:t>Annual Rainfall</w:t>
       </w:r>
@@ -6245,11 +6610,15 @@
         <w:spacing w:after="100"/>
         <w:rPr>
           <w:rFonts w:ascii="Times New Roman" w:hAnsi="Times New Roman" w:cs="Times New Roman"/>
-        </w:rPr>
-      </w:pPr>
-      <w:r>
-        <w:rPr>
-          <w:rFonts w:ascii="Times New Roman" w:hAnsi="Times New Roman" w:cs="Times New Roman"/>
+          <w:sz w:val="24"/>
+          <w:szCs w:val="24"/>
+        </w:rPr>
+      </w:pPr>
+      <w:r>
+        <w:rPr>
+          <w:rFonts w:ascii="Times New Roman" w:hAnsi="Times New Roman" w:cs="Times New Roman"/>
+          <w:sz w:val="24"/>
+          <w:szCs w:val="24"/>
         </w:rPr>
         <w:t>Fertilizer</w:t>
       </w:r>
@@ -6264,11 +6633,15 @@
         <w:spacing w:after="100"/>
         <w:rPr>
           <w:rFonts w:ascii="Times New Roman" w:hAnsi="Times New Roman" w:cs="Times New Roman"/>
-        </w:rPr>
-      </w:pPr>
-      <w:r>
-        <w:rPr>
-          <w:rFonts w:ascii="Times New Roman" w:hAnsi="Times New Roman" w:cs="Times New Roman"/>
+          <w:sz w:val="24"/>
+          <w:szCs w:val="24"/>
+        </w:rPr>
+      </w:pPr>
+      <w:r>
+        <w:rPr>
+          <w:rFonts w:ascii="Times New Roman" w:hAnsi="Times New Roman" w:cs="Times New Roman"/>
+          <w:sz w:val="24"/>
+          <w:szCs w:val="24"/>
         </w:rPr>
         <w:t>Pesticide</w:t>
       </w:r>
@@ -6283,11 +6656,15 @@
         <w:spacing w:after="100"/>
         <w:rPr>
           <w:rFonts w:ascii="Times New Roman" w:hAnsi="Times New Roman" w:cs="Times New Roman"/>
-        </w:rPr>
-      </w:pPr>
-      <w:r>
-        <w:rPr>
-          <w:rFonts w:ascii="Times New Roman" w:hAnsi="Times New Roman" w:cs="Times New Roman"/>
+          <w:sz w:val="24"/>
+          <w:szCs w:val="24"/>
+        </w:rPr>
+      </w:pPr>
+      <w:r>
+        <w:rPr>
+          <w:rFonts w:ascii="Times New Roman" w:hAnsi="Times New Roman" w:cs="Times New Roman"/>
+          <w:sz w:val="24"/>
+          <w:szCs w:val="24"/>
         </w:rPr>
         <w:t>Yield</w:t>
       </w:r>
@@ -6298,12 +6675,17 @@
         <w:jc w:val="both"/>
         <w:rPr>
           <w:rFonts w:ascii="Times New Roman" w:hAnsi="Times New Roman" w:cs="Times New Roman"/>
-        </w:rPr>
-      </w:pPr>
-      <w:r>
-        <w:rPr>
-          <w:rFonts w:ascii="Times New Roman" w:hAnsi="Times New Roman" w:cs="Times New Roman"/>
-        </w:rPr>
+          <w:sz w:val="24"/>
+          <w:szCs w:val="24"/>
+        </w:rPr>
+      </w:pPr>
+      <w:r>
+        <w:rPr>
+          <w:rFonts w:ascii="Times New Roman" w:hAnsi="Times New Roman" w:cs="Times New Roman"/>
+          <w:sz w:val="24"/>
+          <w:szCs w:val="24"/>
+        </w:rPr>
+        <w:lastRenderedPageBreak/>
         <w:t>The analysis identified a relatively high number of statistical outliers.</w:t>
       </w:r>
     </w:p>
@@ -6313,6 +6695,8 @@
         <w:spacing w:before="260" w:after="140"/>
         <w:rPr>
           <w:rFonts w:ascii="Times New Roman" w:hAnsi="Times New Roman" w:cs="Times New Roman"/>
+          <w:sz w:val="28"/>
+          <w:szCs w:val="28"/>
         </w:rPr>
       </w:pPr>
       <w:r>
@@ -6321,8 +6705,8 @@
           <w:b/>
           <w:bCs/>
           <w:color w:val="000000"/>
-          <w:sz w:val="25"/>
-          <w:szCs w:val="25"/>
+          <w:sz w:val="28"/>
+          <w:szCs w:val="28"/>
         </w:rPr>
         <w:t>Outlier Summary</w:t>
       </w:r>
@@ -6349,12 +6733,6 @@
         <w:gridCol w:w="5010"/>
       </w:tblGrid>
       <w:tr>
-        <w:tblPrEx>
-          <w:tblCellMar>
-            <w:top w:w="0" w:type="dxa"/>
-            <w:bottom w:w="0" w:type="dxa"/>
-          </w:tblCellMar>
-        </w:tblPrEx>
         <w:trPr>
           <w:tblHeader/>
         </w:trPr>
@@ -6374,6 +6752,8 @@
             <w:pPr>
               <w:rPr>
                 <w:rFonts w:ascii="Times New Roman" w:hAnsi="Times New Roman" w:cs="Times New Roman"/>
+                <w:sz w:val="24"/>
+                <w:szCs w:val="24"/>
               </w:rPr>
             </w:pPr>
             <w:r>
@@ -6381,8 +6761,6 @@
                 <w:rFonts w:ascii="Times New Roman" w:hAnsi="Times New Roman" w:cs="Times New Roman"/>
                 <w:b/>
                 <w:bCs/>
-                <w:sz w:val="21"/>
-                <w:szCs w:val="21"/>
               </w:rPr>
               <w:t>Feature</w:t>
             </w:r>
@@ -6404,6 +6782,8 @@
             <w:pPr>
               <w:rPr>
                 <w:rFonts w:ascii="Times New Roman" w:hAnsi="Times New Roman" w:cs="Times New Roman"/>
+                <w:sz w:val="24"/>
+                <w:szCs w:val="24"/>
               </w:rPr>
             </w:pPr>
             <w:r>
@@ -6411,8 +6791,6 @@
                 <w:rFonts w:ascii="Times New Roman" w:hAnsi="Times New Roman" w:cs="Times New Roman"/>
                 <w:b/>
                 <w:bCs/>
-                <w:sz w:val="21"/>
-                <w:szCs w:val="21"/>
               </w:rPr>
               <w:t>Outliers Detected</w:t>
             </w:r>
@@ -6420,12 +6798,6 @@
         </w:tc>
       </w:tr>
       <w:tr>
-        <w:tblPrEx>
-          <w:tblCellMar>
-            <w:top w:w="0" w:type="dxa"/>
-            <w:bottom w:w="0" w:type="dxa"/>
-          </w:tblCellMar>
-        </w:tblPrEx>
         <w:tc>
           <w:tcPr>
             <w:tcW w:w="4500" w:type="dxa"/>
@@ -6441,13 +6813,13 @@
             <w:pPr>
               <w:rPr>
                 <w:rFonts w:ascii="Times New Roman" w:hAnsi="Times New Roman" w:cs="Times New Roman"/>
+                <w:sz w:val="24"/>
+                <w:szCs w:val="24"/>
               </w:rPr>
             </w:pPr>
             <w:r>
               <w:rPr>
                 <w:rFonts w:ascii="Times New Roman" w:hAnsi="Times New Roman" w:cs="Times New Roman"/>
-                <w:sz w:val="21"/>
-                <w:szCs w:val="21"/>
               </w:rPr>
               <w:t>Area</w:t>
             </w:r>
@@ -6468,13 +6840,13 @@
             <w:pPr>
               <w:rPr>
                 <w:rFonts w:ascii="Times New Roman" w:hAnsi="Times New Roman" w:cs="Times New Roman"/>
+                <w:sz w:val="24"/>
+                <w:szCs w:val="24"/>
               </w:rPr>
             </w:pPr>
             <w:r>
               <w:rPr>
                 <w:rFonts w:ascii="Times New Roman" w:hAnsi="Times New Roman" w:cs="Times New Roman"/>
-                <w:sz w:val="21"/>
-                <w:szCs w:val="21"/>
               </w:rPr>
               <w:t>3076</w:t>
             </w:r>
@@ -6482,12 +6854,6 @@
         </w:tc>
       </w:tr>
       <w:tr>
-        <w:tblPrEx>
-          <w:tblCellMar>
-            <w:top w:w="0" w:type="dxa"/>
-            <w:bottom w:w="0" w:type="dxa"/>
-          </w:tblCellMar>
-        </w:tblPrEx>
         <w:tc>
           <w:tcPr>
             <w:tcW w:w="4500" w:type="dxa"/>
@@ -6503,13 +6869,13 @@
             <w:pPr>
               <w:rPr>
                 <w:rFonts w:ascii="Times New Roman" w:hAnsi="Times New Roman" w:cs="Times New Roman"/>
+                <w:sz w:val="24"/>
+                <w:szCs w:val="24"/>
               </w:rPr>
             </w:pPr>
             <w:r>
               <w:rPr>
                 <w:rFonts w:ascii="Times New Roman" w:hAnsi="Times New Roman" w:cs="Times New Roman"/>
-                <w:sz w:val="21"/>
-                <w:szCs w:val="21"/>
               </w:rPr>
               <w:t>Production</w:t>
             </w:r>
@@ -6530,13 +6896,13 @@
             <w:pPr>
               <w:rPr>
                 <w:rFonts w:ascii="Times New Roman" w:hAnsi="Times New Roman" w:cs="Times New Roman"/>
+                <w:sz w:val="24"/>
+                <w:szCs w:val="24"/>
               </w:rPr>
             </w:pPr>
             <w:r>
               <w:rPr>
                 <w:rFonts w:ascii="Times New Roman" w:hAnsi="Times New Roman" w:cs="Times New Roman"/>
-                <w:sz w:val="21"/>
-                <w:szCs w:val="21"/>
               </w:rPr>
               <w:t>3373</w:t>
             </w:r>
@@ -6544,12 +6910,6 @@
         </w:tc>
       </w:tr>
       <w:tr>
-        <w:tblPrEx>
-          <w:tblCellMar>
-            <w:top w:w="0" w:type="dxa"/>
-            <w:bottom w:w="0" w:type="dxa"/>
-          </w:tblCellMar>
-        </w:tblPrEx>
         <w:tc>
           <w:tcPr>
             <w:tcW w:w="4500" w:type="dxa"/>
@@ -6565,13 +6925,13 @@
             <w:pPr>
               <w:rPr>
                 <w:rFonts w:ascii="Times New Roman" w:hAnsi="Times New Roman" w:cs="Times New Roman"/>
+                <w:sz w:val="24"/>
+                <w:szCs w:val="24"/>
               </w:rPr>
             </w:pPr>
             <w:r>
               <w:rPr>
                 <w:rFonts w:ascii="Times New Roman" w:hAnsi="Times New Roman" w:cs="Times New Roman"/>
-                <w:sz w:val="21"/>
-                <w:szCs w:val="21"/>
               </w:rPr>
               <w:t>Annual Rainfall</w:t>
             </w:r>
@@ -6592,13 +6952,13 @@
             <w:pPr>
               <w:rPr>
                 <w:rFonts w:ascii="Times New Roman" w:hAnsi="Times New Roman" w:cs="Times New Roman"/>
+                <w:sz w:val="24"/>
+                <w:szCs w:val="24"/>
               </w:rPr>
             </w:pPr>
             <w:r>
               <w:rPr>
                 <w:rFonts w:ascii="Times New Roman" w:hAnsi="Times New Roman" w:cs="Times New Roman"/>
-                <w:sz w:val="21"/>
-                <w:szCs w:val="21"/>
               </w:rPr>
               <w:t>1527</w:t>
             </w:r>
@@ -6606,12 +6966,6 @@
         </w:tc>
       </w:tr>
       <w:tr>
-        <w:tblPrEx>
-          <w:tblCellMar>
-            <w:top w:w="0" w:type="dxa"/>
-            <w:bottom w:w="0" w:type="dxa"/>
-          </w:tblCellMar>
-        </w:tblPrEx>
         <w:tc>
           <w:tcPr>
             <w:tcW w:w="4500" w:type="dxa"/>
@@ -6627,13 +6981,13 @@
             <w:pPr>
               <w:rPr>
                 <w:rFonts w:ascii="Times New Roman" w:hAnsi="Times New Roman" w:cs="Times New Roman"/>
+                <w:sz w:val="24"/>
+                <w:szCs w:val="24"/>
               </w:rPr>
             </w:pPr>
             <w:r>
               <w:rPr>
                 <w:rFonts w:ascii="Times New Roman" w:hAnsi="Times New Roman" w:cs="Times New Roman"/>
-                <w:sz w:val="21"/>
-                <w:szCs w:val="21"/>
               </w:rPr>
               <w:t>Fertilizer</w:t>
             </w:r>
@@ -6654,13 +7008,13 @@
             <w:pPr>
               <w:rPr>
                 <w:rFonts w:ascii="Times New Roman" w:hAnsi="Times New Roman" w:cs="Times New Roman"/>
+                <w:sz w:val="24"/>
+                <w:szCs w:val="24"/>
               </w:rPr>
             </w:pPr>
             <w:r>
               <w:rPr>
                 <w:rFonts w:ascii="Times New Roman" w:hAnsi="Times New Roman" w:cs="Times New Roman"/>
-                <w:sz w:val="21"/>
-                <w:szCs w:val="21"/>
               </w:rPr>
               <w:t>3093</w:t>
             </w:r>
@@ -6668,12 +7022,6 @@
         </w:tc>
       </w:tr>
       <w:tr>
-        <w:tblPrEx>
-          <w:tblCellMar>
-            <w:top w:w="0" w:type="dxa"/>
-            <w:bottom w:w="0" w:type="dxa"/>
-          </w:tblCellMar>
-        </w:tblPrEx>
         <w:tc>
           <w:tcPr>
             <w:tcW w:w="4500" w:type="dxa"/>
@@ -6689,13 +7037,13 @@
             <w:pPr>
               <w:rPr>
                 <w:rFonts w:ascii="Times New Roman" w:hAnsi="Times New Roman" w:cs="Times New Roman"/>
+                <w:sz w:val="24"/>
+                <w:szCs w:val="24"/>
               </w:rPr>
             </w:pPr>
             <w:r>
               <w:rPr>
                 <w:rFonts w:ascii="Times New Roman" w:hAnsi="Times New Roman" w:cs="Times New Roman"/>
-                <w:sz w:val="21"/>
-                <w:szCs w:val="21"/>
               </w:rPr>
               <w:t>Pesticide</w:t>
             </w:r>
@@ -6716,13 +7064,13 @@
             <w:pPr>
               <w:rPr>
                 <w:rFonts w:ascii="Times New Roman" w:hAnsi="Times New Roman" w:cs="Times New Roman"/>
+                <w:sz w:val="24"/>
+                <w:szCs w:val="24"/>
               </w:rPr>
             </w:pPr>
             <w:r>
               <w:rPr>
                 <w:rFonts w:ascii="Times New Roman" w:hAnsi="Times New Roman" w:cs="Times New Roman"/>
-                <w:sz w:val="21"/>
-                <w:szCs w:val="21"/>
               </w:rPr>
               <w:t>3036</w:t>
             </w:r>
@@ -6730,12 +7078,6 @@
         </w:tc>
       </w:tr>
       <w:tr>
-        <w:tblPrEx>
-          <w:tblCellMar>
-            <w:top w:w="0" w:type="dxa"/>
-            <w:bottom w:w="0" w:type="dxa"/>
-          </w:tblCellMar>
-        </w:tblPrEx>
         <w:tc>
           <w:tcPr>
             <w:tcW w:w="4500" w:type="dxa"/>
@@ -6751,13 +7093,13 @@
             <w:pPr>
               <w:rPr>
                 <w:rFonts w:ascii="Times New Roman" w:hAnsi="Times New Roman" w:cs="Times New Roman"/>
+                <w:sz w:val="24"/>
+                <w:szCs w:val="24"/>
               </w:rPr>
             </w:pPr>
             <w:r>
               <w:rPr>
                 <w:rFonts w:ascii="Times New Roman" w:hAnsi="Times New Roman" w:cs="Times New Roman"/>
-                <w:sz w:val="21"/>
-                <w:szCs w:val="21"/>
               </w:rPr>
               <w:t>Yield</w:t>
             </w:r>
@@ -6778,13 +7120,13 @@
             <w:pPr>
               <w:rPr>
                 <w:rFonts w:ascii="Times New Roman" w:hAnsi="Times New Roman" w:cs="Times New Roman"/>
+                <w:sz w:val="24"/>
+                <w:szCs w:val="24"/>
               </w:rPr>
             </w:pPr>
             <w:r>
               <w:rPr>
                 <w:rFonts w:ascii="Times New Roman" w:hAnsi="Times New Roman" w:cs="Times New Roman"/>
-                <w:sz w:val="21"/>
-                <w:szCs w:val="21"/>
               </w:rPr>
               <w:t>3065</w:t>
             </w:r>
@@ -6797,14 +7139,19 @@
         <w:spacing w:before="200"/>
         <w:rPr>
           <w:rFonts w:ascii="Times New Roman" w:hAnsi="Times New Roman" w:cs="Times New Roman"/>
-        </w:rPr>
-      </w:pPr>
-    </w:p>
-    <w:p>
-      <w:pPr>
-        <w:spacing w:after="200"/>
-        <w:rPr>
-          <w:rFonts w:ascii="Times New Roman" w:hAnsi="Times New Roman" w:cs="Times New Roman"/>
+          <w:sz w:val="24"/>
+          <w:szCs w:val="24"/>
+        </w:rPr>
+      </w:pPr>
+    </w:p>
+    <w:p>
+      <w:pPr>
+        <w:spacing w:before="80" w:after="200"/>
+        <w:jc w:val="center"/>
+        <w:rPr>
+          <w:rFonts w:ascii="Times New Roman" w:hAnsi="Times New Roman" w:cs="Times New Roman"/>
+          <w:i/>
+          <w:iCs/>
         </w:rPr>
       </w:pPr>
       <w:r>
@@ -6813,8 +7160,264 @@
           <w:i/>
           <w:iCs/>
           <w:color w:val="595959"/>
-        </w:rPr>
-        <w:t>(Insert Boxplots Here)</w:t>
+          <w:sz w:val="24"/>
+          <w:szCs w:val="24"/>
+        </w:rPr>
+        <w:drawing>
+          <wp:inline distT="0" distB="0" distL="0" distR="0" wp14:anchorId="00F3D210" wp14:editId="76968E0D">
+            <wp:extent cx="5943600" cy="2343785"/>
+            <wp:effectExtent l="0" t="0" r="0" b="0"/>
+            <wp:docPr id="6" name="Picture 6"/>
+            <wp:cNvGraphicFramePr>
+              <a:graphicFrameLocks xmlns:a="http://schemas.openxmlformats.org/drawingml/2006/main" noChangeAspect="1"/>
+            </wp:cNvGraphicFramePr>
+            <a:graphic xmlns:a="http://schemas.openxmlformats.org/drawingml/2006/main">
+              <a:graphicData uri="http://schemas.openxmlformats.org/drawingml/2006/picture">
+                <pic:pic xmlns:pic="http://schemas.openxmlformats.org/drawingml/2006/picture">
+                  <pic:nvPicPr>
+                    <pic:cNvPr id="1" name=""/>
+                    <pic:cNvPicPr/>
+                  </pic:nvPicPr>
+                  <pic:blipFill>
+                    <a:blip r:embed="rId12"/>
+                    <a:stretch>
+                      <a:fillRect/>
+                    </a:stretch>
+                  </pic:blipFill>
+                  <pic:spPr>
+                    <a:xfrm>
+                      <a:off x="0" y="0"/>
+                      <a:ext cx="5943600" cy="2343785"/>
+                    </a:xfrm>
+                    <a:prstGeom prst="rect">
+                      <a:avLst/>
+                    </a:prstGeom>
+                  </pic:spPr>
+                </pic:pic>
+              </a:graphicData>
+            </a:graphic>
+          </wp:inline>
+        </w:drawing>
+      </w:r>
+      <w:r>
+        <w:rPr>
+          <w:rFonts w:ascii="Times New Roman" w:hAnsi="Times New Roman" w:cs="Times New Roman"/>
+          <w:i/>
+          <w:iCs/>
+        </w:rPr>
+        <w:drawing>
+          <wp:inline distT="0" distB="0" distL="0" distR="0" wp14:anchorId="373E4A9E" wp14:editId="3F00AC27">
+            <wp:extent cx="5943600" cy="2341245"/>
+            <wp:effectExtent l="0" t="0" r="0" b="1905"/>
+            <wp:docPr id="7" name="Picture 7"/>
+            <wp:cNvGraphicFramePr>
+              <a:graphicFrameLocks xmlns:a="http://schemas.openxmlformats.org/drawingml/2006/main" noChangeAspect="1"/>
+            </wp:cNvGraphicFramePr>
+            <a:graphic xmlns:a="http://schemas.openxmlformats.org/drawingml/2006/main">
+              <a:graphicData uri="http://schemas.openxmlformats.org/drawingml/2006/picture">
+                <pic:pic xmlns:pic="http://schemas.openxmlformats.org/drawingml/2006/picture">
+                  <pic:nvPicPr>
+                    <pic:cNvPr id="1" name=""/>
+                    <pic:cNvPicPr/>
+                  </pic:nvPicPr>
+                  <pic:blipFill>
+                    <a:blip r:embed="rId13"/>
+                    <a:stretch>
+                      <a:fillRect/>
+                    </a:stretch>
+                  </pic:blipFill>
+                  <pic:spPr>
+                    <a:xfrm>
+                      <a:off x="0" y="0"/>
+                      <a:ext cx="5943600" cy="2341245"/>
+                    </a:xfrm>
+                    <a:prstGeom prst="rect">
+                      <a:avLst/>
+                    </a:prstGeom>
+                  </pic:spPr>
+                </pic:pic>
+              </a:graphicData>
+            </a:graphic>
+          </wp:inline>
+        </w:drawing>
+      </w:r>
+      <w:r>
+        <w:rPr>
+          <w:rFonts w:ascii="Times New Roman" w:hAnsi="Times New Roman" w:cs="Times New Roman"/>
+          <w:i/>
+          <w:iCs/>
+        </w:rPr>
+        <w:lastRenderedPageBreak/>
+        <w:drawing>
+          <wp:inline distT="0" distB="0" distL="0" distR="0" wp14:anchorId="4F22C498" wp14:editId="1DB2C2F6">
+            <wp:extent cx="5943600" cy="2343785"/>
+            <wp:effectExtent l="0" t="0" r="0" b="0"/>
+            <wp:docPr id="8" name="Picture 8"/>
+            <wp:cNvGraphicFramePr>
+              <a:graphicFrameLocks xmlns:a="http://schemas.openxmlformats.org/drawingml/2006/main" noChangeAspect="1"/>
+            </wp:cNvGraphicFramePr>
+            <a:graphic xmlns:a="http://schemas.openxmlformats.org/drawingml/2006/main">
+              <a:graphicData uri="http://schemas.openxmlformats.org/drawingml/2006/picture">
+                <pic:pic xmlns:pic="http://schemas.openxmlformats.org/drawingml/2006/picture">
+                  <pic:nvPicPr>
+                    <pic:cNvPr id="1" name=""/>
+                    <pic:cNvPicPr/>
+                  </pic:nvPicPr>
+                  <pic:blipFill>
+                    <a:blip r:embed="rId14"/>
+                    <a:stretch>
+                      <a:fillRect/>
+                    </a:stretch>
+                  </pic:blipFill>
+                  <pic:spPr>
+                    <a:xfrm>
+                      <a:off x="0" y="0"/>
+                      <a:ext cx="5943600" cy="2343785"/>
+                    </a:xfrm>
+                    <a:prstGeom prst="rect">
+                      <a:avLst/>
+                    </a:prstGeom>
+                  </pic:spPr>
+                </pic:pic>
+              </a:graphicData>
+            </a:graphic>
+          </wp:inline>
+        </w:drawing>
+      </w:r>
+      <w:r>
+        <w:rPr>
+          <w:rFonts w:ascii="Times New Roman" w:hAnsi="Times New Roman" w:cs="Times New Roman"/>
+          <w:i/>
+          <w:iCs/>
+        </w:rPr>
+        <w:drawing>
+          <wp:inline distT="0" distB="0" distL="0" distR="0" wp14:anchorId="10A810EC" wp14:editId="09F86BA6">
+            <wp:extent cx="5943600" cy="2341245"/>
+            <wp:effectExtent l="0" t="0" r="0" b="1905"/>
+            <wp:docPr id="9" name="Picture 9"/>
+            <wp:cNvGraphicFramePr>
+              <a:graphicFrameLocks xmlns:a="http://schemas.openxmlformats.org/drawingml/2006/main" noChangeAspect="1"/>
+            </wp:cNvGraphicFramePr>
+            <a:graphic xmlns:a="http://schemas.openxmlformats.org/drawingml/2006/main">
+              <a:graphicData uri="http://schemas.openxmlformats.org/drawingml/2006/picture">
+                <pic:pic xmlns:pic="http://schemas.openxmlformats.org/drawingml/2006/picture">
+                  <pic:nvPicPr>
+                    <pic:cNvPr id="1" name=""/>
+                    <pic:cNvPicPr/>
+                  </pic:nvPicPr>
+                  <pic:blipFill>
+                    <a:blip r:embed="rId15"/>
+                    <a:stretch>
+                      <a:fillRect/>
+                    </a:stretch>
+                  </pic:blipFill>
+                  <pic:spPr>
+                    <a:xfrm>
+                      <a:off x="0" y="0"/>
+                      <a:ext cx="5943600" cy="2341245"/>
+                    </a:xfrm>
+                    <a:prstGeom prst="rect">
+                      <a:avLst/>
+                    </a:prstGeom>
+                  </pic:spPr>
+                </pic:pic>
+              </a:graphicData>
+            </a:graphic>
+          </wp:inline>
+        </w:drawing>
+      </w:r>
+      <w:r>
+        <w:rPr>
+          <w:rFonts w:ascii="Times New Roman" w:hAnsi="Times New Roman" w:cs="Times New Roman"/>
+          <w:i/>
+          <w:iCs/>
+        </w:rPr>
+        <w:drawing>
+          <wp:inline distT="0" distB="0" distL="0" distR="0" wp14:anchorId="0FD41491" wp14:editId="3E0B588A">
+            <wp:extent cx="5943600" cy="2341245"/>
+            <wp:effectExtent l="0" t="0" r="0" b="1905"/>
+            <wp:docPr id="10" name="Picture 10"/>
+            <wp:cNvGraphicFramePr>
+              <a:graphicFrameLocks xmlns:a="http://schemas.openxmlformats.org/drawingml/2006/main" noChangeAspect="1"/>
+            </wp:cNvGraphicFramePr>
+            <a:graphic xmlns:a="http://schemas.openxmlformats.org/drawingml/2006/main">
+              <a:graphicData uri="http://schemas.openxmlformats.org/drawingml/2006/picture">
+                <pic:pic xmlns:pic="http://schemas.openxmlformats.org/drawingml/2006/picture">
+                  <pic:nvPicPr>
+                    <pic:cNvPr id="1" name=""/>
+                    <pic:cNvPicPr/>
+                  </pic:nvPicPr>
+                  <pic:blipFill>
+                    <a:blip r:embed="rId16"/>
+                    <a:stretch>
+                      <a:fillRect/>
+                    </a:stretch>
+                  </pic:blipFill>
+                  <pic:spPr>
+                    <a:xfrm>
+                      <a:off x="0" y="0"/>
+                      <a:ext cx="5943600" cy="2341245"/>
+                    </a:xfrm>
+                    <a:prstGeom prst="rect">
+                      <a:avLst/>
+                    </a:prstGeom>
+                  </pic:spPr>
+                </pic:pic>
+              </a:graphicData>
+            </a:graphic>
+          </wp:inline>
+        </w:drawing>
+      </w:r>
+      <w:r>
+        <w:rPr>
+          <w:rFonts w:ascii="Times New Roman" w:hAnsi="Times New Roman" w:cs="Times New Roman"/>
+          <w:i/>
+          <w:iCs/>
+        </w:rPr>
+        <w:lastRenderedPageBreak/>
+        <w:drawing>
+          <wp:inline distT="0" distB="0" distL="0" distR="0" wp14:anchorId="632277EB" wp14:editId="26871500">
+            <wp:extent cx="5943600" cy="2343785"/>
+            <wp:effectExtent l="0" t="0" r="0" b="0"/>
+            <wp:docPr id="11" name="Picture 11"/>
+            <wp:cNvGraphicFramePr>
+              <a:graphicFrameLocks xmlns:a="http://schemas.openxmlformats.org/drawingml/2006/main" noChangeAspect="1"/>
+            </wp:cNvGraphicFramePr>
+            <a:graphic xmlns:a="http://schemas.openxmlformats.org/drawingml/2006/main">
+              <a:graphicData uri="http://schemas.openxmlformats.org/drawingml/2006/picture">
+                <pic:pic xmlns:pic="http://schemas.openxmlformats.org/drawingml/2006/picture">
+                  <pic:nvPicPr>
+                    <pic:cNvPr id="1" name=""/>
+                    <pic:cNvPicPr/>
+                  </pic:nvPicPr>
+                  <pic:blipFill>
+                    <a:blip r:embed="rId17"/>
+                    <a:stretch>
+                      <a:fillRect/>
+                    </a:stretch>
+                  </pic:blipFill>
+                  <pic:spPr>
+                    <a:xfrm>
+                      <a:off x="0" y="0"/>
+                      <a:ext cx="5943600" cy="2343785"/>
+                    </a:xfrm>
+                    <a:prstGeom prst="rect">
+                      <a:avLst/>
+                    </a:prstGeom>
+                  </pic:spPr>
+                </pic:pic>
+              </a:graphicData>
+            </a:graphic>
+          </wp:inline>
+        </w:drawing>
+      </w:r>
+      <w:r>
+        <w:rPr>
+          <w:rFonts w:ascii="Times New Roman" w:hAnsi="Times New Roman" w:cs="Times New Roman"/>
+          <w:i/>
+          <w:iCs/>
+        </w:rPr>
+        <w:br/>
       </w:r>
     </w:p>
     <w:p>
@@ -6823,6 +7426,8 @@
         <w:jc w:val="center"/>
         <w:rPr>
           <w:rFonts w:ascii="Times New Roman" w:hAnsi="Times New Roman" w:cs="Times New Roman"/>
+          <w:sz w:val="24"/>
+          <w:szCs w:val="24"/>
         </w:rPr>
       </w:pPr>
       <w:r>
@@ -6830,8 +7435,6 @@
           <w:rFonts w:ascii="Times New Roman" w:hAnsi="Times New Roman" w:cs="Times New Roman"/>
           <w:i/>
           <w:iCs/>
-          <w:sz w:val="20"/>
-          <w:szCs w:val="20"/>
         </w:rPr>
         <w:t>Figure 2. Boxplots of Numerical Variables</w:t>
       </w:r>
@@ -6842,6 +7445,8 @@
         <w:spacing w:before="260" w:after="140"/>
         <w:rPr>
           <w:rFonts w:ascii="Times New Roman" w:hAnsi="Times New Roman" w:cs="Times New Roman"/>
+          <w:sz w:val="28"/>
+          <w:szCs w:val="28"/>
         </w:rPr>
       </w:pPr>
       <w:r>
@@ -6850,8 +7455,8 @@
           <w:b/>
           <w:bCs/>
           <w:color w:val="000000"/>
-          <w:sz w:val="25"/>
-          <w:szCs w:val="25"/>
+          <w:sz w:val="28"/>
+          <w:szCs w:val="28"/>
         </w:rPr>
         <w:t>Interpretation</w:t>
       </w:r>
@@ -6862,11 +7467,15 @@
         <w:jc w:val="both"/>
         <w:rPr>
           <w:rFonts w:ascii="Times New Roman" w:hAnsi="Times New Roman" w:cs="Times New Roman"/>
-        </w:rPr>
-      </w:pPr>
-      <w:r>
-        <w:rPr>
-          <w:rFonts w:ascii="Times New Roman" w:hAnsi="Times New Roman" w:cs="Times New Roman"/>
+          <w:sz w:val="24"/>
+          <w:szCs w:val="24"/>
+        </w:rPr>
+      </w:pPr>
+      <w:r>
+        <w:rPr>
+          <w:rFonts w:ascii="Times New Roman" w:hAnsi="Times New Roman" w:cs="Times New Roman"/>
+          <w:sz w:val="24"/>
+          <w:szCs w:val="24"/>
         </w:rPr>
         <w:t>Although the IQR method identified several observations as statistical outliers, these values represent genuine agricultural variability rather than data quality issues.</w:t>
       </w:r>
@@ -6877,19 +7486,17 @@
         <w:jc w:val="both"/>
         <w:rPr>
           <w:rFonts w:ascii="Times New Roman" w:hAnsi="Times New Roman" w:cs="Times New Roman"/>
-        </w:rPr>
-      </w:pPr>
-      <w:r>
-        <w:rPr>
-          <w:rFonts w:ascii="Times New Roman" w:hAnsi="Times New Roman" w:cs="Times New Roman"/>
-        </w:rPr>
-        <w:t>The da</w:t>
-      </w:r>
-      <w:r>
-        <w:rPr>
-          <w:rFonts w:ascii="Times New Roman" w:hAnsi="Times New Roman" w:cs="Times New Roman"/>
-        </w:rPr>
-        <w:t>taset spans multiple states, crop types, cultivation seasons, and twenty-four years of agricultural records. Large differences in cultivated area, production volume, rainfall, and agricultural inputs naturally result in highly skewed distributions.</w:t>
+          <w:sz w:val="24"/>
+          <w:szCs w:val="24"/>
+        </w:rPr>
+      </w:pPr>
+      <w:r>
+        <w:rPr>
+          <w:rFonts w:ascii="Times New Roman" w:hAnsi="Times New Roman" w:cs="Times New Roman"/>
+          <w:sz w:val="24"/>
+          <w:szCs w:val="24"/>
+        </w:rPr>
+        <w:t>The dataset spans multiple states, crop types, cultivation seasons, and twenty-four years of agricultural records. Large differences in cultivated area, production volume, rainfall, and agricultural inputs naturally result in highly skewed distributions.</w:t>
       </w:r>
     </w:p>
     <w:p>
@@ -6898,20 +7505,17 @@
         <w:jc w:val="both"/>
         <w:rPr>
           <w:rFonts w:ascii="Times New Roman" w:hAnsi="Times New Roman" w:cs="Times New Roman"/>
-        </w:rPr>
-      </w:pPr>
-      <w:r>
-        <w:rPr>
-          <w:rFonts w:ascii="Times New Roman" w:hAnsi="Times New Roman" w:cs="Times New Roman"/>
-        </w:rPr>
-        <w:lastRenderedPageBreak/>
-        <w:t>Removin</w:t>
-      </w:r>
-      <w:r>
-        <w:rPr>
-          <w:rFonts w:ascii="Times New Roman" w:hAnsi="Times New Roman" w:cs="Times New Roman"/>
-        </w:rPr>
-        <w:t>g these observations would eliminate valuable information and reduce the representativeness of the dataset.</w:t>
+          <w:sz w:val="24"/>
+          <w:szCs w:val="24"/>
+        </w:rPr>
+      </w:pPr>
+      <w:r>
+        <w:rPr>
+          <w:rFonts w:ascii="Times New Roman" w:hAnsi="Times New Roman" w:cs="Times New Roman"/>
+          <w:sz w:val="24"/>
+          <w:szCs w:val="24"/>
+        </w:rPr>
+        <w:t>Removing these observations would eliminate valuable information and reduce the representativeness of the dataset.</w:t>
       </w:r>
     </w:p>
     <w:p>
@@ -6920,11 +7524,15 @@
         <w:jc w:val="both"/>
         <w:rPr>
           <w:rFonts w:ascii="Times New Roman" w:hAnsi="Times New Roman" w:cs="Times New Roman"/>
-        </w:rPr>
-      </w:pPr>
-      <w:r>
-        <w:rPr>
-          <w:rFonts w:ascii="Times New Roman" w:hAnsi="Times New Roman" w:cs="Times New Roman"/>
+          <w:sz w:val="24"/>
+          <w:szCs w:val="24"/>
+        </w:rPr>
+      </w:pPr>
+      <w:r>
+        <w:rPr>
+          <w:rFonts w:ascii="Times New Roman" w:hAnsi="Times New Roman" w:cs="Times New Roman"/>
+          <w:sz w:val="24"/>
+          <w:szCs w:val="24"/>
         </w:rPr>
         <w:t>Therefore, the detected outliers were retained for subsequent analysis.</w:t>
       </w:r>
@@ -6933,11 +7541,15 @@
       <w:pPr>
         <w:rPr>
           <w:rFonts w:ascii="Times New Roman" w:hAnsi="Times New Roman" w:cs="Times New Roman"/>
-        </w:rPr>
-      </w:pPr>
-      <w:r>
-        <w:rPr>
-          <w:rFonts w:ascii="Times New Roman" w:hAnsi="Times New Roman" w:cs="Times New Roman"/>
+          <w:sz w:val="24"/>
+          <w:szCs w:val="24"/>
+        </w:rPr>
+      </w:pPr>
+      <w:r>
+        <w:rPr>
+          <w:rFonts w:ascii="Times New Roman" w:hAnsi="Times New Roman" w:cs="Times New Roman"/>
+          <w:sz w:val="24"/>
+          <w:szCs w:val="24"/>
         </w:rPr>
         <w:br w:type="page"/>
       </w:r>
@@ -6948,6 +7560,8 @@
         <w:spacing w:before="360" w:after="200"/>
         <w:rPr>
           <w:rFonts w:ascii="Times New Roman" w:hAnsi="Times New Roman" w:cs="Times New Roman"/>
+          <w:sz w:val="36"/>
+          <w:szCs w:val="36"/>
         </w:rPr>
       </w:pPr>
       <w:r>
@@ -6956,8 +7570,6 @@
           <w:b/>
           <w:bCs/>
           <w:color w:val="000000"/>
-          <w:sz w:val="30"/>
-          <w:szCs w:val="30"/>
         </w:rPr>
         <w:lastRenderedPageBreak/>
         <w:t>16. Data Quality Assessment</w:t>
@@ -6969,19 +7581,17 @@
         <w:jc w:val="both"/>
         <w:rPr>
           <w:rFonts w:ascii="Times New Roman" w:hAnsi="Times New Roman" w:cs="Times New Roman"/>
-        </w:rPr>
-      </w:pPr>
-      <w:r>
-        <w:rPr>
-          <w:rFonts w:ascii="Times New Roman" w:hAnsi="Times New Roman" w:cs="Times New Roman"/>
-        </w:rPr>
-        <w:t>After completing all preprocessing operations,</w:t>
-      </w:r>
-      <w:r>
-        <w:rPr>
-          <w:rFonts w:ascii="Times New Roman" w:hAnsi="Times New Roman" w:cs="Times New Roman"/>
-        </w:rPr>
-        <w:t xml:space="preserve"> an overall assessment of dataset quality was performed.</w:t>
+          <w:sz w:val="24"/>
+          <w:szCs w:val="24"/>
+        </w:rPr>
+      </w:pPr>
+      <w:r>
+        <w:rPr>
+          <w:rFonts w:ascii="Times New Roman" w:hAnsi="Times New Roman" w:cs="Times New Roman"/>
+          <w:sz w:val="24"/>
+          <w:szCs w:val="24"/>
+        </w:rPr>
+        <w:t>After completing all preprocessing operations, an overall assessment of dataset quality was performed.</w:t>
       </w:r>
     </w:p>
     <w:p>
@@ -6990,11 +7600,15 @@
         <w:jc w:val="both"/>
         <w:rPr>
           <w:rFonts w:ascii="Times New Roman" w:hAnsi="Times New Roman" w:cs="Times New Roman"/>
-        </w:rPr>
-      </w:pPr>
-      <w:r>
-        <w:rPr>
-          <w:rFonts w:ascii="Times New Roman" w:hAnsi="Times New Roman" w:cs="Times New Roman"/>
+          <w:sz w:val="24"/>
+          <w:szCs w:val="24"/>
+        </w:rPr>
+      </w:pPr>
+      <w:r>
+        <w:rPr>
+          <w:rFonts w:ascii="Times New Roman" w:hAnsi="Times New Roman" w:cs="Times New Roman"/>
+          <w:sz w:val="24"/>
+          <w:szCs w:val="24"/>
         </w:rPr>
         <w:t>The evaluation considered four important dimensions:</w:t>
       </w:r>
@@ -7009,11 +7623,15 @@
         <w:spacing w:after="100"/>
         <w:rPr>
           <w:rFonts w:ascii="Times New Roman" w:hAnsi="Times New Roman" w:cs="Times New Roman"/>
-        </w:rPr>
-      </w:pPr>
-      <w:r>
-        <w:rPr>
-          <w:rFonts w:ascii="Times New Roman" w:hAnsi="Times New Roman" w:cs="Times New Roman"/>
+          <w:sz w:val="24"/>
+          <w:szCs w:val="24"/>
+        </w:rPr>
+      </w:pPr>
+      <w:r>
+        <w:rPr>
+          <w:rFonts w:ascii="Times New Roman" w:hAnsi="Times New Roman" w:cs="Times New Roman"/>
+          <w:sz w:val="24"/>
+          <w:szCs w:val="24"/>
         </w:rPr>
         <w:t>Completeness</w:t>
       </w:r>
@@ -7028,11 +7646,15 @@
         <w:spacing w:after="100"/>
         <w:rPr>
           <w:rFonts w:ascii="Times New Roman" w:hAnsi="Times New Roman" w:cs="Times New Roman"/>
-        </w:rPr>
-      </w:pPr>
-      <w:r>
-        <w:rPr>
-          <w:rFonts w:ascii="Times New Roman" w:hAnsi="Times New Roman" w:cs="Times New Roman"/>
+          <w:sz w:val="24"/>
+          <w:szCs w:val="24"/>
+        </w:rPr>
+      </w:pPr>
+      <w:r>
+        <w:rPr>
+          <w:rFonts w:ascii="Times New Roman" w:hAnsi="Times New Roman" w:cs="Times New Roman"/>
+          <w:sz w:val="24"/>
+          <w:szCs w:val="24"/>
         </w:rPr>
         <w:t>Uniqueness</w:t>
       </w:r>
@@ -7047,11 +7669,15 @@
         <w:spacing w:after="100"/>
         <w:rPr>
           <w:rFonts w:ascii="Times New Roman" w:hAnsi="Times New Roman" w:cs="Times New Roman"/>
-        </w:rPr>
-      </w:pPr>
-      <w:r>
-        <w:rPr>
-          <w:rFonts w:ascii="Times New Roman" w:hAnsi="Times New Roman" w:cs="Times New Roman"/>
+          <w:sz w:val="24"/>
+          <w:szCs w:val="24"/>
+        </w:rPr>
+      </w:pPr>
+      <w:r>
+        <w:rPr>
+          <w:rFonts w:ascii="Times New Roman" w:hAnsi="Times New Roman" w:cs="Times New Roman"/>
+          <w:sz w:val="24"/>
+          <w:szCs w:val="24"/>
         </w:rPr>
         <w:t>Consistency</w:t>
       </w:r>
@@ -7066,11 +7692,15 @@
         <w:spacing w:after="100"/>
         <w:rPr>
           <w:rFonts w:ascii="Times New Roman" w:hAnsi="Times New Roman" w:cs="Times New Roman"/>
-        </w:rPr>
-      </w:pPr>
-      <w:r>
-        <w:rPr>
-          <w:rFonts w:ascii="Times New Roman" w:hAnsi="Times New Roman" w:cs="Times New Roman"/>
+          <w:sz w:val="24"/>
+          <w:szCs w:val="24"/>
+        </w:rPr>
+      </w:pPr>
+      <w:r>
+        <w:rPr>
+          <w:rFonts w:ascii="Times New Roman" w:hAnsi="Times New Roman" w:cs="Times New Roman"/>
+          <w:sz w:val="24"/>
+          <w:szCs w:val="24"/>
         </w:rPr>
         <w:t>Validity</w:t>
       </w:r>
@@ -7081,6 +7711,8 @@
         <w:spacing w:before="260" w:after="140"/>
         <w:rPr>
           <w:rFonts w:ascii="Times New Roman" w:hAnsi="Times New Roman" w:cs="Times New Roman"/>
+          <w:sz w:val="28"/>
+          <w:szCs w:val="28"/>
         </w:rPr>
       </w:pPr>
       <w:r>
@@ -7089,8 +7721,8 @@
           <w:b/>
           <w:bCs/>
           <w:color w:val="000000"/>
-          <w:sz w:val="25"/>
-          <w:szCs w:val="25"/>
+          <w:sz w:val="28"/>
+          <w:szCs w:val="28"/>
         </w:rPr>
         <w:t>Data Quality Metrics</w:t>
       </w:r>
@@ -7117,12 +7749,6 @@
         <w:gridCol w:w="5010"/>
       </w:tblGrid>
       <w:tr>
-        <w:tblPrEx>
-          <w:tblCellMar>
-            <w:top w:w="0" w:type="dxa"/>
-            <w:bottom w:w="0" w:type="dxa"/>
-          </w:tblCellMar>
-        </w:tblPrEx>
         <w:trPr>
           <w:tblHeader/>
         </w:trPr>
@@ -7142,6 +7768,8 @@
             <w:pPr>
               <w:rPr>
                 <w:rFonts w:ascii="Times New Roman" w:hAnsi="Times New Roman" w:cs="Times New Roman"/>
+                <w:sz w:val="24"/>
+                <w:szCs w:val="24"/>
               </w:rPr>
             </w:pPr>
             <w:r>
@@ -7149,8 +7777,6 @@
                 <w:rFonts w:ascii="Times New Roman" w:hAnsi="Times New Roman" w:cs="Times New Roman"/>
                 <w:b/>
                 <w:bCs/>
-                <w:sz w:val="21"/>
-                <w:szCs w:val="21"/>
               </w:rPr>
               <w:t>Metric</w:t>
             </w:r>
@@ -7172,6 +7798,8 @@
             <w:pPr>
               <w:rPr>
                 <w:rFonts w:ascii="Times New Roman" w:hAnsi="Times New Roman" w:cs="Times New Roman"/>
+                <w:sz w:val="24"/>
+                <w:szCs w:val="24"/>
               </w:rPr>
             </w:pPr>
             <w:r>
@@ -7179,8 +7807,6 @@
                 <w:rFonts w:ascii="Times New Roman" w:hAnsi="Times New Roman" w:cs="Times New Roman"/>
                 <w:b/>
                 <w:bCs/>
-                <w:sz w:val="21"/>
-                <w:szCs w:val="21"/>
               </w:rPr>
               <w:t>Score</w:t>
             </w:r>
@@ -7188,12 +7814,6 @@
         </w:tc>
       </w:tr>
       <w:tr>
-        <w:tblPrEx>
-          <w:tblCellMar>
-            <w:top w:w="0" w:type="dxa"/>
-            <w:bottom w:w="0" w:type="dxa"/>
-          </w:tblCellMar>
-        </w:tblPrEx>
         <w:tc>
           <w:tcPr>
             <w:tcW w:w="4500" w:type="dxa"/>
@@ -7209,13 +7829,13 @@
             <w:pPr>
               <w:rPr>
                 <w:rFonts w:ascii="Times New Roman" w:hAnsi="Times New Roman" w:cs="Times New Roman"/>
+                <w:sz w:val="24"/>
+                <w:szCs w:val="24"/>
               </w:rPr>
             </w:pPr>
             <w:r>
               <w:rPr>
                 <w:rFonts w:ascii="Times New Roman" w:hAnsi="Times New Roman" w:cs="Times New Roman"/>
-                <w:sz w:val="21"/>
-                <w:szCs w:val="21"/>
               </w:rPr>
               <w:t>Completeness</w:t>
             </w:r>
@@ -7236,13 +7856,13 @@
             <w:pPr>
               <w:rPr>
                 <w:rFonts w:ascii="Times New Roman" w:hAnsi="Times New Roman" w:cs="Times New Roman"/>
+                <w:sz w:val="24"/>
+                <w:szCs w:val="24"/>
               </w:rPr>
             </w:pPr>
             <w:r>
               <w:rPr>
                 <w:rFonts w:ascii="Times New Roman" w:hAnsi="Times New Roman" w:cs="Times New Roman"/>
-                <w:sz w:val="21"/>
-                <w:szCs w:val="21"/>
               </w:rPr>
               <w:t>100%</w:t>
             </w:r>
@@ -7250,12 +7870,6 @@
         </w:tc>
       </w:tr>
       <w:tr>
-        <w:tblPrEx>
-          <w:tblCellMar>
-            <w:top w:w="0" w:type="dxa"/>
-            <w:bottom w:w="0" w:type="dxa"/>
-          </w:tblCellMar>
-        </w:tblPrEx>
         <w:tc>
           <w:tcPr>
             <w:tcW w:w="4500" w:type="dxa"/>
@@ -7271,13 +7885,13 @@
             <w:pPr>
               <w:rPr>
                 <w:rFonts w:ascii="Times New Roman" w:hAnsi="Times New Roman" w:cs="Times New Roman"/>
+                <w:sz w:val="24"/>
+                <w:szCs w:val="24"/>
               </w:rPr>
             </w:pPr>
             <w:r>
               <w:rPr>
                 <w:rFonts w:ascii="Times New Roman" w:hAnsi="Times New Roman" w:cs="Times New Roman"/>
-                <w:sz w:val="21"/>
-                <w:szCs w:val="21"/>
               </w:rPr>
               <w:t>Uniqueness</w:t>
             </w:r>
@@ -7298,13 +7912,13 @@
             <w:pPr>
               <w:rPr>
                 <w:rFonts w:ascii="Times New Roman" w:hAnsi="Times New Roman" w:cs="Times New Roman"/>
+                <w:sz w:val="24"/>
+                <w:szCs w:val="24"/>
               </w:rPr>
             </w:pPr>
             <w:r>
               <w:rPr>
                 <w:rFonts w:ascii="Times New Roman" w:hAnsi="Times New Roman" w:cs="Times New Roman"/>
-                <w:sz w:val="21"/>
-                <w:szCs w:val="21"/>
               </w:rPr>
               <w:t>100%</w:t>
             </w:r>
@@ -7312,12 +7926,6 @@
         </w:tc>
       </w:tr>
       <w:tr>
-        <w:tblPrEx>
-          <w:tblCellMar>
-            <w:top w:w="0" w:type="dxa"/>
-            <w:bottom w:w="0" w:type="dxa"/>
-          </w:tblCellMar>
-        </w:tblPrEx>
         <w:tc>
           <w:tcPr>
             <w:tcW w:w="4500" w:type="dxa"/>
@@ -7333,13 +7941,13 @@
             <w:pPr>
               <w:rPr>
                 <w:rFonts w:ascii="Times New Roman" w:hAnsi="Times New Roman" w:cs="Times New Roman"/>
+                <w:sz w:val="24"/>
+                <w:szCs w:val="24"/>
               </w:rPr>
             </w:pPr>
             <w:r>
               <w:rPr>
                 <w:rFonts w:ascii="Times New Roman" w:hAnsi="Times New Roman" w:cs="Times New Roman"/>
-                <w:sz w:val="21"/>
-                <w:szCs w:val="21"/>
               </w:rPr>
               <w:t>Consistency</w:t>
             </w:r>
@@ -7360,13 +7968,13 @@
             <w:pPr>
               <w:rPr>
                 <w:rFonts w:ascii="Times New Roman" w:hAnsi="Times New Roman" w:cs="Times New Roman"/>
+                <w:sz w:val="24"/>
+                <w:szCs w:val="24"/>
               </w:rPr>
             </w:pPr>
             <w:r>
               <w:rPr>
                 <w:rFonts w:ascii="Times New Roman" w:hAnsi="Times New Roman" w:cs="Times New Roman"/>
-                <w:sz w:val="21"/>
-                <w:szCs w:val="21"/>
               </w:rPr>
               <w:t>100%</w:t>
             </w:r>
@@ -7374,12 +7982,6 @@
         </w:tc>
       </w:tr>
       <w:tr>
-        <w:tblPrEx>
-          <w:tblCellMar>
-            <w:top w:w="0" w:type="dxa"/>
-            <w:bottom w:w="0" w:type="dxa"/>
-          </w:tblCellMar>
-        </w:tblPrEx>
         <w:tc>
           <w:tcPr>
             <w:tcW w:w="4500" w:type="dxa"/>
@@ -7395,13 +7997,13 @@
             <w:pPr>
               <w:rPr>
                 <w:rFonts w:ascii="Times New Roman" w:hAnsi="Times New Roman" w:cs="Times New Roman"/>
+                <w:sz w:val="24"/>
+                <w:szCs w:val="24"/>
               </w:rPr>
             </w:pPr>
             <w:r>
               <w:rPr>
                 <w:rFonts w:ascii="Times New Roman" w:hAnsi="Times New Roman" w:cs="Times New Roman"/>
-                <w:sz w:val="21"/>
-                <w:szCs w:val="21"/>
               </w:rPr>
               <w:t>Validity</w:t>
             </w:r>
@@ -7422,13 +8024,13 @@
             <w:pPr>
               <w:rPr>
                 <w:rFonts w:ascii="Times New Roman" w:hAnsi="Times New Roman" w:cs="Times New Roman"/>
+                <w:sz w:val="24"/>
+                <w:szCs w:val="24"/>
               </w:rPr>
             </w:pPr>
             <w:r>
               <w:rPr>
                 <w:rFonts w:ascii="Times New Roman" w:hAnsi="Times New Roman" w:cs="Times New Roman"/>
-                <w:sz w:val="21"/>
-                <w:szCs w:val="21"/>
               </w:rPr>
               <w:t>98%</w:t>
             </w:r>
@@ -7438,18 +8040,12 @@
     </w:tbl>
     <w:p>
       <w:pPr>
-        <w:spacing w:before="200"/>
-        <w:rPr>
-          <w:rFonts w:ascii="Times New Roman" w:hAnsi="Times New Roman" w:cs="Times New Roman"/>
-        </w:rPr>
-      </w:pPr>
-    </w:p>
-    <w:p>
-      <w:pPr>
         <w:pStyle w:val="Heading2"/>
         <w:spacing w:before="260" w:after="140"/>
         <w:rPr>
           <w:rFonts w:ascii="Times New Roman" w:hAnsi="Times New Roman" w:cs="Times New Roman"/>
+          <w:sz w:val="28"/>
+          <w:szCs w:val="28"/>
         </w:rPr>
       </w:pPr>
       <w:r>
@@ -7458,8 +8054,8 @@
           <w:b/>
           <w:bCs/>
           <w:color w:val="000000"/>
-          <w:sz w:val="25"/>
-          <w:szCs w:val="25"/>
+          <w:sz w:val="28"/>
+          <w:szCs w:val="28"/>
         </w:rPr>
         <w:t>Overall Data Quality Score</w:t>
       </w:r>
@@ -7469,6 +8065,8 @@
         <w:spacing w:after="200"/>
         <w:rPr>
           <w:rFonts w:ascii="Times New Roman" w:hAnsi="Times New Roman" w:cs="Times New Roman"/>
+          <w:sz w:val="24"/>
+          <w:szCs w:val="24"/>
         </w:rPr>
       </w:pPr>
       <w:r>
@@ -7476,8 +8074,8 @@
           <w:rFonts w:ascii="Times New Roman" w:hAnsi="Times New Roman" w:cs="Times New Roman"/>
           <w:b/>
           <w:bCs/>
-          <w:sz w:val="26"/>
-          <w:szCs w:val="26"/>
+          <w:sz w:val="28"/>
+          <w:szCs w:val="28"/>
         </w:rPr>
         <w:t>99.5 / 100</w:t>
       </w:r>
@@ -7488,6 +8086,8 @@
         <w:spacing w:before="260" w:after="140"/>
         <w:rPr>
           <w:rFonts w:ascii="Times New Roman" w:hAnsi="Times New Roman" w:cs="Times New Roman"/>
+          <w:sz w:val="28"/>
+          <w:szCs w:val="28"/>
         </w:rPr>
       </w:pPr>
       <w:r>
@@ -7496,8 +8096,8 @@
           <w:b/>
           <w:bCs/>
           <w:color w:val="000000"/>
-          <w:sz w:val="25"/>
-          <w:szCs w:val="25"/>
+          <w:sz w:val="28"/>
+          <w:szCs w:val="28"/>
         </w:rPr>
         <w:t>Interpretation</w:t>
       </w:r>
@@ -7508,11 +8108,15 @@
         <w:jc w:val="both"/>
         <w:rPr>
           <w:rFonts w:ascii="Times New Roman" w:hAnsi="Times New Roman" w:cs="Times New Roman"/>
-        </w:rPr>
-      </w:pPr>
-      <w:r>
-        <w:rPr>
-          <w:rFonts w:ascii="Times New Roman" w:hAnsi="Times New Roman" w:cs="Times New Roman"/>
+          <w:sz w:val="24"/>
+          <w:szCs w:val="24"/>
+        </w:rPr>
+      </w:pPr>
+      <w:r>
+        <w:rPr>
+          <w:rFonts w:ascii="Times New Roman" w:hAnsi="Times New Roman" w:cs="Times New Roman"/>
+          <w:sz w:val="24"/>
+          <w:szCs w:val="24"/>
         </w:rPr>
         <w:t>The dataset demonstrates excellent overall quality and requires minimal preprocessing before further analysis.</w:t>
       </w:r>
@@ -7523,19 +8127,17 @@
         <w:jc w:val="both"/>
         <w:rPr>
           <w:rFonts w:ascii="Times New Roman" w:hAnsi="Times New Roman" w:cs="Times New Roman"/>
-        </w:rPr>
-      </w:pPr>
-      <w:r>
-        <w:rPr>
-          <w:rFonts w:ascii="Times New Roman" w:hAnsi="Times New Roman" w:cs="Times New Roman"/>
-        </w:rPr>
-        <w:t>No missing values or duplicate records were detected. Text fields were standa</w:t>
-      </w:r>
-      <w:r>
-        <w:rPr>
-          <w:rFonts w:ascii="Times New Roman" w:hAnsi="Times New Roman" w:cs="Times New Roman"/>
-        </w:rPr>
-        <w:t>rdized successfully, numerical attributes were validated, and the detected statistical outliers were determined to be legitimate observations rather than data errors.</w:t>
+          <w:sz w:val="24"/>
+          <w:szCs w:val="24"/>
+        </w:rPr>
+      </w:pPr>
+      <w:r>
+        <w:rPr>
+          <w:rFonts w:ascii="Times New Roman" w:hAnsi="Times New Roman" w:cs="Times New Roman"/>
+          <w:sz w:val="24"/>
+          <w:szCs w:val="24"/>
+        </w:rPr>
+        <w:t>No missing values or duplicate records were detected. Text fields were standardized successfully, numerical attributes were validated, and the detected statistical outliers were determined to be legitimate observations rather than data errors.</w:t>
       </w:r>
     </w:p>
     <w:p>
@@ -7544,19 +8146,17 @@
         <w:jc w:val="both"/>
         <w:rPr>
           <w:rFonts w:ascii="Times New Roman" w:hAnsi="Times New Roman" w:cs="Times New Roman"/>
-        </w:rPr>
-      </w:pPr>
-      <w:r>
-        <w:rPr>
-          <w:rFonts w:ascii="Times New Roman" w:hAnsi="Times New Roman" w:cs="Times New Roman"/>
-        </w:rPr>
-        <w:t>The cleaned dataset is therefore considered reliable for exploratory data analysis and pr</w:t>
-      </w:r>
-      <w:r>
-        <w:rPr>
-          <w:rFonts w:ascii="Times New Roman" w:hAnsi="Times New Roman" w:cs="Times New Roman"/>
-        </w:rPr>
-        <w:t>edictive modelling.</w:t>
+          <w:sz w:val="24"/>
+          <w:szCs w:val="24"/>
+        </w:rPr>
+      </w:pPr>
+      <w:r>
+        <w:rPr>
+          <w:rFonts w:ascii="Times New Roman" w:hAnsi="Times New Roman" w:cs="Times New Roman"/>
+          <w:sz w:val="24"/>
+          <w:szCs w:val="24"/>
+        </w:rPr>
+        <w:t>The cleaned dataset is therefore considered reliable for exploratory data analysis and predictive modelling.</w:t>
       </w:r>
     </w:p>
     <w:p>
@@ -7565,6 +8165,8 @@
         <w:spacing w:before="360" w:after="200"/>
         <w:rPr>
           <w:rFonts w:ascii="Times New Roman" w:hAnsi="Times New Roman" w:cs="Times New Roman"/>
+          <w:sz w:val="36"/>
+          <w:szCs w:val="36"/>
         </w:rPr>
       </w:pPr>
       <w:r>
@@ -7573,8 +8175,6 @@
           <w:b/>
           <w:bCs/>
           <w:color w:val="000000"/>
-          <w:sz w:val="30"/>
-          <w:szCs w:val="30"/>
         </w:rPr>
         <w:t>17. Challenges Encountered and Solutions</w:t>
       </w:r>
@@ -7585,11 +8185,15 @@
         <w:jc w:val="both"/>
         <w:rPr>
           <w:rFonts w:ascii="Times New Roman" w:hAnsi="Times New Roman" w:cs="Times New Roman"/>
-        </w:rPr>
-      </w:pPr>
-      <w:r>
-        <w:rPr>
-          <w:rFonts w:ascii="Times New Roman" w:hAnsi="Times New Roman" w:cs="Times New Roman"/>
+          <w:sz w:val="24"/>
+          <w:szCs w:val="24"/>
+        </w:rPr>
+      </w:pPr>
+      <w:r>
+        <w:rPr>
+          <w:rFonts w:ascii="Times New Roman" w:hAnsi="Times New Roman" w:cs="Times New Roman"/>
+          <w:sz w:val="24"/>
+          <w:szCs w:val="24"/>
         </w:rPr>
         <w:t>Although the dataset was relatively clean, several challenges were encountered during the preprocessing stage.</w:t>
       </w:r>
@@ -7600,6 +8204,8 @@
         <w:spacing w:before="260" w:after="140"/>
         <w:rPr>
           <w:rFonts w:ascii="Times New Roman" w:hAnsi="Times New Roman" w:cs="Times New Roman"/>
+          <w:sz w:val="28"/>
+          <w:szCs w:val="28"/>
         </w:rPr>
       </w:pPr>
       <w:r>
@@ -7608,8 +8214,8 @@
           <w:b/>
           <w:bCs/>
           <w:color w:val="000000"/>
-          <w:sz w:val="25"/>
-          <w:szCs w:val="25"/>
+          <w:sz w:val="28"/>
+          <w:szCs w:val="28"/>
         </w:rPr>
         <w:t>Challenge 1: Highly Skewed Numerical Features</w:t>
       </w:r>
@@ -7620,19 +8226,18 @@
         <w:jc w:val="both"/>
         <w:rPr>
           <w:rFonts w:ascii="Times New Roman" w:hAnsi="Times New Roman" w:cs="Times New Roman"/>
-        </w:rPr>
-      </w:pPr>
-      <w:r>
-        <w:rPr>
-          <w:rFonts w:ascii="Times New Roman" w:hAnsi="Times New Roman" w:cs="Times New Roman"/>
-        </w:rPr>
-        <w:t>Large differences in agricultural production across states resulted in highly skewed numerical dist</w:t>
-      </w:r>
-      <w:r>
-        <w:rPr>
-          <w:rFonts w:ascii="Times New Roman" w:hAnsi="Times New Roman" w:cs="Times New Roman"/>
-        </w:rPr>
-        <w:t>ributions.</w:t>
+          <w:sz w:val="24"/>
+          <w:szCs w:val="24"/>
+        </w:rPr>
+      </w:pPr>
+      <w:r>
+        <w:rPr>
+          <w:rFonts w:ascii="Times New Roman" w:hAnsi="Times New Roman" w:cs="Times New Roman"/>
+          <w:sz w:val="24"/>
+          <w:szCs w:val="24"/>
+        </w:rPr>
+        <w:lastRenderedPageBreak/>
+        <w:t>Large differences in agricultural production across states resulted in highly skewed numerical distributions.</w:t>
       </w:r>
     </w:p>
     <w:p>
@@ -7640,6 +8245,8 @@
         <w:spacing w:after="160"/>
         <w:rPr>
           <w:rFonts w:ascii="Times New Roman" w:hAnsi="Times New Roman" w:cs="Times New Roman"/>
+          <w:sz w:val="24"/>
+          <w:szCs w:val="24"/>
         </w:rPr>
       </w:pPr>
       <w:r>
@@ -7647,13 +8254,16 @@
           <w:rFonts w:ascii="Times New Roman" w:hAnsi="Times New Roman" w:cs="Times New Roman"/>
           <w:b/>
           <w:bCs/>
-        </w:rPr>
-        <w:lastRenderedPageBreak/>
+          <w:sz w:val="24"/>
+          <w:szCs w:val="24"/>
+        </w:rPr>
         <w:t xml:space="preserve">Solution: </w:t>
       </w:r>
       <w:r>
         <w:rPr>
           <w:rFonts w:ascii="Times New Roman" w:hAnsi="Times New Roman" w:cs="Times New Roman"/>
+          <w:sz w:val="24"/>
+          <w:szCs w:val="24"/>
         </w:rPr>
         <w:t>Statistical summaries and boxplots were examined to understand the underlying distributions before making preprocessing decisions.</w:t>
       </w:r>
@@ -7664,6 +8274,8 @@
         <w:spacing w:before="260" w:after="140"/>
         <w:rPr>
           <w:rFonts w:ascii="Times New Roman" w:hAnsi="Times New Roman" w:cs="Times New Roman"/>
+          <w:sz w:val="28"/>
+          <w:szCs w:val="28"/>
         </w:rPr>
       </w:pPr>
       <w:r>
@@ -7672,8 +8284,8 @@
           <w:b/>
           <w:bCs/>
           <w:color w:val="000000"/>
-          <w:sz w:val="25"/>
-          <w:szCs w:val="25"/>
+          <w:sz w:val="28"/>
+          <w:szCs w:val="28"/>
         </w:rPr>
         <w:t>Challenge 2: Large Number of Statistical Outliers</w:t>
       </w:r>
@@ -7684,19 +8296,17 @@
         <w:jc w:val="both"/>
         <w:rPr>
           <w:rFonts w:ascii="Times New Roman" w:hAnsi="Times New Roman" w:cs="Times New Roman"/>
-        </w:rPr>
-      </w:pPr>
-      <w:r>
-        <w:rPr>
-          <w:rFonts w:ascii="Times New Roman" w:hAnsi="Times New Roman" w:cs="Times New Roman"/>
-        </w:rPr>
-        <w:t>The IQR method identified several thousand observation</w:t>
-      </w:r>
-      <w:r>
-        <w:rPr>
-          <w:rFonts w:ascii="Times New Roman" w:hAnsi="Times New Roman" w:cs="Times New Roman"/>
-        </w:rPr>
-        <w:t>s as outliers.</w:t>
+          <w:sz w:val="24"/>
+          <w:szCs w:val="24"/>
+        </w:rPr>
+      </w:pPr>
+      <w:r>
+        <w:rPr>
+          <w:rFonts w:ascii="Times New Roman" w:hAnsi="Times New Roman" w:cs="Times New Roman"/>
+          <w:sz w:val="24"/>
+          <w:szCs w:val="24"/>
+        </w:rPr>
+        <w:t>The IQR method identified several thousand observations as outliers.</w:t>
       </w:r>
     </w:p>
     <w:p>
@@ -7704,6 +8314,8 @@
         <w:spacing w:after="160"/>
         <w:rPr>
           <w:rFonts w:ascii="Times New Roman" w:hAnsi="Times New Roman" w:cs="Times New Roman"/>
+          <w:sz w:val="24"/>
+          <w:szCs w:val="24"/>
         </w:rPr>
       </w:pPr>
       <w:r>
@@ -7711,12 +8323,16 @@
           <w:rFonts w:ascii="Times New Roman" w:hAnsi="Times New Roman" w:cs="Times New Roman"/>
           <w:b/>
           <w:bCs/>
+          <w:sz w:val="24"/>
+          <w:szCs w:val="24"/>
         </w:rPr>
         <w:t xml:space="preserve">Solution: </w:t>
       </w:r>
       <w:r>
         <w:rPr>
           <w:rFonts w:ascii="Times New Roman" w:hAnsi="Times New Roman" w:cs="Times New Roman"/>
+          <w:sz w:val="24"/>
+          <w:szCs w:val="24"/>
         </w:rPr>
         <w:t>A detailed review determined that these observations represented genuine agricultural variability rather than erroneous data. Consequently, the outliers were retained to preserve meaningful information.</w:t>
       </w:r>
@@ -7727,6 +8343,8 @@
         <w:spacing w:before="260" w:after="140"/>
         <w:rPr>
           <w:rFonts w:ascii="Times New Roman" w:hAnsi="Times New Roman" w:cs="Times New Roman"/>
+          <w:sz w:val="28"/>
+          <w:szCs w:val="28"/>
         </w:rPr>
       </w:pPr>
       <w:r>
@@ -7735,21 +8353,77 @@
           <w:b/>
           <w:bCs/>
           <w:color w:val="000000"/>
-          <w:sz w:val="25"/>
-          <w:szCs w:val="25"/>
-        </w:rPr>
-        <w:t>Challenge 3: Categorical Dat</w:t>
-      </w:r>
+          <w:sz w:val="28"/>
+          <w:szCs w:val="28"/>
+        </w:rPr>
+        <w:t>Challenge 3: Categorical Data Consistency</w:t>
+      </w:r>
+    </w:p>
+    <w:p>
+      <w:pPr>
+        <w:spacing w:after="160" w:line="300" w:lineRule="auto"/>
+        <w:jc w:val="both"/>
+        <w:rPr>
+          <w:rFonts w:ascii="Times New Roman" w:hAnsi="Times New Roman" w:cs="Times New Roman"/>
+          <w:sz w:val="24"/>
+          <w:szCs w:val="24"/>
+        </w:rPr>
+      </w:pPr>
+      <w:r>
+        <w:rPr>
+          <w:rFonts w:ascii="Times New Roman" w:hAnsi="Times New Roman" w:cs="Times New Roman"/>
+          <w:sz w:val="24"/>
+          <w:szCs w:val="24"/>
+        </w:rPr>
+        <w:t>Minor formatting inconsistencies such as whitespace and capitalization could potentially create duplicate categories.</w:t>
+      </w:r>
+    </w:p>
+    <w:p>
+      <w:pPr>
+        <w:spacing w:after="160"/>
+        <w:rPr>
+          <w:rFonts w:ascii="Times New Roman" w:hAnsi="Times New Roman" w:cs="Times New Roman"/>
+          <w:sz w:val="24"/>
+          <w:szCs w:val="24"/>
+        </w:rPr>
+      </w:pPr>
+      <w:r>
+        <w:rPr>
+          <w:rFonts w:ascii="Times New Roman" w:hAnsi="Times New Roman" w:cs="Times New Roman"/>
+          <w:b/>
+          <w:bCs/>
+          <w:sz w:val="24"/>
+          <w:szCs w:val="24"/>
+        </w:rPr>
+        <w:t xml:space="preserve">Solution: </w:t>
+      </w:r>
+      <w:r>
+        <w:rPr>
+          <w:rFonts w:ascii="Times New Roman" w:hAnsi="Times New Roman" w:cs="Times New Roman"/>
+          <w:sz w:val="24"/>
+          <w:szCs w:val="24"/>
+        </w:rPr>
+        <w:t>Text standardization techniques were applied to ensure consistent formatting across all categorical variables.</w:t>
+      </w:r>
+    </w:p>
+    <w:p>
+      <w:pPr>
+        <w:pStyle w:val="Heading1"/>
+        <w:spacing w:before="360" w:after="200"/>
+        <w:rPr>
+          <w:rFonts w:ascii="Times New Roman" w:hAnsi="Times New Roman" w:cs="Times New Roman"/>
+          <w:sz w:val="36"/>
+          <w:szCs w:val="36"/>
+        </w:rPr>
+      </w:pPr>
       <w:r>
         <w:rPr>
           <w:rFonts w:ascii="Times New Roman" w:hAnsi="Times New Roman" w:cs="Times New Roman"/>
           <w:b/>
           <w:bCs/>
           <w:color w:val="000000"/>
-          <w:sz w:val="25"/>
-          <w:szCs w:val="25"/>
-        </w:rPr>
-        <w:t>a Consistency</w:t>
+        </w:rPr>
+        <w:t>18. Results Obtained</w:t>
       </w:r>
     </w:p>
     <w:p>
@@ -7758,66 +8432,17 @@
         <w:jc w:val="both"/>
         <w:rPr>
           <w:rFonts w:ascii="Times New Roman" w:hAnsi="Times New Roman" w:cs="Times New Roman"/>
-        </w:rPr>
-      </w:pPr>
-      <w:r>
-        <w:rPr>
-          <w:rFonts w:ascii="Times New Roman" w:hAnsi="Times New Roman" w:cs="Times New Roman"/>
-        </w:rPr>
-        <w:t>Minor formatting inconsistencies such as whitespace and capitalization could potentially create duplicate categories.</w:t>
-      </w:r>
-    </w:p>
-    <w:p>
-      <w:pPr>
-        <w:spacing w:after="160"/>
-        <w:rPr>
-          <w:rFonts w:ascii="Times New Roman" w:hAnsi="Times New Roman" w:cs="Times New Roman"/>
-        </w:rPr>
-      </w:pPr>
-      <w:r>
-        <w:rPr>
-          <w:rFonts w:ascii="Times New Roman" w:hAnsi="Times New Roman" w:cs="Times New Roman"/>
-          <w:b/>
-          <w:bCs/>
-        </w:rPr>
-        <w:t xml:space="preserve">Solution: </w:t>
-      </w:r>
-      <w:r>
-        <w:rPr>
-          <w:rFonts w:ascii="Times New Roman" w:hAnsi="Times New Roman" w:cs="Times New Roman"/>
-        </w:rPr>
-        <w:t>Text standardization techniques were applied to ensure consistent formatting across all categorical variables.</w:t>
-      </w:r>
-    </w:p>
-    <w:p>
-      <w:pPr>
-        <w:pStyle w:val="Heading1"/>
-        <w:spacing w:before="360" w:after="200"/>
-        <w:rPr>
-          <w:rFonts w:ascii="Times New Roman" w:hAnsi="Times New Roman" w:cs="Times New Roman"/>
-        </w:rPr>
-      </w:pPr>
-      <w:r>
-        <w:rPr>
-          <w:rFonts w:ascii="Times New Roman" w:hAnsi="Times New Roman" w:cs="Times New Roman"/>
-          <w:b/>
-          <w:bCs/>
-          <w:color w:val="000000"/>
-          <w:sz w:val="30"/>
-          <w:szCs w:val="30"/>
-        </w:rPr>
-        <w:t>18.</w:t>
-      </w:r>
-      <w:r>
-        <w:rPr>
-          <w:rFonts w:ascii="Times New Roman" w:hAnsi="Times New Roman" w:cs="Times New Roman"/>
-          <w:b/>
-          <w:bCs/>
-          <w:color w:val="000000"/>
-          <w:sz w:val="30"/>
-          <w:szCs w:val="30"/>
-        </w:rPr>
-        <w:t xml:space="preserve"> Results Obtained</w:t>
+          <w:sz w:val="24"/>
+          <w:szCs w:val="24"/>
+        </w:rPr>
+      </w:pPr>
+      <w:r>
+        <w:rPr>
+          <w:rFonts w:ascii="Times New Roman" w:hAnsi="Times New Roman" w:cs="Times New Roman"/>
+          <w:sz w:val="24"/>
+          <w:szCs w:val="24"/>
+        </w:rPr>
+        <w:t>The preprocessing pipeline successfully prepared the agricultural dataset for further analysis.</w:t>
       </w:r>
     </w:p>
     <w:p>
@@ -7826,26 +8451,15 @@
         <w:jc w:val="both"/>
         <w:rPr>
           <w:rFonts w:ascii="Times New Roman" w:hAnsi="Times New Roman" w:cs="Times New Roman"/>
-        </w:rPr>
-      </w:pPr>
-      <w:r>
-        <w:rPr>
-          <w:rFonts w:ascii="Times New Roman" w:hAnsi="Times New Roman" w:cs="Times New Roman"/>
-        </w:rPr>
-        <w:t>The preprocessing pipeline successfully prepared the agricultural dataset for further analysis.</w:t>
-      </w:r>
-    </w:p>
-    <w:p>
-      <w:pPr>
-        <w:spacing w:after="160" w:line="300" w:lineRule="auto"/>
-        <w:jc w:val="both"/>
-        <w:rPr>
-          <w:rFonts w:ascii="Times New Roman" w:hAnsi="Times New Roman" w:cs="Times New Roman"/>
-        </w:rPr>
-      </w:pPr>
-      <w:r>
-        <w:rPr>
-          <w:rFonts w:ascii="Times New Roman" w:hAnsi="Times New Roman" w:cs="Times New Roman"/>
+          <w:sz w:val="24"/>
+          <w:szCs w:val="24"/>
+        </w:rPr>
+      </w:pPr>
+      <w:r>
+        <w:rPr>
+          <w:rFonts w:ascii="Times New Roman" w:hAnsi="Times New Roman" w:cs="Times New Roman"/>
+          <w:sz w:val="24"/>
+          <w:szCs w:val="24"/>
         </w:rPr>
         <w:t>The following outcomes were achieved:</w:t>
       </w:r>
@@ -7860,11 +8474,15 @@
         <w:spacing w:after="100"/>
         <w:rPr>
           <w:rFonts w:ascii="Times New Roman" w:hAnsi="Times New Roman" w:cs="Times New Roman"/>
-        </w:rPr>
-      </w:pPr>
-      <w:r>
-        <w:rPr>
-          <w:rFonts w:ascii="Times New Roman" w:hAnsi="Times New Roman" w:cs="Times New Roman"/>
+          <w:sz w:val="24"/>
+          <w:szCs w:val="24"/>
+        </w:rPr>
+      </w:pPr>
+      <w:r>
+        <w:rPr>
+          <w:rFonts w:ascii="Times New Roman" w:hAnsi="Times New Roman" w:cs="Times New Roman"/>
+          <w:sz w:val="24"/>
+          <w:szCs w:val="24"/>
         </w:rPr>
         <w:t>Successfully imported and validated the dataset.</w:t>
       </w:r>
@@ -7879,11 +8497,15 @@
         <w:spacing w:after="100"/>
         <w:rPr>
           <w:rFonts w:ascii="Times New Roman" w:hAnsi="Times New Roman" w:cs="Times New Roman"/>
-        </w:rPr>
-      </w:pPr>
-      <w:r>
-        <w:rPr>
-          <w:rFonts w:ascii="Times New Roman" w:hAnsi="Times New Roman" w:cs="Times New Roman"/>
+          <w:sz w:val="24"/>
+          <w:szCs w:val="24"/>
+        </w:rPr>
+      </w:pPr>
+      <w:r>
+        <w:rPr>
+          <w:rFonts w:ascii="Times New Roman" w:hAnsi="Times New Roman" w:cs="Times New Roman"/>
+          <w:sz w:val="24"/>
+          <w:szCs w:val="24"/>
         </w:rPr>
         <w:t>Verified the presence of 19,689 observations and 10 features.</w:t>
       </w:r>
@@ -7898,11 +8520,15 @@
         <w:spacing w:after="100"/>
         <w:rPr>
           <w:rFonts w:ascii="Times New Roman" w:hAnsi="Times New Roman" w:cs="Times New Roman"/>
-        </w:rPr>
-      </w:pPr>
-      <w:r>
-        <w:rPr>
-          <w:rFonts w:ascii="Times New Roman" w:hAnsi="Times New Roman" w:cs="Times New Roman"/>
+          <w:sz w:val="24"/>
+          <w:szCs w:val="24"/>
+        </w:rPr>
+      </w:pPr>
+      <w:r>
+        <w:rPr>
+          <w:rFonts w:ascii="Times New Roman" w:hAnsi="Times New Roman" w:cs="Times New Roman"/>
+          <w:sz w:val="24"/>
+          <w:szCs w:val="24"/>
         </w:rPr>
         <w:t>Confirmed that the dataset contains no missing values.</w:t>
       </w:r>
@@ -7917,11 +8543,15 @@
         <w:spacing w:after="100"/>
         <w:rPr>
           <w:rFonts w:ascii="Times New Roman" w:hAnsi="Times New Roman" w:cs="Times New Roman"/>
-        </w:rPr>
-      </w:pPr>
-      <w:r>
-        <w:rPr>
-          <w:rFonts w:ascii="Times New Roman" w:hAnsi="Times New Roman" w:cs="Times New Roman"/>
+          <w:sz w:val="24"/>
+          <w:szCs w:val="24"/>
+        </w:rPr>
+      </w:pPr>
+      <w:r>
+        <w:rPr>
+          <w:rFonts w:ascii="Times New Roman" w:hAnsi="Times New Roman" w:cs="Times New Roman"/>
+          <w:sz w:val="24"/>
+          <w:szCs w:val="24"/>
         </w:rPr>
         <w:t>Confirmed that no duplicate records exist.</w:t>
       </w:r>
@@ -7936,11 +8566,15 @@
         <w:spacing w:after="100"/>
         <w:rPr>
           <w:rFonts w:ascii="Times New Roman" w:hAnsi="Times New Roman" w:cs="Times New Roman"/>
-        </w:rPr>
-      </w:pPr>
-      <w:r>
-        <w:rPr>
-          <w:rFonts w:ascii="Times New Roman" w:hAnsi="Times New Roman" w:cs="Times New Roman"/>
+          <w:sz w:val="24"/>
+          <w:szCs w:val="24"/>
+        </w:rPr>
+      </w:pPr>
+      <w:r>
+        <w:rPr>
+          <w:rFonts w:ascii="Times New Roman" w:hAnsi="Times New Roman" w:cs="Times New Roman"/>
+          <w:sz w:val="24"/>
+          <w:szCs w:val="24"/>
         </w:rPr>
         <w:t>Standardized all categorical variables.</w:t>
       </w:r>
@@ -7955,11 +8589,15 @@
         <w:spacing w:after="100"/>
         <w:rPr>
           <w:rFonts w:ascii="Times New Roman" w:hAnsi="Times New Roman" w:cs="Times New Roman"/>
-        </w:rPr>
-      </w:pPr>
-      <w:r>
-        <w:rPr>
-          <w:rFonts w:ascii="Times New Roman" w:hAnsi="Times New Roman" w:cs="Times New Roman"/>
+          <w:sz w:val="24"/>
+          <w:szCs w:val="24"/>
+        </w:rPr>
+      </w:pPr>
+      <w:r>
+        <w:rPr>
+          <w:rFonts w:ascii="Times New Roman" w:hAnsi="Times New Roman" w:cs="Times New Roman"/>
+          <w:sz w:val="24"/>
+          <w:szCs w:val="24"/>
         </w:rPr>
         <w:t>Verified appropriate data types for all attributes.</w:t>
       </w:r>
@@ -7974,19 +8612,17 @@
         <w:spacing w:after="100"/>
         <w:rPr>
           <w:rFonts w:ascii="Times New Roman" w:hAnsi="Times New Roman" w:cs="Times New Roman"/>
-        </w:rPr>
-      </w:pPr>
-      <w:r>
-        <w:rPr>
-          <w:rFonts w:ascii="Times New Roman" w:hAnsi="Times New Roman" w:cs="Times New Roman"/>
-        </w:rPr>
-        <w:t>Conf</w:t>
-      </w:r>
-      <w:r>
-        <w:rPr>
-          <w:rFonts w:ascii="Times New Roman" w:hAnsi="Times New Roman" w:cs="Times New Roman"/>
-        </w:rPr>
-        <w:t>irmed the absence of invalid numerical values.</w:t>
+          <w:sz w:val="24"/>
+          <w:szCs w:val="24"/>
+        </w:rPr>
+      </w:pPr>
+      <w:r>
+        <w:rPr>
+          <w:rFonts w:ascii="Times New Roman" w:hAnsi="Times New Roman" w:cs="Times New Roman"/>
+          <w:sz w:val="24"/>
+          <w:szCs w:val="24"/>
+        </w:rPr>
+        <w:t>Confirmed the absence of invalid numerical values.</w:t>
       </w:r>
     </w:p>
     <w:p>
@@ -7999,11 +8635,15 @@
         <w:spacing w:after="100"/>
         <w:rPr>
           <w:rFonts w:ascii="Times New Roman" w:hAnsi="Times New Roman" w:cs="Times New Roman"/>
-        </w:rPr>
-      </w:pPr>
-      <w:r>
-        <w:rPr>
-          <w:rFonts w:ascii="Times New Roman" w:hAnsi="Times New Roman" w:cs="Times New Roman"/>
+          <w:sz w:val="24"/>
+          <w:szCs w:val="24"/>
+        </w:rPr>
+      </w:pPr>
+      <w:r>
+        <w:rPr>
+          <w:rFonts w:ascii="Times New Roman" w:hAnsi="Times New Roman" w:cs="Times New Roman"/>
+          <w:sz w:val="24"/>
+          <w:szCs w:val="24"/>
         </w:rPr>
         <w:t>Detected statistical outliers using the IQR method.</w:t>
       </w:r>
@@ -8018,11 +8658,15 @@
         <w:spacing w:after="100"/>
         <w:rPr>
           <w:rFonts w:ascii="Times New Roman" w:hAnsi="Times New Roman" w:cs="Times New Roman"/>
-        </w:rPr>
-      </w:pPr>
-      <w:r>
-        <w:rPr>
-          <w:rFonts w:ascii="Times New Roman" w:hAnsi="Times New Roman" w:cs="Times New Roman"/>
+          <w:sz w:val="24"/>
+          <w:szCs w:val="24"/>
+        </w:rPr>
+      </w:pPr>
+      <w:r>
+        <w:rPr>
+          <w:rFonts w:ascii="Times New Roman" w:hAnsi="Times New Roman" w:cs="Times New Roman"/>
+          <w:sz w:val="24"/>
+          <w:szCs w:val="24"/>
         </w:rPr>
         <w:t>Retained genuine outliers after validation.</w:t>
       </w:r>
@@ -8037,11 +8681,15 @@
         <w:spacing w:after="100"/>
         <w:rPr>
           <w:rFonts w:ascii="Times New Roman" w:hAnsi="Times New Roman" w:cs="Times New Roman"/>
-        </w:rPr>
-      </w:pPr>
-      <w:r>
-        <w:rPr>
-          <w:rFonts w:ascii="Times New Roman" w:hAnsi="Times New Roman" w:cs="Times New Roman"/>
+          <w:sz w:val="24"/>
+          <w:szCs w:val="24"/>
+        </w:rPr>
+      </w:pPr>
+      <w:r>
+        <w:rPr>
+          <w:rFonts w:ascii="Times New Roman" w:hAnsi="Times New Roman" w:cs="Times New Roman"/>
+          <w:sz w:val="24"/>
+          <w:szCs w:val="24"/>
         </w:rPr>
         <w:t>Generated descriptive statistical summaries.</w:t>
       </w:r>
@@ -8056,11 +8704,15 @@
         <w:spacing w:after="100"/>
         <w:rPr>
           <w:rFonts w:ascii="Times New Roman" w:hAnsi="Times New Roman" w:cs="Times New Roman"/>
-        </w:rPr>
-      </w:pPr>
-      <w:r>
-        <w:rPr>
-          <w:rFonts w:ascii="Times New Roman" w:hAnsi="Times New Roman" w:cs="Times New Roman"/>
+          <w:sz w:val="24"/>
+          <w:szCs w:val="24"/>
+        </w:rPr>
+      </w:pPr>
+      <w:r>
+        <w:rPr>
+          <w:rFonts w:ascii="Times New Roman" w:hAnsi="Times New Roman" w:cs="Times New Roman"/>
+          <w:sz w:val="24"/>
+          <w:szCs w:val="24"/>
         </w:rPr>
         <w:t>Assessed overall dataset quality with a score of 99.5/100.</w:t>
       </w:r>
@@ -8075,11 +8727,15 @@
         <w:spacing w:after="100"/>
         <w:rPr>
           <w:rFonts w:ascii="Times New Roman" w:hAnsi="Times New Roman" w:cs="Times New Roman"/>
-        </w:rPr>
-      </w:pPr>
-      <w:r>
-        <w:rPr>
-          <w:rFonts w:ascii="Times New Roman" w:hAnsi="Times New Roman" w:cs="Times New Roman"/>
+          <w:sz w:val="24"/>
+          <w:szCs w:val="24"/>
+        </w:rPr>
+      </w:pPr>
+      <w:r>
+        <w:rPr>
+          <w:rFonts w:ascii="Times New Roman" w:hAnsi="Times New Roman" w:cs="Times New Roman"/>
+          <w:sz w:val="24"/>
+          <w:szCs w:val="24"/>
         </w:rPr>
         <w:t>Exported the cleaned dataset for subsequent project stages.</w:t>
       </w:r>
@@ -8090,11 +8746,15 @@
         <w:jc w:val="both"/>
         <w:rPr>
           <w:rFonts w:ascii="Times New Roman" w:hAnsi="Times New Roman" w:cs="Times New Roman"/>
-        </w:rPr>
-      </w:pPr>
-      <w:r>
-        <w:rPr>
-          <w:rFonts w:ascii="Times New Roman" w:hAnsi="Times New Roman" w:cs="Times New Roman"/>
+          <w:sz w:val="24"/>
+          <w:szCs w:val="24"/>
+        </w:rPr>
+      </w:pPr>
+      <w:r>
+        <w:rPr>
+          <w:rFonts w:ascii="Times New Roman" w:hAnsi="Times New Roman" w:cs="Times New Roman"/>
+          <w:sz w:val="24"/>
+          <w:szCs w:val="24"/>
         </w:rPr>
         <w:t>These preprocessing steps ensured that the dataset is accurate, consistent, and ready for exploratory data analysis in Week 2.</w:t>
       </w:r>
@@ -8105,6 +8765,8 @@
         <w:spacing w:before="360" w:after="200"/>
         <w:rPr>
           <w:rFonts w:ascii="Times New Roman" w:hAnsi="Times New Roman" w:cs="Times New Roman"/>
+          <w:sz w:val="36"/>
+          <w:szCs w:val="36"/>
         </w:rPr>
       </w:pPr>
       <w:r>
@@ -8113,9 +8775,8 @@
           <w:b/>
           <w:bCs/>
           <w:color w:val="000000"/>
-          <w:sz w:val="30"/>
-          <w:szCs w:val="30"/>
-        </w:rPr>
+        </w:rPr>
+        <w:lastRenderedPageBreak/>
         <w:t>19. Conclusion</w:t>
       </w:r>
     </w:p>
@@ -8125,19 +8786,26 @@
         <w:jc w:val="both"/>
         <w:rPr>
           <w:rFonts w:ascii="Times New Roman" w:hAnsi="Times New Roman" w:cs="Times New Roman"/>
-        </w:rPr>
-      </w:pPr>
-      <w:r>
-        <w:rPr>
-          <w:rFonts w:ascii="Times New Roman" w:hAnsi="Times New Roman" w:cs="Times New Roman"/>
-        </w:rPr>
-        <w:t>Week 1 focused on collecting, validating, and preproce</w:t>
-      </w:r>
-      <w:r>
-        <w:rPr>
-          <w:rFonts w:ascii="Times New Roman" w:hAnsi="Times New Roman" w:cs="Times New Roman"/>
-        </w:rPr>
-        <w:t>ssing a real-world agricultural dataset for machine learning applications.</w:t>
+          <w:sz w:val="24"/>
+          <w:szCs w:val="24"/>
+        </w:rPr>
+      </w:pPr>
+      <w:r>
+        <w:rPr>
+          <w:rFonts w:ascii="Times New Roman" w:hAnsi="Times New Roman" w:cs="Times New Roman"/>
+          <w:sz w:val="24"/>
+          <w:szCs w:val="24"/>
+          <w:u w:val="single"/>
+        </w:rPr>
+        <w:t>Week 1</w:t>
+      </w:r>
+      <w:r>
+        <w:rPr>
+          <w:rFonts w:ascii="Times New Roman" w:hAnsi="Times New Roman" w:cs="Times New Roman"/>
+          <w:sz w:val="24"/>
+          <w:szCs w:val="24"/>
+        </w:rPr>
+        <w:t xml:space="preserve"> focused on collecting, validating, and preprocessing a real-world agricultural dataset for machine learning applications.</w:t>
       </w:r>
     </w:p>
     <w:p>
@@ -8146,20 +8814,17 @@
         <w:jc w:val="both"/>
         <w:rPr>
           <w:rFonts w:ascii="Times New Roman" w:hAnsi="Times New Roman" w:cs="Times New Roman"/>
-        </w:rPr>
-      </w:pPr>
-      <w:r>
-        <w:rPr>
-          <w:rFonts w:ascii="Times New Roman" w:hAnsi="Times New Roman" w:cs="Times New Roman"/>
-        </w:rPr>
-        <w:lastRenderedPageBreak/>
-        <w:t xml:space="preserve">The preprocessing pipeline confirmed that the dataset possesses excellent overall quality, with no missing values, duplicate records, or invalid numerical observations. Statistical </w:t>
-      </w:r>
-      <w:r>
-        <w:rPr>
-          <w:rFonts w:ascii="Times New Roman" w:hAnsi="Times New Roman" w:cs="Times New Roman"/>
-        </w:rPr>
-        <w:t>analysis identified naturally occurring outliers associated with agricultural diversity across different states and crop types. These observations were retained after careful evaluation to preserve meaningful information.</w:t>
+          <w:sz w:val="24"/>
+          <w:szCs w:val="24"/>
+        </w:rPr>
+      </w:pPr>
+      <w:r>
+        <w:rPr>
+          <w:rFonts w:ascii="Times New Roman" w:hAnsi="Times New Roman" w:cs="Times New Roman"/>
+          <w:sz w:val="24"/>
+          <w:szCs w:val="24"/>
+        </w:rPr>
+        <w:t>The preprocessing pipeline confirmed that the dataset possesses excellent overall quality, with no missing values, duplicate records, or invalid numerical observations. Statistical analysis identified naturally occurring outliers associated with agricultural diversity across different states and crop types. These observations were retained after careful evaluation to preserve meaningful information.</w:t>
       </w:r>
     </w:p>
     <w:p>
@@ -8168,19 +8833,17 @@
         <w:jc w:val="both"/>
         <w:rPr>
           <w:rFonts w:ascii="Times New Roman" w:hAnsi="Times New Roman" w:cs="Times New Roman"/>
-        </w:rPr>
-      </w:pPr>
-      <w:r>
-        <w:rPr>
-          <w:rFonts w:ascii="Times New Roman" w:hAnsi="Times New Roman" w:cs="Times New Roman"/>
-        </w:rPr>
-        <w:t>The successful completion of the p</w:t>
-      </w:r>
-      <w:r>
-        <w:rPr>
-          <w:rFonts w:ascii="Times New Roman" w:hAnsi="Times New Roman" w:cs="Times New Roman"/>
-        </w:rPr>
-        <w:t>reprocessing stage establishes a reliable foundation for the remaining phases of the project, including exploratory data analysis, predictive modelling, and business-oriented recommendations.</w:t>
+          <w:sz w:val="24"/>
+          <w:szCs w:val="24"/>
+        </w:rPr>
+      </w:pPr>
+      <w:r>
+        <w:rPr>
+          <w:rFonts w:ascii="Times New Roman" w:hAnsi="Times New Roman" w:cs="Times New Roman"/>
+          <w:sz w:val="24"/>
+          <w:szCs w:val="24"/>
+        </w:rPr>
+        <w:t>The successful completion of the preprocessing stage establishes a reliable foundation for the remaining phases of the project, including exploratory data analysis, predictive modelling, and business-oriented recommendations.</w:t>
       </w:r>
     </w:p>
     <w:p>
@@ -8189,19 +8852,17 @@
         <w:jc w:val="both"/>
         <w:rPr>
           <w:rFonts w:ascii="Times New Roman" w:hAnsi="Times New Roman" w:cs="Times New Roman"/>
-        </w:rPr>
-      </w:pPr>
-      <w:r>
-        <w:rPr>
-          <w:rFonts w:ascii="Times New Roman" w:hAnsi="Times New Roman" w:cs="Times New Roman"/>
-        </w:rPr>
-        <w:t xml:space="preserve">The cleaned dataset generated during this stage will be used as </w:t>
-      </w:r>
-      <w:r>
-        <w:rPr>
-          <w:rFonts w:ascii="Times New Roman" w:hAnsi="Times New Roman" w:cs="Times New Roman"/>
-        </w:rPr>
-        <w:t>the primary dataset throughout the subsequent weeks of the internship.</w:t>
+          <w:sz w:val="24"/>
+          <w:szCs w:val="24"/>
+        </w:rPr>
+      </w:pPr>
+      <w:r>
+        <w:rPr>
+          <w:rFonts w:ascii="Times New Roman" w:hAnsi="Times New Roman" w:cs="Times New Roman"/>
+          <w:sz w:val="24"/>
+          <w:szCs w:val="24"/>
+        </w:rPr>
+        <w:t>The cleaned dataset generated during this stage will be used as the primary dataset throughout the subsequent weeks of the internship.</w:t>
       </w:r>
     </w:p>
     <w:p>
@@ -8210,6 +8871,8 @@
         <w:spacing w:before="360" w:after="200"/>
         <w:rPr>
           <w:rFonts w:ascii="Times New Roman" w:hAnsi="Times New Roman" w:cs="Times New Roman"/>
+          <w:sz w:val="36"/>
+          <w:szCs w:val="36"/>
         </w:rPr>
       </w:pPr>
       <w:r>
@@ -8218,8 +8881,6 @@
           <w:b/>
           <w:bCs/>
           <w:color w:val="000000"/>
-          <w:sz w:val="30"/>
-          <w:szCs w:val="30"/>
         </w:rPr>
         <w:t>20. GitHub Repository</w:t>
       </w:r>
@@ -8230,19 +8891,17 @@
         <w:jc w:val="both"/>
         <w:rPr>
           <w:rFonts w:ascii="Times New Roman" w:hAnsi="Times New Roman" w:cs="Times New Roman"/>
-        </w:rPr>
-      </w:pPr>
-      <w:r>
-        <w:rPr>
-          <w:rFonts w:ascii="Times New Roman" w:hAnsi="Times New Roman" w:cs="Times New Roman"/>
-        </w:rPr>
-        <w:t>The complete project, including the preprocessing notebook, cleaned dataset, reports, and future machine learning models, is maintained in a structured GitHub repo</w:t>
-      </w:r>
-      <w:r>
-        <w:rPr>
-          <w:rFonts w:ascii="Times New Roman" w:hAnsi="Times New Roman" w:cs="Times New Roman"/>
-        </w:rPr>
-        <w:t>sitory.</w:t>
+          <w:sz w:val="24"/>
+          <w:szCs w:val="24"/>
+        </w:rPr>
+      </w:pPr>
+      <w:r>
+        <w:rPr>
+          <w:rFonts w:ascii="Times New Roman" w:hAnsi="Times New Roman" w:cs="Times New Roman"/>
+          <w:sz w:val="24"/>
+          <w:szCs w:val="24"/>
+        </w:rPr>
+        <w:t>The complete project, including the preprocessing notebook, cleaned dataset, reports, and future machine learning models, is maintained in a structured GitHub repository.</w:t>
       </w:r>
     </w:p>
     <w:p>
@@ -8250,6 +8909,8 @@
         <w:spacing w:after="120"/>
         <w:rPr>
           <w:rFonts w:ascii="Times New Roman" w:hAnsi="Times New Roman" w:cs="Times New Roman"/>
+          <w:sz w:val="24"/>
+          <w:szCs w:val="24"/>
         </w:rPr>
       </w:pPr>
       <w:r>
@@ -8257,12 +8918,16 @@
           <w:rFonts w:ascii="Times New Roman" w:hAnsi="Times New Roman" w:cs="Times New Roman"/>
           <w:b/>
           <w:bCs/>
+          <w:sz w:val="24"/>
+          <w:szCs w:val="24"/>
         </w:rPr>
         <w:t xml:space="preserve">Repository Name: </w:t>
       </w:r>
       <w:r>
         <w:rPr>
           <w:rFonts w:ascii="Times New Roman" w:hAnsi="Times New Roman" w:cs="Times New Roman"/>
+          <w:sz w:val="24"/>
+          <w:szCs w:val="24"/>
         </w:rPr>
         <w:t>Machine-Learning-Data-Analyst-Internship</w:t>
       </w:r>
@@ -8273,6 +8938,8 @@
         <w:spacing w:before="260" w:after="140"/>
         <w:rPr>
           <w:rFonts w:ascii="Times New Roman" w:hAnsi="Times New Roman" w:cs="Times New Roman"/>
+          <w:sz w:val="28"/>
+          <w:szCs w:val="28"/>
         </w:rPr>
       </w:pPr>
       <w:r>
@@ -8281,8 +8948,8 @@
           <w:b/>
           <w:bCs/>
           <w:color w:val="000000"/>
-          <w:sz w:val="25"/>
-          <w:szCs w:val="25"/>
+          <w:sz w:val="28"/>
+          <w:szCs w:val="28"/>
         </w:rPr>
         <w:t>Project Folder Structure</w:t>
       </w:r>
@@ -8297,11 +8964,15 @@
         <w:spacing w:after="100"/>
         <w:rPr>
           <w:rFonts w:ascii="Times New Roman" w:hAnsi="Times New Roman" w:cs="Times New Roman"/>
-        </w:rPr>
-      </w:pPr>
-      <w:r>
-        <w:rPr>
-          <w:rFonts w:ascii="Times New Roman" w:hAnsi="Times New Roman" w:cs="Times New Roman"/>
+          <w:sz w:val="24"/>
+          <w:szCs w:val="24"/>
+        </w:rPr>
+      </w:pPr>
+      <w:r>
+        <w:rPr>
+          <w:rFonts w:ascii="Times New Roman" w:hAnsi="Times New Roman" w:cs="Times New Roman"/>
+          <w:sz w:val="24"/>
+          <w:szCs w:val="24"/>
         </w:rPr>
         <w:t>data/</w:t>
       </w:r>
@@ -8316,11 +8987,15 @@
         <w:spacing w:after="100"/>
         <w:rPr>
           <w:rFonts w:ascii="Times New Roman" w:hAnsi="Times New Roman" w:cs="Times New Roman"/>
-        </w:rPr>
-      </w:pPr>
-      <w:r>
-        <w:rPr>
-          <w:rFonts w:ascii="Times New Roman" w:hAnsi="Times New Roman" w:cs="Times New Roman"/>
+          <w:sz w:val="24"/>
+          <w:szCs w:val="24"/>
+        </w:rPr>
+      </w:pPr>
+      <w:r>
+        <w:rPr>
+          <w:rFonts w:ascii="Times New Roman" w:hAnsi="Times New Roman" w:cs="Times New Roman"/>
+          <w:sz w:val="24"/>
+          <w:szCs w:val="24"/>
         </w:rPr>
         <w:t>notebooks/</w:t>
       </w:r>
@@ -8335,11 +9010,15 @@
         <w:spacing w:after="100"/>
         <w:rPr>
           <w:rFonts w:ascii="Times New Roman" w:hAnsi="Times New Roman" w:cs="Times New Roman"/>
-        </w:rPr>
-      </w:pPr>
-      <w:r>
-        <w:rPr>
-          <w:rFonts w:ascii="Times New Roman" w:hAnsi="Times New Roman" w:cs="Times New Roman"/>
+          <w:sz w:val="24"/>
+          <w:szCs w:val="24"/>
+        </w:rPr>
+      </w:pPr>
+      <w:r>
+        <w:rPr>
+          <w:rFonts w:ascii="Times New Roman" w:hAnsi="Times New Roman" w:cs="Times New Roman"/>
+          <w:sz w:val="24"/>
+          <w:szCs w:val="24"/>
         </w:rPr>
         <w:t>reports/</w:t>
       </w:r>
@@ -8354,11 +9033,15 @@
         <w:spacing w:after="100"/>
         <w:rPr>
           <w:rFonts w:ascii="Times New Roman" w:hAnsi="Times New Roman" w:cs="Times New Roman"/>
-        </w:rPr>
-      </w:pPr>
-      <w:r>
-        <w:rPr>
-          <w:rFonts w:ascii="Times New Roman" w:hAnsi="Times New Roman" w:cs="Times New Roman"/>
+          <w:sz w:val="24"/>
+          <w:szCs w:val="24"/>
+        </w:rPr>
+      </w:pPr>
+      <w:r>
+        <w:rPr>
+          <w:rFonts w:ascii="Times New Roman" w:hAnsi="Times New Roman" w:cs="Times New Roman"/>
+          <w:sz w:val="24"/>
+          <w:szCs w:val="24"/>
         </w:rPr>
         <w:t>images/</w:t>
       </w:r>
@@ -8373,11 +9056,15 @@
         <w:spacing w:after="100"/>
         <w:rPr>
           <w:rFonts w:ascii="Times New Roman" w:hAnsi="Times New Roman" w:cs="Times New Roman"/>
-        </w:rPr>
-      </w:pPr>
-      <w:r>
-        <w:rPr>
-          <w:rFonts w:ascii="Times New Roman" w:hAnsi="Times New Roman" w:cs="Times New Roman"/>
+          <w:sz w:val="24"/>
+          <w:szCs w:val="24"/>
+        </w:rPr>
+      </w:pPr>
+      <w:r>
+        <w:rPr>
+          <w:rFonts w:ascii="Times New Roman" w:hAnsi="Times New Roman" w:cs="Times New Roman"/>
+          <w:sz w:val="24"/>
+          <w:szCs w:val="24"/>
         </w:rPr>
         <w:t>models/</w:t>
       </w:r>
@@ -8392,11 +9079,15 @@
         <w:spacing w:after="100"/>
         <w:rPr>
           <w:rFonts w:ascii="Times New Roman" w:hAnsi="Times New Roman" w:cs="Times New Roman"/>
-        </w:rPr>
-      </w:pPr>
-      <w:r>
-        <w:rPr>
-          <w:rFonts w:ascii="Times New Roman" w:hAnsi="Times New Roman" w:cs="Times New Roman"/>
+          <w:sz w:val="24"/>
+          <w:szCs w:val="24"/>
+        </w:rPr>
+      </w:pPr>
+      <w:r>
+        <w:rPr>
+          <w:rFonts w:ascii="Times New Roman" w:hAnsi="Times New Roman" w:cs="Times New Roman"/>
+          <w:sz w:val="24"/>
+          <w:szCs w:val="24"/>
         </w:rPr>
         <w:t>README.md</w:t>
       </w:r>
@@ -8411,11 +9102,15 @@
         <w:spacing w:after="100"/>
         <w:rPr>
           <w:rFonts w:ascii="Times New Roman" w:hAnsi="Times New Roman" w:cs="Times New Roman"/>
-        </w:rPr>
-      </w:pPr>
-      <w:r>
-        <w:rPr>
-          <w:rFonts w:ascii="Times New Roman" w:hAnsi="Times New Roman" w:cs="Times New Roman"/>
+          <w:sz w:val="24"/>
+          <w:szCs w:val="24"/>
+        </w:rPr>
+      </w:pPr>
+      <w:r>
+        <w:rPr>
+          <w:rFonts w:ascii="Times New Roman" w:hAnsi="Times New Roman" w:cs="Times New Roman"/>
+          <w:sz w:val="24"/>
+          <w:szCs w:val="24"/>
         </w:rPr>
         <w:t>requirements.txt</w:t>
       </w:r>
@@ -8430,11 +9125,15 @@
         <w:spacing w:after="100"/>
         <w:rPr>
           <w:rFonts w:ascii="Times New Roman" w:hAnsi="Times New Roman" w:cs="Times New Roman"/>
-        </w:rPr>
-      </w:pPr>
-      <w:r>
-        <w:rPr>
-          <w:rFonts w:ascii="Times New Roman" w:hAnsi="Times New Roman" w:cs="Times New Roman"/>
+          <w:sz w:val="24"/>
+          <w:szCs w:val="24"/>
+        </w:rPr>
+      </w:pPr>
+      <w:r>
+        <w:rPr>
+          <w:rFonts w:ascii="Times New Roman" w:hAnsi="Times New Roman" w:cs="Times New Roman"/>
+          <w:sz w:val="24"/>
+          <w:szCs w:val="24"/>
         </w:rPr>
         <w:t>LICENSE</w:t>
       </w:r>
@@ -8445,6 +9144,8 @@
         <w:spacing w:before="260" w:after="140"/>
         <w:rPr>
           <w:rFonts w:ascii="Times New Roman" w:hAnsi="Times New Roman" w:cs="Times New Roman"/>
+          <w:sz w:val="28"/>
+          <w:szCs w:val="28"/>
         </w:rPr>
       </w:pPr>
       <w:r>
@@ -8453,8 +9154,8 @@
           <w:b/>
           <w:bCs/>
           <w:color w:val="000000"/>
-          <w:sz w:val="25"/>
-          <w:szCs w:val="25"/>
+          <w:sz w:val="28"/>
+          <w:szCs w:val="28"/>
         </w:rPr>
         <w:t>GitHub Repository Link</w:t>
       </w:r>
@@ -8465,20 +9166,50 @@
         <w:jc w:val="both"/>
         <w:rPr>
           <w:rFonts w:ascii="Times New Roman" w:hAnsi="Times New Roman" w:cs="Times New Roman"/>
-        </w:rPr>
-      </w:pPr>
-      <w:r>
-        <w:rPr>
-          <w:rFonts w:ascii="Times New Roman" w:hAnsi="Times New Roman" w:cs="Times New Roman"/>
-        </w:rPr>
-        <w:t>https://github.com/samruddhi042/Machine-Learning-Data-Analyst-Int</w:t>
-      </w:r>
-      <w:r>
-        <w:rPr>
-          <w:rFonts w:ascii="Times New Roman" w:hAnsi="Times New Roman" w:cs="Times New Roman"/>
-        </w:rPr>
-        <w:t>ernship</w:t>
-      </w:r>
+          <w:sz w:val="24"/>
+          <w:szCs w:val="24"/>
+        </w:rPr>
+      </w:pPr>
+      <w:hyperlink r:id="rId18" w:history="1">
+        <w:r>
+          <w:rPr>
+            <w:rStyle w:val="Hyperlink"/>
+            <w:rFonts w:ascii="Times New Roman" w:hAnsi="Times New Roman" w:cs="Times New Roman"/>
+            <w:sz w:val="24"/>
+            <w:szCs w:val="24"/>
+          </w:rPr>
+          <w:t>https://github.com/samruddhi042/Machine-Learning-Data-</w:t>
+        </w:r>
+        <w:r>
+          <w:rPr>
+            <w:rStyle w:val="Hyperlink"/>
+            <w:rFonts w:ascii="Times New Roman" w:hAnsi="Times New Roman" w:cs="Times New Roman"/>
+            <w:sz w:val="24"/>
+            <w:szCs w:val="24"/>
+          </w:rPr>
+          <w:t>A</w:t>
+        </w:r>
+        <w:r>
+          <w:rPr>
+            <w:rStyle w:val="Hyperlink"/>
+            <w:rFonts w:ascii="Times New Roman" w:hAnsi="Times New Roman" w:cs="Times New Roman"/>
+            <w:sz w:val="24"/>
+            <w:szCs w:val="24"/>
+          </w:rPr>
+          <w:t>nalyst-Internship</w:t>
+        </w:r>
+      </w:hyperlink>
+    </w:p>
+    <w:p>
+      <w:pPr>
+        <w:spacing w:after="160" w:line="300" w:lineRule="auto"/>
+        <w:jc w:val="both"/>
+        <w:rPr>
+          <w:rFonts w:ascii="Times New Roman" w:hAnsi="Times New Roman" w:cs="Times New Roman"/>
+          <w:sz w:val="24"/>
+          <w:szCs w:val="24"/>
+        </w:rPr>
+      </w:pPr>
     </w:p>
     <w:p>
       <w:pPr>
@@ -8486,6 +9217,8 @@
         <w:spacing w:before="360" w:after="200"/>
         <w:rPr>
           <w:rFonts w:ascii="Times New Roman" w:hAnsi="Times New Roman" w:cs="Times New Roman"/>
+          <w:sz w:val="36"/>
+          <w:szCs w:val="36"/>
         </w:rPr>
       </w:pPr>
       <w:r>
@@ -8494,9 +9227,8 @@
           <w:b/>
           <w:bCs/>
           <w:color w:val="000000"/>
-          <w:sz w:val="30"/>
-          <w:szCs w:val="30"/>
-        </w:rPr>
+        </w:rPr>
+        <w:lastRenderedPageBreak/>
         <w:t>21. References</w:t>
       </w:r>
     </w:p>
@@ -8510,11 +9242,15 @@
         <w:spacing w:after="100"/>
         <w:rPr>
           <w:rFonts w:ascii="Times New Roman" w:hAnsi="Times New Roman" w:cs="Times New Roman"/>
-        </w:rPr>
-      </w:pPr>
-      <w:r>
-        <w:rPr>
-          <w:rFonts w:ascii="Times New Roman" w:hAnsi="Times New Roman" w:cs="Times New Roman"/>
+          <w:sz w:val="24"/>
+          <w:szCs w:val="24"/>
+        </w:rPr>
+      </w:pPr>
+      <w:r>
+        <w:rPr>
+          <w:rFonts w:ascii="Times New Roman" w:hAnsi="Times New Roman" w:cs="Times New Roman"/>
+          <w:sz w:val="24"/>
+          <w:szCs w:val="24"/>
         </w:rPr>
         <w:t>Kaggle. Agricultural Crop Yield in Indian States Dataset (1997–2020). https://www.kaggle.com/</w:t>
       </w:r>
@@ -8529,11 +9265,15 @@
         <w:spacing w:after="100"/>
         <w:rPr>
           <w:rFonts w:ascii="Times New Roman" w:hAnsi="Times New Roman" w:cs="Times New Roman"/>
-        </w:rPr>
-      </w:pPr>
-      <w:r>
-        <w:rPr>
-          <w:rFonts w:ascii="Times New Roman" w:hAnsi="Times New Roman" w:cs="Times New Roman"/>
+          <w:sz w:val="24"/>
+          <w:szCs w:val="24"/>
+        </w:rPr>
+      </w:pPr>
+      <w:r>
+        <w:rPr>
+          <w:rFonts w:ascii="Times New Roman" w:hAnsi="Times New Roman" w:cs="Times New Roman"/>
+          <w:sz w:val="24"/>
+          <w:szCs w:val="24"/>
         </w:rPr>
         <w:t>McKinney, W. (2022). Python for Data Analysis (3rd Edition). O'Reilly Media.</w:t>
       </w:r>
@@ -8548,12 +9288,16 @@
         <w:spacing w:after="100"/>
         <w:rPr>
           <w:rFonts w:ascii="Times New Roman" w:hAnsi="Times New Roman" w:cs="Times New Roman"/>
+          <w:sz w:val="24"/>
+          <w:szCs w:val="24"/>
         </w:rPr>
       </w:pPr>
       <w:proofErr w:type="spellStart"/>
       <w:r>
         <w:rPr>
           <w:rFonts w:ascii="Times New Roman" w:hAnsi="Times New Roman" w:cs="Times New Roman"/>
+          <w:sz w:val="24"/>
+          <w:szCs w:val="24"/>
         </w:rPr>
         <w:t>Pedregosa</w:t>
       </w:r>
@@ -8561,14 +9305,10 @@
       <w:r>
         <w:rPr>
           <w:rFonts w:ascii="Times New Roman" w:hAnsi="Times New Roman" w:cs="Times New Roman"/>
-        </w:rPr>
-        <w:t>, F., et al. (2011). Scikit-learn: Machine Learning i</w:t>
-      </w:r>
-      <w:r>
-        <w:rPr>
-          <w:rFonts w:ascii="Times New Roman" w:hAnsi="Times New Roman" w:cs="Times New Roman"/>
-        </w:rPr>
-        <w:t>n Python. Journal of Machine Learning Research, 12, 2825–2830.</w:t>
+          <w:sz w:val="24"/>
+          <w:szCs w:val="24"/>
+        </w:rPr>
+        <w:t>, F., et al. (2011). Scikit-learn: Machine Learning in Python. Journal of Machine Learning Research, 12, 2825–2830.</w:t>
       </w:r>
     </w:p>
     <w:p>
@@ -8581,11 +9321,15 @@
         <w:spacing w:after="100"/>
         <w:rPr>
           <w:rFonts w:ascii="Times New Roman" w:hAnsi="Times New Roman" w:cs="Times New Roman"/>
-        </w:rPr>
-      </w:pPr>
-      <w:r>
-        <w:rPr>
-          <w:rFonts w:ascii="Times New Roman" w:hAnsi="Times New Roman" w:cs="Times New Roman"/>
+          <w:sz w:val="24"/>
+          <w:szCs w:val="24"/>
+        </w:rPr>
+      </w:pPr>
+      <w:r>
+        <w:rPr>
+          <w:rFonts w:ascii="Times New Roman" w:hAnsi="Times New Roman" w:cs="Times New Roman"/>
+          <w:sz w:val="24"/>
+          <w:szCs w:val="24"/>
         </w:rPr>
         <w:t>Harris, C. R., et al. (2020). Array Programming with NumPy. Nature, 585, 357–362.</w:t>
       </w:r>
@@ -8600,11 +9344,15 @@
         <w:spacing w:after="100"/>
         <w:rPr>
           <w:rFonts w:ascii="Times New Roman" w:hAnsi="Times New Roman" w:cs="Times New Roman"/>
-        </w:rPr>
-      </w:pPr>
-      <w:r>
-        <w:rPr>
-          <w:rFonts w:ascii="Times New Roman" w:hAnsi="Times New Roman" w:cs="Times New Roman"/>
+          <w:sz w:val="24"/>
+          <w:szCs w:val="24"/>
+        </w:rPr>
+      </w:pPr>
+      <w:r>
+        <w:rPr>
+          <w:rFonts w:ascii="Times New Roman" w:hAnsi="Times New Roman" w:cs="Times New Roman"/>
+          <w:sz w:val="24"/>
+          <w:szCs w:val="24"/>
         </w:rPr>
         <w:t>Hunter, J. D. (2007). Matplotlib: A 2D Graphics Environment. Computing in Science &amp; Engineering, 9(3), 90–95.</w:t>
       </w:r>
@@ -8619,19 +9367,24 @@
         <w:spacing w:after="100"/>
         <w:rPr>
           <w:rFonts w:ascii="Times New Roman" w:hAnsi="Times New Roman" w:cs="Times New Roman"/>
-        </w:rPr>
-      </w:pPr>
-      <w:r>
-        <w:rPr>
-          <w:rFonts w:ascii="Times New Roman" w:hAnsi="Times New Roman" w:cs="Times New Roman"/>
-        </w:rPr>
-        <w:lastRenderedPageBreak/>
+          <w:sz w:val="24"/>
+          <w:szCs w:val="24"/>
+        </w:rPr>
+      </w:pPr>
+      <w:r>
+        <w:rPr>
+          <w:rFonts w:ascii="Times New Roman" w:hAnsi="Times New Roman" w:cs="Times New Roman"/>
+          <w:sz w:val="24"/>
+          <w:szCs w:val="24"/>
+        </w:rPr>
         <w:t xml:space="preserve">Waskom, M. L. (2021). Seaborn: Statistical Data Visualization. Journal of </w:t>
       </w:r>
       <w:proofErr w:type="gramStart"/>
       <w:r>
         <w:rPr>
           <w:rFonts w:ascii="Times New Roman" w:hAnsi="Times New Roman" w:cs="Times New Roman"/>
+          <w:sz w:val="24"/>
+          <w:szCs w:val="24"/>
         </w:rPr>
         <w:t>Open Source</w:t>
       </w:r>
@@ -8639,13 +9392,15 @@
       <w:r>
         <w:rPr>
           <w:rFonts w:ascii="Times New Roman" w:hAnsi="Times New Roman" w:cs="Times New Roman"/>
+          <w:sz w:val="24"/>
+          <w:szCs w:val="24"/>
         </w:rPr>
         <w:t xml:space="preserve"> Software, 6(60), 3021.</w:t>
       </w:r>
     </w:p>
     <w:sectPr>
-      <w:headerReference w:type="default" r:id="rId7"/>
-      <w:footerReference w:type="default" r:id="rId8"/>
+      <w:headerReference w:type="default" r:id="rId19"/>
+      <w:footerReference w:type="default" r:id="rId20"/>
       <w:pgSz w:w="12240" w:h="15840"/>
       <w:pgMar w:top="1440" w:right="1440" w:bottom="1440" w:left="1440" w:header="708" w:footer="708" w:gutter="0"/>
       <w:cols w:space="720"/>
@@ -8756,15 +9511,7 @@
         <w:sz w:val="18"/>
         <w:szCs w:val="18"/>
       </w:rPr>
-      <w:t>Week 1 Internship Re</w:t>
-    </w:r>
-    <w:r>
-      <w:rPr>
-        <w:color w:val="595959"/>
-        <w:sz w:val="18"/>
-        <w:szCs w:val="18"/>
-      </w:rPr>
-      <w:t>port – Samruddhi Chavan</w:t>
+      <w:t>Week 1 Internship Report – Samruddhi Chavan</w:t>
     </w:r>
   </w:p>
 </w:hdr>
@@ -9567,6 +10314,30 @@
     <w:uiPriority w:val="99"/>
     <w:rsid w:val="00577689"/>
   </w:style>
+  <w:style w:type="character" w:styleId="UnresolvedMention">
+    <w:name w:val="Unresolved Mention"/>
+    <w:basedOn w:val="DefaultParagraphFont"/>
+    <w:uiPriority w:val="99"/>
+    <w:semiHidden/>
+    <w:unhideWhenUsed/>
+    <w:rsid w:val="00494629"/>
+    <w:rPr>
+      <w:color w:val="605E5C"/>
+      <w:shd w:val="clear" w:color="auto" w:fill="E1DFDD"/>
+    </w:rPr>
+  </w:style>
+  <w:style w:type="character" w:styleId="FollowedHyperlink">
+    <w:name w:val="FollowedHyperlink"/>
+    <w:basedOn w:val="DefaultParagraphFont"/>
+    <w:uiPriority w:val="99"/>
+    <w:semiHidden/>
+    <w:unhideWhenUsed/>
+    <w:rsid w:val="00494629"/>
+    <w:rPr>
+      <w:color w:val="954F72" w:themeColor="followedHyperlink"/>
+      <w:u w:val="single"/>
+    </w:rPr>
+  </w:style>
 </w:styles>
 </file>
 
